--- a/11-变流电路/02-逆变电路/推挽逆变电路/推挽逆变电路.docx
+++ b/11-变流电路/02-逆变电路/推挽逆变电路/推挽逆变电路.docx
@@ -2193,6 +2193,20 @@
     </w:p>
     <w:bookmarkEnd w:id="26"/>
     <w:bookmarkEnd w:id="27"/>
+    <w:p>
+      <w:pPr>
+        <w:spacing w:before="360"/>
+        <w:jc w:val="center"/>
+      </w:pPr>
+      <w:r>
+        <w:rPr>
+          <w:rFonts w:ascii="Times New Roman" w:hAnsi="Times New Roman"/>
+          <w:color w:val="555555"/>
+          <w:sz w:val="21"/>
+        </w:rPr>
+        <w:t>材料收集者：杜文杰</w:t>
+      </w:r>
+    </w:p>
     <w:sectPr>
       <w:headerReference r:id="rId9" w:type="default"/>
       <w:footerReference r:id="rId10" w:type="default"/>

--- a/11-变流电路/02-逆变电路/推挽逆变电路/推挽逆变电路.docx
+++ b/11-变流电路/02-逆变电路/推挽逆变电路/推挽逆变电路.docx
@@ -1,6 +1,6 @@
 
 <file path=word/document.xml><?xml version="1.0" encoding="utf-8"?>
-<w:document xmlns:w="http://schemas.openxmlformats.org/wordprocessingml/2006/main" xmlns:m="http://schemas.openxmlformats.org/officeDocument/2006/math" xmlns:r="http://schemas.openxmlformats.org/officeDocument/2006/relationships" xmlns:o="urn:schemas-microsoft-com:office:office" xmlns:v="urn:schemas-microsoft-com:vml" xmlns:w10="urn:schemas-microsoft-com:office:word" xmlns:a="http://schemas.openxmlformats.org/drawingml/2006/main" xmlns:pic="http://schemas.openxmlformats.org/drawingml/2006/picture" xmlns:wp="http://schemas.openxmlformats.org/drawingml/2006/wordprocessingDrawing">
+<w:document xmlns:m="http://schemas.openxmlformats.org/officeDocument/2006/math" xmlns:r="http://schemas.openxmlformats.org/officeDocument/2006/relationships" xmlns:w="http://schemas.openxmlformats.org/wordprocessingml/2006/main" xmlns:o="urn:schemas-microsoft-com:office:office" xmlns:v="urn:schemas-microsoft-com:vml" xmlns:w10="urn:schemas-microsoft-com:office:word" xmlns:a="http://schemas.openxmlformats.org/drawingml/2006/main" xmlns:pic="http://schemas.openxmlformats.org/drawingml/2006/picture" xmlns:wp="http://schemas.openxmlformats.org/drawingml/2006/wordprocessingDrawing">
   <w:body>
     <w:bookmarkStart w:id="27" w:name="推挽逆变电路"/>
     <w:p>
@@ -9,7 +9,7 @@
       </w:pPr>
       <w:r>
         <w:rPr>
-          <w:rFonts w:hint="eastAsia"/>
+          <w:rFonts w:hint="eastAsia" w:eastAsia="黑体"/>
         </w:rPr>
         <w:t xml:space="preserve">推挽逆变电路</w:t>
       </w:r>
@@ -21,7 +21,7 @@
       </w:pPr>
       <w:r>
         <w:rPr>
-          <w:rFonts w:hint="eastAsia"/>
+          <w:rFonts w:hint="eastAsia" w:eastAsia="黑体"/>
         </w:rPr>
         <w:t xml:space="preserve">拓扑描述</w:t>
       </w:r>
@@ -32,16 +32,19 @@
       </w:pPr>
       <w:r>
         <w:rPr>
-          <w:rFonts w:hint="eastAsia"/>
+          <w:rFonts w:hint="eastAsia" w:eastAsia="黑体"/>
         </w:rPr>
         <w:t xml:space="preserve">由</w:t>
       </w:r>
       <w:r>
+        <w:rPr>
+          <w:rFonts w:eastAsia="黑体"/>
+        </w:rPr>
         <w:t xml:space="preserve"> </w:t>
       </w:r>
       <w:r>
         <w:rPr>
-          <w:rFonts w:hint="eastAsia"/>
+          <w:rFonts w:hint="eastAsia" w:eastAsia="黑体"/>
           <w:b/>
           <w:bCs/>
         </w:rPr>
@@ -49,6 +52,7 @@
       </w:r>
       <w:r>
         <w:rPr>
+          <w:rFonts w:eastAsia="黑体"/>
           <w:b/>
           <w:bCs/>
         </w:rPr>
@@ -88,27 +92,33 @@
       </m:oMath>
       <w:r>
         <w:rPr>
-          <w:rFonts w:hint="eastAsia"/>
+          <w:rFonts w:hint="eastAsia" w:eastAsia="黑体"/>
           <w:b/>
           <w:bCs/>
         </w:rPr>
         <w:t xml:space="preserve">（各反并联二极管）</w:t>
       </w:r>
       <w:r>
+        <w:rPr>
+          <w:rFonts w:eastAsia="黑体"/>
+        </w:rPr>
         <w:t xml:space="preserve"> </w:t>
       </w:r>
       <w:r>
         <w:rPr>
-          <w:rFonts w:hint="eastAsia"/>
+          <w:rFonts w:hint="eastAsia" w:eastAsia="黑体"/>
         </w:rPr>
         <w:t xml:space="preserve">与</w:t>
       </w:r>
       <w:r>
+        <w:rPr>
+          <w:rFonts w:eastAsia="黑体"/>
+        </w:rPr>
         <w:t xml:space="preserve"> </w:t>
       </w:r>
       <w:r>
         <w:rPr>
-          <w:rFonts w:hint="eastAsia"/>
+          <w:rFonts w:hint="eastAsia" w:eastAsia="黑体"/>
           <w:b/>
           <w:bCs/>
         </w:rPr>
@@ -116,6 +126,7 @@
       </w:r>
       <w:r>
         <w:rPr>
+          <w:rFonts w:eastAsia="黑体"/>
           <w:b/>
           <w:bCs/>
         </w:rPr>
@@ -127,17 +138,20 @@
         </m:r>
       </m:oMath>
       <w:r>
+        <w:rPr>
+          <w:rFonts w:eastAsia="黑体"/>
+        </w:rPr>
         <w:t xml:space="preserve"> </w:t>
       </w:r>
       <w:r>
         <w:rPr>
-          <w:rFonts w:hint="eastAsia"/>
+          <w:rFonts w:hint="eastAsia" w:eastAsia="黑体"/>
         </w:rPr>
         <w:t xml:space="preserve">组成。电路关键节点：</w:t>
       </w:r>
       <w:r>
         <w:rPr>
-          <w:rFonts w:hint="eastAsia"/>
+          <w:rFonts w:hint="eastAsia" w:eastAsia="黑体"/>
           <w:b/>
           <w:bCs/>
         </w:rPr>
@@ -145,6 +159,7 @@
       </w:r>
       <w:r>
         <w:rPr>
+          <w:rFonts w:eastAsia="黑体"/>
           <w:b/>
           <w:bCs/>
         </w:rPr>
@@ -152,7 +167,7 @@
       </w:r>
       <w:r>
         <w:rPr>
-          <w:rFonts w:hint="eastAsia"/>
+          <w:rFonts w:hint="eastAsia" w:eastAsia="黑体"/>
           <w:b/>
           <w:bCs/>
         </w:rPr>
@@ -160,6 +175,7 @@
       </w:r>
       <w:r>
         <w:rPr>
+          <w:rFonts w:eastAsia="黑体"/>
           <w:b/>
           <w:bCs/>
         </w:rPr>
@@ -172,13 +188,13 @@
       </m:oMath>
       <w:r>
         <w:rPr>
-          <w:rFonts w:hint="eastAsia"/>
+          <w:rFonts w:hint="eastAsia" w:eastAsia="黑体"/>
         </w:rPr>
         <w:t xml:space="preserve">（接变压器一次绕组中心抽头）；</w:t>
       </w:r>
       <w:r>
         <w:rPr>
-          <w:rFonts w:hint="eastAsia"/>
+          <w:rFonts w:hint="eastAsia" w:eastAsia="黑体"/>
           <w:b/>
           <w:bCs/>
         </w:rPr>
@@ -186,6 +202,7 @@
       </w:r>
       <w:r>
         <w:rPr>
+          <w:rFonts w:eastAsia="黑体"/>
           <w:b/>
           <w:bCs/>
         </w:rPr>
@@ -193,7 +210,7 @@
       </w:r>
       <w:r>
         <w:rPr>
-          <w:rFonts w:hint="eastAsia"/>
+          <w:rFonts w:hint="eastAsia" w:eastAsia="黑体"/>
           <w:b/>
           <w:bCs/>
         </w:rPr>
@@ -201,6 +218,7 @@
       </w:r>
       <w:r>
         <w:rPr>
+          <w:rFonts w:eastAsia="黑体"/>
           <w:b/>
           <w:bCs/>
         </w:rPr>
@@ -219,13 +237,13 @@
       </m:oMath>
       <w:r>
         <w:rPr>
-          <w:rFonts w:hint="eastAsia"/>
+          <w:rFonts w:hint="eastAsia" w:eastAsia="黑体"/>
         </w:rPr>
         <w:t xml:space="preserve">（两开关管源极公共点）；</w:t>
       </w:r>
       <w:r>
         <w:rPr>
-          <w:rFonts w:hint="eastAsia"/>
+          <w:rFonts w:hint="eastAsia" w:eastAsia="黑体"/>
           <w:b/>
           <w:bCs/>
         </w:rPr>
@@ -233,6 +251,7 @@
       </w:r>
       <w:r>
         <w:rPr>
+          <w:rFonts w:eastAsia="黑体"/>
           <w:b/>
           <w:bCs/>
         </w:rPr>
@@ -240,7 +259,7 @@
       </w:r>
       <w:r>
         <w:rPr>
-          <w:rFonts w:hint="eastAsia"/>
+          <w:rFonts w:hint="eastAsia" w:eastAsia="黑体"/>
           <w:b/>
           <w:bCs/>
         </w:rPr>
@@ -248,6 +267,7 @@
       </w:r>
       <w:r>
         <w:rPr>
+          <w:rFonts w:eastAsia="黑体"/>
           <w:b/>
           <w:bCs/>
         </w:rPr>
@@ -287,13 +307,13 @@
       </m:oMath>
       <w:r>
         <w:rPr>
-          <w:rFonts w:hint="eastAsia"/>
+          <w:rFonts w:hint="eastAsia" w:eastAsia="黑体"/>
         </w:rPr>
         <w:t xml:space="preserve">；</w:t>
       </w:r>
       <w:r>
         <w:rPr>
-          <w:rFonts w:hint="eastAsia"/>
+          <w:rFonts w:hint="eastAsia" w:eastAsia="黑体"/>
           <w:b/>
           <w:bCs/>
         </w:rPr>
@@ -301,6 +321,7 @@
       </w:r>
       <w:r>
         <w:rPr>
+          <w:rFonts w:eastAsia="黑体"/>
           <w:b/>
           <w:bCs/>
         </w:rPr>
@@ -308,7 +329,7 @@
       </w:r>
       <w:r>
         <w:rPr>
-          <w:rFonts w:hint="eastAsia"/>
+          <w:rFonts w:hint="eastAsia" w:eastAsia="黑体"/>
           <w:b/>
           <w:bCs/>
         </w:rPr>
@@ -316,7 +337,7 @@
       </w:r>
       <w:r>
         <w:rPr>
-          <w:rFonts w:hint="eastAsia"/>
+          <w:rFonts w:hint="eastAsia" w:eastAsia="黑体"/>
         </w:rPr>
         <w:t xml:space="preserve">（副边经整流滤波后接负载）。</w:t>
       </w:r>
@@ -325,28 +346,34 @@
       <w:pPr/>
       <w:r>
         <w:rPr>
-          <w:rFonts w:hint="eastAsia"/>
+          <w:rFonts w:hint="eastAsia" w:eastAsia="黑体"/>
         </w:rPr>
         <w:t xml:space="preserve">各元件管脚连接：</w:t>
       </w:r>
       <w:r>
         <w:rPr>
-          <w:rFonts w:hint="eastAsia"/>
+          <w:rFonts w:hint="eastAsia" w:eastAsia="黑体"/>
           <w:b/>
           <w:bCs/>
         </w:rPr>
         <w:t xml:space="preserve">变压器一次绕组</w:t>
       </w:r>
       <w:r>
+        <w:rPr>
+          <w:rFonts w:eastAsia="黑体"/>
+        </w:rPr>
         <w:t xml:space="preserve"> </w:t>
       </w:r>
       <w:r>
         <w:rPr>
-          <w:rFonts w:hint="eastAsia"/>
+          <w:rFonts w:hint="eastAsia" w:eastAsia="黑体"/>
         </w:rPr>
         <w:t xml:space="preserve">中心抽头接</w:t>
       </w:r>
       <w:r>
+        <w:rPr>
+          <w:rFonts w:eastAsia="黑体"/>
+        </w:rPr>
         <w:t xml:space="preserve"> </w:t>
       </w:r>
       <m:oMath>
@@ -356,11 +383,14 @@
       </m:oMath>
       <w:r>
         <w:rPr>
-          <w:rFonts w:hint="eastAsia"/>
+          <w:rFonts w:hint="eastAsia" w:eastAsia="黑体"/>
         </w:rPr>
         <w:t xml:space="preserve">，两端</w:t>
       </w:r>
       <w:r>
+        <w:rPr>
+          <w:rFonts w:eastAsia="黑体"/>
+        </w:rPr>
         <w:t xml:space="preserve"> </w:t>
       </w:r>
       <m:oMath>
@@ -378,6 +408,9 @@
         </m:sSub>
       </m:oMath>
       <w:r>
+        <w:rPr>
+          <w:rFonts w:eastAsia="黑体"/>
+        </w:rPr>
         <w:t xml:space="preserve">、</w:t>
       </w:r>
       <m:oMath>
@@ -395,15 +428,21 @@
         </m:sSub>
       </m:oMath>
       <w:r>
+        <w:rPr>
+          <w:rFonts w:eastAsia="黑体"/>
+        </w:rPr>
         <w:t xml:space="preserve"> </w:t>
       </w:r>
       <w:r>
         <w:rPr>
-          <w:rFonts w:hint="eastAsia"/>
+          <w:rFonts w:hint="eastAsia" w:eastAsia="黑体"/>
         </w:rPr>
         <w:t xml:space="preserve">分别接</w:t>
       </w:r>
       <w:r>
+        <w:rPr>
+          <w:rFonts w:eastAsia="黑体"/>
+        </w:rPr>
         <w:t xml:space="preserve"> </w:t>
       </w:r>
       <m:oMath>
@@ -421,6 +460,9 @@
         </m:sSub>
       </m:oMath>
       <w:r>
+        <w:rPr>
+          <w:rFonts w:eastAsia="黑体"/>
+        </w:rPr>
         <w:t xml:space="preserve">、</w:t>
       </w:r>
       <m:oMath>
@@ -438,20 +480,26 @@
         </m:sSub>
       </m:oMath>
       <w:r>
+        <w:rPr>
+          <w:rFonts w:eastAsia="黑体"/>
+        </w:rPr>
         <w:t xml:space="preserve"> </w:t>
       </w:r>
       <w:r>
         <w:rPr>
-          <w:rFonts w:hint="eastAsia"/>
+          <w:rFonts w:hint="eastAsia" w:eastAsia="黑体"/>
         </w:rPr>
         <w:t xml:space="preserve">的漏极</w:t>
       </w:r>
       <w:r>
+        <w:rPr>
+          <w:rFonts w:eastAsia="黑体"/>
+        </w:rPr>
         <w:t xml:space="preserve"> </w:t>
       </w:r>
       <w:r>
         <w:rPr>
-          <w:rFonts w:hint="eastAsia"/>
+          <w:rFonts w:hint="eastAsia" w:eastAsia="黑体"/>
         </w:rPr>
         <w:t xml:space="preserve">D；</w:t>
       </w:r>
@@ -470,24 +518,33 @@
         </m:sSub>
       </m:oMath>
       <w:r>
+        <w:rPr>
+          <w:rFonts w:eastAsia="黑体"/>
+        </w:rPr>
         <w:t xml:space="preserve"> </w:t>
       </w:r>
       <w:r>
         <w:rPr>
-          <w:rFonts w:hint="eastAsia"/>
+          <w:rFonts w:hint="eastAsia" w:eastAsia="黑体"/>
         </w:rPr>
         <w:t xml:space="preserve">的</w:t>
       </w:r>
       <w:r>
+        <w:rPr>
+          <w:rFonts w:eastAsia="黑体"/>
+        </w:rPr>
         <w:t xml:space="preserve"> D </w:t>
       </w:r>
       <w:r>
         <w:rPr>
-          <w:rFonts w:hint="eastAsia"/>
+          <w:rFonts w:hint="eastAsia" w:eastAsia="黑体"/>
         </w:rPr>
         <w:t xml:space="preserve">接</w:t>
       </w:r>
       <w:r>
+        <w:rPr>
+          <w:rFonts w:eastAsia="黑体"/>
+        </w:rPr>
         <w:t xml:space="preserve"> </w:t>
       </w:r>
       <m:oMath>
@@ -505,20 +562,26 @@
         </m:sSub>
       </m:oMath>
       <w:r>
+        <w:rPr>
+          <w:rFonts w:eastAsia="黑体"/>
+        </w:rPr>
         <w:t xml:space="preserve">、S </w:t>
       </w:r>
       <w:r>
         <w:rPr>
-          <w:rFonts w:hint="eastAsia"/>
+          <w:rFonts w:hint="eastAsia" w:eastAsia="黑体"/>
         </w:rPr>
         <w:t xml:space="preserve">接</w:t>
       </w:r>
       <w:r>
+        <w:rPr>
+          <w:rFonts w:eastAsia="黑体"/>
+        </w:rPr>
         <w:t xml:space="preserve"> GND、G </w:t>
       </w:r>
       <w:r>
         <w:rPr>
-          <w:rFonts w:hint="eastAsia"/>
+          <w:rFonts w:hint="eastAsia" w:eastAsia="黑体"/>
         </w:rPr>
         <w:t xml:space="preserve">接驱动信号；</w:t>
       </w:r>
@@ -537,24 +600,33 @@
         </m:sSub>
       </m:oMath>
       <w:r>
+        <w:rPr>
+          <w:rFonts w:eastAsia="黑体"/>
+        </w:rPr>
         <w:t xml:space="preserve"> </w:t>
       </w:r>
       <w:r>
         <w:rPr>
-          <w:rFonts w:hint="eastAsia"/>
+          <w:rFonts w:hint="eastAsia" w:eastAsia="黑体"/>
         </w:rPr>
         <w:t xml:space="preserve">的</w:t>
       </w:r>
       <w:r>
+        <w:rPr>
+          <w:rFonts w:eastAsia="黑体"/>
+        </w:rPr>
         <w:t xml:space="preserve"> D </w:t>
       </w:r>
       <w:r>
         <w:rPr>
-          <w:rFonts w:hint="eastAsia"/>
+          <w:rFonts w:hint="eastAsia" w:eastAsia="黑体"/>
         </w:rPr>
         <w:t xml:space="preserve">接</w:t>
       </w:r>
       <w:r>
+        <w:rPr>
+          <w:rFonts w:eastAsia="黑体"/>
+        </w:rPr>
         <w:t xml:space="preserve"> </w:t>
       </w:r>
       <m:oMath>
@@ -572,55 +644,70 @@
         </m:sSub>
       </m:oMath>
       <w:r>
+        <w:rPr>
+          <w:rFonts w:eastAsia="黑体"/>
+        </w:rPr>
         <w:t xml:space="preserve">、S </w:t>
       </w:r>
       <w:r>
         <w:rPr>
-          <w:rFonts w:hint="eastAsia"/>
+          <w:rFonts w:hint="eastAsia" w:eastAsia="黑体"/>
         </w:rPr>
         <w:t xml:space="preserve">接</w:t>
       </w:r>
       <w:r>
+        <w:rPr>
+          <w:rFonts w:eastAsia="黑体"/>
+        </w:rPr>
         <w:t xml:space="preserve"> GND、G </w:t>
       </w:r>
       <w:r>
         <w:rPr>
-          <w:rFonts w:hint="eastAsia"/>
+          <w:rFonts w:hint="eastAsia" w:eastAsia="黑体"/>
         </w:rPr>
         <w:t xml:space="preserve">接驱动信号；两管反并联二极管阳极接</w:t>
       </w:r>
       <w:r>
+        <w:rPr>
+          <w:rFonts w:eastAsia="黑体"/>
+        </w:rPr>
         <w:t xml:space="preserve"> </w:t>
       </w:r>
       <w:r>
         <w:rPr>
-          <w:rFonts w:hint="eastAsia"/>
+          <w:rFonts w:hint="eastAsia" w:eastAsia="黑体"/>
         </w:rPr>
         <w:t xml:space="preserve">S、阴极接</w:t>
       </w:r>
       <w:r>
+        <w:rPr>
+          <w:rFonts w:eastAsia="黑体"/>
+        </w:rPr>
         <w:t xml:space="preserve"> </w:t>
       </w:r>
       <w:r>
         <w:rPr>
-          <w:rFonts w:hint="eastAsia"/>
+          <w:rFonts w:hint="eastAsia" w:eastAsia="黑体"/>
         </w:rPr>
         <w:t xml:space="preserve">D；</w:t>
       </w:r>
       <w:r>
         <w:rPr>
-          <w:rFonts w:hint="eastAsia"/>
+          <w:rFonts w:hint="eastAsia" w:eastAsia="黑体"/>
           <w:b/>
           <w:bCs/>
         </w:rPr>
         <w:t xml:space="preserve">二次绕组</w:t>
       </w:r>
       <w:r>
+        <w:rPr>
+          <w:rFonts w:eastAsia="黑体"/>
+        </w:rPr>
         <w:t xml:space="preserve"> </w:t>
       </w:r>
       <w:r>
         <w:rPr>
-          <w:rFonts w:hint="eastAsia"/>
+          <w:rFonts w:hint="eastAsia" w:eastAsia="黑体"/>
         </w:rPr>
         <w:t xml:space="preserve">两端经整流/滤波接负载，副边感生交流输出。</w:t>
       </w:r>
@@ -629,16 +716,19 @@
       <w:pPr/>
       <w:r>
         <w:rPr>
-          <w:rFonts w:hint="eastAsia"/>
+          <w:rFonts w:hint="eastAsia" w:eastAsia="黑体"/>
         </w:rPr>
         <w:t xml:space="preserve">由此构成”两管推挽</w:t>
       </w:r>
       <w:r>
+        <w:rPr>
+          <w:rFonts w:eastAsia="黑体"/>
+        </w:rPr>
         <w:t xml:space="preserve"> + </w:t>
       </w:r>
       <w:r>
         <w:rPr>
-          <w:rFonts w:hint="eastAsia"/>
+          <w:rFonts w:hint="eastAsia" w:eastAsia="黑体"/>
         </w:rPr>
         <w:t xml:space="preserve">中心抽头一次绕组”的推挽逆变组态，</w:t>
       </w:r>
@@ -657,6 +747,9 @@
         </m:sSub>
       </m:oMath>
       <w:r>
+        <w:rPr>
+          <w:rFonts w:eastAsia="黑体"/>
+        </w:rPr>
         <w:t xml:space="preserve">、</w:t>
       </w:r>
       <m:oMath>
@@ -674,29 +767,38 @@
         </m:sSub>
       </m:oMath>
       <w:r>
+        <w:rPr>
+          <w:rFonts w:eastAsia="黑体"/>
+        </w:rPr>
         <w:t xml:space="preserve"> </w:t>
       </w:r>
       <w:r>
         <w:rPr>
-          <w:rFonts w:hint="eastAsia"/>
+          <w:rFonts w:hint="eastAsia" w:eastAsia="黑体"/>
         </w:rPr>
         <w:t xml:space="preserve">交替导通使一次绕组左右两半段交替承压、磁通双向变化，副边输出交变方波，常用于中小功率</w:t>
       </w:r>
       <w:r>
+        <w:rPr>
+          <w:rFonts w:eastAsia="黑体"/>
+        </w:rPr>
         <w:t xml:space="preserve"> DC-DC </w:t>
       </w:r>
       <w:r>
         <w:rPr>
-          <w:rFonts w:hint="eastAsia"/>
+          <w:rFonts w:hint="eastAsia" w:eastAsia="黑体"/>
         </w:rPr>
         <w:t xml:space="preserve">与</w:t>
       </w:r>
       <w:r>
+        <w:rPr>
+          <w:rFonts w:eastAsia="黑体"/>
+        </w:rPr>
         <w:t xml:space="preserve"> DC-AC </w:t>
       </w:r>
       <w:r>
         <w:rPr>
-          <w:rFonts w:hint="eastAsia"/>
+          <w:rFonts w:hint="eastAsia" w:eastAsia="黑体"/>
         </w:rPr>
         <w:t xml:space="preserve">逆变。</w:t>
       </w:r>
@@ -709,7 +811,7 @@
       </w:pPr>
       <w:r>
         <w:rPr>
-          <w:rFonts w:hint="eastAsia"/>
+          <w:rFonts w:hint="eastAsia" w:eastAsia="黑体"/>
         </w:rPr>
         <w:t xml:space="preserve">工作原理</w:t>
       </w:r>
@@ -719,20 +821,26 @@
         <w:pStyle w:val="FirstParagraph"/>
       </w:pPr>
       <w:r>
+        <w:rPr>
+          <w:rFonts w:eastAsia="黑体"/>
+        </w:rPr>
         <w:t xml:space="preserve">T1 </w:t>
       </w:r>
       <w:r>
         <w:rPr>
-          <w:rFonts w:hint="eastAsia"/>
+          <w:rFonts w:hint="eastAsia" w:eastAsia="黑体"/>
         </w:rPr>
         <w:t xml:space="preserve">导通时一次绕组上半段承压，磁通正向；T2</w:t>
       </w:r>
       <w:r>
+        <w:rPr>
+          <w:rFonts w:eastAsia="黑体"/>
+        </w:rPr>
         <w:t xml:space="preserve"> </w:t>
       </w:r>
       <w:r>
         <w:rPr>
-          <w:rFonts w:hint="eastAsia"/>
+          <w:rFonts w:hint="eastAsia" w:eastAsia="黑体"/>
         </w:rPr>
         <w:t xml:space="preserve">导通时下半段承压，磁通反向。交替导通使变压器磁通双向变化，副边感应出正负交替的方波电压输出。</w:t>
       </w:r>
@@ -745,7 +853,7 @@
       </w:pPr>
       <w:r>
         <w:rPr>
-          <w:rFonts w:hint="eastAsia"/>
+          <w:rFonts w:hint="eastAsia" w:eastAsia="黑体"/>
         </w:rPr>
         <w:t xml:space="preserve">关键计算公式</w:t>
       </w:r>
@@ -759,7 +867,7 @@
       </w:pPr>
       <w:r>
         <w:rPr>
-          <w:rFonts w:hint="eastAsia"/>
+          <w:rFonts w:hint="eastAsia" w:eastAsia="黑体"/>
         </w:rPr>
         <w:t xml:space="preserve">开关管承受的电压（约两倍母线电压加尖峰）：</w:t>
       </w:r>
@@ -822,11 +930,14 @@
       </w:pPr>
       <w:r>
         <w:rPr>
-          <w:rFonts w:hint="eastAsia"/>
+          <w:rFonts w:hint="eastAsia" w:eastAsia="黑体"/>
         </w:rPr>
         <w:t xml:space="preserve">输出基波电压（方波，变压器变比</w:t>
       </w:r>
       <w:r>
+        <w:rPr>
+          <w:rFonts w:eastAsia="黑体"/>
+        </w:rPr>
         <w:t xml:space="preserve"> </w:t>
       </w:r>
       <m:oMath>
@@ -872,7 +983,7 @@
       </m:oMath>
       <w:r>
         <w:rPr>
-          <w:rFonts w:hint="eastAsia"/>
+          <w:rFonts w:hint="eastAsia" w:eastAsia="黑体"/>
         </w:rPr>
         <w:t xml:space="preserve">）：</w:t>
       </w:r>
@@ -950,11 +1061,14 @@
       </w:pPr>
       <w:r>
         <w:rPr>
-          <w:rFonts w:hint="eastAsia"/>
+          <w:rFonts w:hint="eastAsia" w:eastAsia="黑体"/>
         </w:rPr>
         <w:t xml:space="preserve">变压器变比（含一次侧每段匝数</w:t>
       </w:r>
       <w:r>
+        <w:rPr>
+          <w:rFonts w:eastAsia="黑体"/>
+        </w:rPr>
         <w:t xml:space="preserve"> </w:t>
       </w:r>
       <m:oMath>
@@ -973,7 +1087,7 @@
       </m:oMath>
       <w:r>
         <w:rPr>
-          <w:rFonts w:hint="eastAsia"/>
+          <w:rFonts w:hint="eastAsia" w:eastAsia="黑体"/>
         </w:rPr>
         <w:t xml:space="preserve">）：</w:t>
       </w:r>
@@ -1042,7 +1156,7 @@
       </w:pPr>
       <w:r>
         <w:rPr>
-          <w:rFonts w:hint="eastAsia"/>
+          <w:rFonts w:hint="eastAsia" w:eastAsia="黑体"/>
         </w:rPr>
         <w:t xml:space="preserve">输出频率：</w:t>
       </w:r>
@@ -1133,7 +1247,7 @@
             </w:pPr>
             <w:r>
               <w:rPr>
-                <w:rFonts w:hint="eastAsia"/>
+                <w:rFonts w:hint="eastAsia" w:eastAsia="黑体"/>
               </w:rPr>
               <w:t xml:space="preserve">符号</w:t>
             </w:r>
@@ -1147,7 +1261,7 @@
             </w:pPr>
             <w:r>
               <w:rPr>
-                <w:rFonts w:hint="eastAsia"/>
+                <w:rFonts w:hint="eastAsia" w:eastAsia="黑体"/>
               </w:rPr>
               <w:t xml:space="preserve">含义</w:t>
             </w:r>
@@ -1161,7 +1275,7 @@
             </w:pPr>
             <w:r>
               <w:rPr>
-                <w:rFonts w:hint="eastAsia"/>
+                <w:rFonts w:hint="eastAsia" w:eastAsia="黑体"/>
               </w:rPr>
               <w:t xml:space="preserve">单位</w:t>
             </w:r>
@@ -1190,6 +1304,9 @@
               </m:sSub>
             </m:oMath>
             <w:r>
+              <w:rPr>
+                <w:rFonts w:eastAsia="黑体"/>
+              </w:rPr>
               <w:t xml:space="preserve">​</w:t>
             </w:r>
           </w:p>
@@ -1202,7 +1319,7 @@
             </w:pPr>
             <w:r>
               <w:rPr>
-                <w:rFonts w:hint="eastAsia"/>
+                <w:rFonts w:hint="eastAsia" w:eastAsia="黑体"/>
               </w:rPr>
               <w:t xml:space="preserve">直流母线电压</w:t>
             </w:r>
@@ -1215,6 +1332,9 @@
               <w:pStyle w:val="Compact"/>
             </w:pPr>
             <w:r>
+              <w:rPr>
+                <w:rFonts w:eastAsia="黑体"/>
+              </w:rPr>
               <w:t xml:space="preserve">V</w:t>
             </w:r>
           </w:p>
@@ -1245,6 +1365,9 @@
               </m:sSub>
             </m:oMath>
             <w:r>
+              <w:rPr>
+                <w:rFonts w:eastAsia="黑体"/>
+              </w:rPr>
               <w:t xml:space="preserve">​</w:t>
             </w:r>
           </w:p>
@@ -1257,7 +1380,7 @@
             </w:pPr>
             <w:r>
               <w:rPr>
-                <w:rFonts w:hint="eastAsia"/>
+                <w:rFonts w:hint="eastAsia" w:eastAsia="黑体"/>
               </w:rPr>
               <w:t xml:space="preserve">开关管承受电压</w:t>
             </w:r>
@@ -1270,6 +1393,9 @@
               <w:pStyle w:val="Compact"/>
             </w:pPr>
             <w:r>
+              <w:rPr>
+                <w:rFonts w:eastAsia="黑体"/>
+              </w:rPr>
               <w:t xml:space="preserve">V</w:t>
             </w:r>
           </w:p>
@@ -1288,6 +1414,9 @@
               </m:r>
             </m:oMath>
             <w:r>
+              <w:rPr>
+                <w:rFonts w:eastAsia="黑体"/>
+              </w:rPr>
               <w:t xml:space="preserve">​</w:t>
             </w:r>
           </w:p>
@@ -1300,7 +1429,7 @@
             </w:pPr>
             <w:r>
               <w:rPr>
-                <w:rFonts w:hint="eastAsia"/>
+                <w:rFonts w:hint="eastAsia" w:eastAsia="黑体"/>
               </w:rPr>
               <w:t xml:space="preserve">变压器变比（副边/一次）</w:t>
             </w:r>
@@ -1313,6 +1442,9 @@
               <w:pStyle w:val="Compact"/>
             </w:pPr>
             <w:r>
+              <w:rPr>
+                <w:rFonts w:eastAsia="黑体"/>
+              </w:rPr>
               <w:t xml:space="preserve">—</w:t>
             </w:r>
           </w:p>
@@ -1340,6 +1472,9 @@
               </m:sSub>
             </m:oMath>
             <w:r>
+              <w:rPr>
+                <w:rFonts w:eastAsia="黑体"/>
+              </w:rPr>
               <w:t xml:space="preserve">​</w:t>
             </w:r>
           </w:p>
@@ -1352,7 +1487,7 @@
             </w:pPr>
             <w:r>
               <w:rPr>
-                <w:rFonts w:hint="eastAsia"/>
+                <w:rFonts w:hint="eastAsia" w:eastAsia="黑体"/>
               </w:rPr>
               <w:t xml:space="preserve">一次侧单段匝数</w:t>
             </w:r>
@@ -1366,7 +1501,7 @@
             </w:pPr>
             <w:r>
               <w:rPr>
-                <w:rFonts w:hint="eastAsia"/>
+                <w:rFonts w:hint="eastAsia" w:eastAsia="黑体"/>
               </w:rPr>
               <w:t xml:space="preserve">匝</w:t>
             </w:r>
@@ -1395,6 +1530,9 @@
               </m:sSub>
             </m:oMath>
             <w:r>
+              <w:rPr>
+                <w:rFonts w:eastAsia="黑体"/>
+              </w:rPr>
               <w:t xml:space="preserve">​</w:t>
             </w:r>
           </w:p>
@@ -1407,7 +1545,7 @@
             </w:pPr>
             <w:r>
               <w:rPr>
-                <w:rFonts w:hint="eastAsia"/>
+                <w:rFonts w:hint="eastAsia" w:eastAsia="黑体"/>
               </w:rPr>
               <w:t xml:space="preserve">二次侧匝数</w:t>
             </w:r>
@@ -1421,7 +1559,7 @@
             </w:pPr>
             <w:r>
               <w:rPr>
-                <w:rFonts w:hint="eastAsia"/>
+                <w:rFonts w:hint="eastAsia" w:eastAsia="黑体"/>
               </w:rPr>
               <w:t xml:space="preserve">匝</w:t>
             </w:r>
@@ -1450,6 +1588,9 @@
               </m:sSub>
             </m:oMath>
             <w:r>
+              <w:rPr>
+                <w:rFonts w:eastAsia="黑体"/>
+              </w:rPr>
               <w:t xml:space="preserve">​</w:t>
             </w:r>
           </w:p>
@@ -1462,7 +1603,7 @@
             </w:pPr>
             <w:r>
               <w:rPr>
-                <w:rFonts w:hint="eastAsia"/>
+                <w:rFonts w:hint="eastAsia" w:eastAsia="黑体"/>
               </w:rPr>
               <w:t xml:space="preserve">输出频率</w:t>
             </w:r>
@@ -1475,6 +1616,9 @@
               <w:pStyle w:val="Compact"/>
             </w:pPr>
             <w:r>
+              <w:rPr>
+                <w:rFonts w:eastAsia="黑体"/>
+              </w:rPr>
               <w:t xml:space="preserve">Hz</w:t>
             </w:r>
           </w:p>
@@ -1489,7 +1633,7 @@
       </w:pPr>
       <w:r>
         <w:rPr>
-          <w:rFonts w:hint="eastAsia"/>
+          <w:rFonts w:hint="eastAsia" w:eastAsia="黑体"/>
         </w:rPr>
         <w:t xml:space="preserve">元件调整影响</w:t>
       </w:r>
@@ -1518,6 +1662,7 @@
       </m:oMath>
       <w:r>
         <w:rPr>
+          <w:rFonts w:eastAsia="黑体"/>
           <w:b/>
           <w:bCs/>
         </w:rPr>
@@ -1525,20 +1670,27 @@
       </w:r>
       <w:r>
         <w:rPr>
+          <w:rFonts w:eastAsia="黑体"/>
           <w:b/>
           <w:bCs/>
         </w:rPr>
         <w:t xml:space="preserve">↑</w:t>
       </w:r>
       <w:r>
+        <w:rPr>
+          <w:rFonts w:eastAsia="黑体"/>
+        </w:rPr>
         <w:t xml:space="preserve"> </w:t>
       </w:r>
       <w:r>
+        <w:rPr>
+          <w:rFonts w:eastAsia="黑体"/>
+        </w:rPr>
         <w:t xml:space="preserve">→ </w:t>
       </w:r>
       <w:r>
         <w:rPr>
-          <w:rFonts w:hint="eastAsia"/>
+          <w:rFonts w:hint="eastAsia" w:eastAsia="黑体"/>
         </w:rPr>
         <w:t xml:space="preserve">输出电压升高，但开关管耐压（</w:t>
       </w:r>
@@ -1561,7 +1713,7 @@
       </m:oMath>
       <w:r>
         <w:rPr>
-          <w:rFonts w:hint="eastAsia"/>
+          <w:rFonts w:hint="eastAsia" w:eastAsia="黑体"/>
         </w:rPr>
         <w:t xml:space="preserve">）要求迅速提高。</w:t>
       </w:r>
@@ -1576,7 +1728,7 @@
       </w:pPr>
       <w:r>
         <w:rPr>
-          <w:rFonts w:hint="eastAsia"/>
+          <w:rFonts w:hint="eastAsia" w:eastAsia="黑体"/>
           <w:b/>
           <w:bCs/>
         </w:rPr>
@@ -1584,6 +1736,7 @@
       </w:r>
       <w:r>
         <w:rPr>
+          <w:rFonts w:eastAsia="黑体"/>
           <w:b/>
           <w:bCs/>
         </w:rPr>
@@ -1596,6 +1749,7 @@
       </m:oMath>
       <w:r>
         <w:rPr>
+          <w:rFonts w:eastAsia="黑体"/>
           <w:b/>
           <w:bCs/>
         </w:rPr>
@@ -1603,20 +1757,27 @@
       </w:r>
       <w:r>
         <w:rPr>
+          <w:rFonts w:eastAsia="黑体"/>
           <w:b/>
           <w:bCs/>
         </w:rPr>
         <w:t xml:space="preserve">↑</w:t>
       </w:r>
       <w:r>
+        <w:rPr>
+          <w:rFonts w:eastAsia="黑体"/>
+        </w:rPr>
         <w:t xml:space="preserve"> </w:t>
       </w:r>
       <w:r>
+        <w:rPr>
+          <w:rFonts w:eastAsia="黑体"/>
+        </w:rPr>
         <w:t xml:space="preserve">→ </w:t>
       </w:r>
       <w:r>
         <w:rPr>
-          <w:rFonts w:hint="eastAsia"/>
+          <w:rFonts w:hint="eastAsia" w:eastAsia="黑体"/>
         </w:rPr>
         <w:t xml:space="preserve">输出电压升高，输出电流能力下降。</w:t>
       </w:r>
@@ -1631,7 +1792,7 @@
       </w:pPr>
       <w:r>
         <w:rPr>
-          <w:rFonts w:hint="eastAsia"/>
+          <w:rFonts w:hint="eastAsia" w:eastAsia="黑体"/>
           <w:b/>
           <w:bCs/>
         </w:rPr>
@@ -1639,20 +1800,27 @@
       </w:r>
       <w:r>
         <w:rPr>
+          <w:rFonts w:eastAsia="黑体"/>
           <w:b/>
           <w:bCs/>
         </w:rPr>
         <w:t xml:space="preserve"> ↑</w:t>
       </w:r>
       <w:r>
+        <w:rPr>
+          <w:rFonts w:eastAsia="黑体"/>
+        </w:rPr>
         <w:t xml:space="preserve"> </w:t>
       </w:r>
       <w:r>
+        <w:rPr>
+          <w:rFonts w:eastAsia="黑体"/>
+        </w:rPr>
         <w:t xml:space="preserve">→ </w:t>
       </w:r>
       <w:r>
         <w:rPr>
-          <w:rFonts w:hint="eastAsia"/>
+          <w:rFonts w:hint="eastAsia" w:eastAsia="黑体"/>
         </w:rPr>
         <w:t xml:space="preserve">输出电压升高，但需留死区避免两管同时导通。</w:t>
       </w:r>
@@ -1667,7 +1835,7 @@
       </w:pPr>
       <w:r>
         <w:rPr>
-          <w:rFonts w:hint="eastAsia"/>
+          <w:rFonts w:hint="eastAsia" w:eastAsia="黑体"/>
           <w:b/>
           <w:bCs/>
         </w:rPr>
@@ -1675,20 +1843,27 @@
       </w:r>
       <w:r>
         <w:rPr>
+          <w:rFonts w:eastAsia="黑体"/>
           <w:b/>
           <w:bCs/>
         </w:rPr>
         <w:t xml:space="preserve"> ↑</w:t>
       </w:r>
       <w:r>
+        <w:rPr>
+          <w:rFonts w:eastAsia="黑体"/>
+        </w:rPr>
         <w:t xml:space="preserve"> </w:t>
       </w:r>
       <w:r>
+        <w:rPr>
+          <w:rFonts w:eastAsia="黑体"/>
+        </w:rPr>
         <w:t xml:space="preserve">→ </w:t>
       </w:r>
       <w:r>
         <w:rPr>
-          <w:rFonts w:hint="eastAsia"/>
+          <w:rFonts w:hint="eastAsia" w:eastAsia="黑体"/>
         </w:rPr>
         <w:t xml:space="preserve">变压器体积减小，但磁芯损耗与开关损耗增大。</w:t>
       </w:r>
@@ -1701,7 +1876,7 @@
       </w:pPr>
       <w:r>
         <w:rPr>
-          <w:rFonts w:hint="eastAsia"/>
+          <w:rFonts w:hint="eastAsia" w:eastAsia="黑体"/>
         </w:rPr>
         <w:t xml:space="preserve">典型参数示例</w:t>
       </w:r>
@@ -1716,11 +1891,14 @@
       </w:pPr>
       <w:r>
         <w:rPr>
-          <w:rFonts w:hint="eastAsia"/>
+          <w:rFonts w:hint="eastAsia" w:eastAsia="黑体"/>
         </w:rPr>
         <w:t xml:space="preserve">取</w:t>
       </w:r>
       <w:r>
+        <w:rPr>
+          <w:rFonts w:eastAsia="黑体"/>
+        </w:rPr>
         <w:t xml:space="preserve"> </w:t>
       </w:r>
       <m:oMath>
@@ -1758,11 +1936,14 @@
       </m:oMath>
       <w:r>
         <w:rPr>
-          <w:rFonts w:hint="eastAsia"/>
+          <w:rFonts w:hint="eastAsia" w:eastAsia="黑体"/>
         </w:rPr>
         <w:t xml:space="preserve">：开关管需承受</w:t>
       </w:r>
       <w:r>
+        <w:rPr>
+          <w:rFonts w:eastAsia="黑体"/>
+        </w:rPr>
         <w:t xml:space="preserve"> </w:t>
       </w:r>
       <m:oMath>
@@ -1820,24 +2001,33 @@
         </m:r>
       </m:oMath>
       <w:r>
+        <w:rPr>
+          <w:rFonts w:eastAsia="黑体"/>
+        </w:rPr>
         <w:t xml:space="preserve"> </w:t>
       </w:r>
       <w:r>
         <w:rPr>
-          <w:rFonts w:hint="eastAsia"/>
+          <w:rFonts w:hint="eastAsia" w:eastAsia="黑体"/>
         </w:rPr>
         <w:t xml:space="preserve">加漏感尖峰，实际选</w:t>
       </w:r>
       <w:r>
+        <w:rPr>
+          <w:rFonts w:eastAsia="黑体"/>
+        </w:rPr>
         <w:t xml:space="preserve"> 50 V </w:t>
       </w:r>
       <w:r>
         <w:rPr>
-          <w:rFonts w:hint="eastAsia"/>
+          <w:rFonts w:hint="eastAsia" w:eastAsia="黑体"/>
         </w:rPr>
         <w:t xml:space="preserve">以上</w:t>
       </w:r>
       <w:r>
+        <w:rPr>
+          <w:rFonts w:eastAsia="黑体"/>
+        </w:rPr>
         <w:t xml:space="preserve"> MOSFET。</w:t>
       </w:r>
     </w:p>
@@ -1851,11 +2041,14 @@
       </w:pPr>
       <w:r>
         <w:rPr>
-          <w:rFonts w:hint="eastAsia"/>
+          <w:rFonts w:hint="eastAsia" w:eastAsia="黑体"/>
         </w:rPr>
         <w:t xml:space="preserve">取</w:t>
       </w:r>
       <w:r>
+        <w:rPr>
+          <w:rFonts w:eastAsia="黑体"/>
+        </w:rPr>
         <w:t xml:space="preserve"> </w:t>
       </w:r>
       <m:oMath>
@@ -1892,6 +2085,9 @@
         </m:r>
       </m:oMath>
       <w:r>
+        <w:rPr>
+          <w:rFonts w:eastAsia="黑体"/>
+        </w:rPr>
         <w:t xml:space="preserve">、</w:t>
       </w:r>
       <m:oMath>
@@ -1910,11 +2106,14 @@
       </m:oMath>
       <w:r>
         <w:rPr>
-          <w:rFonts w:hint="eastAsia"/>
+          <w:rFonts w:hint="eastAsia" w:eastAsia="黑体"/>
         </w:rPr>
         <w:t xml:space="preserve">（升压）：方波输出基波幅值</w:t>
       </w:r>
       <w:r>
+        <w:rPr>
+          <w:rFonts w:eastAsia="黑体"/>
+        </w:rPr>
         <w:t xml:space="preserve"> </w:t>
       </w:r>
       <m:oMath>
@@ -1993,6 +2192,9 @@
         </m:r>
       </m:oMath>
       <w:r>
+        <w:rPr>
+          <w:rFonts w:eastAsia="黑体"/>
+        </w:rPr>
         <w:t xml:space="preserve">。</w:t>
       </w:r>
     </w:p>
@@ -2004,7 +2206,7 @@
       </w:pPr>
       <w:r>
         <w:rPr>
-          <w:rFonts w:hint="eastAsia"/>
+          <w:rFonts w:hint="eastAsia" w:eastAsia="黑体"/>
         </w:rPr>
         <w:t xml:space="preserve">常见器件型号</w:t>
       </w:r>
@@ -2019,7 +2221,7 @@
       </w:pPr>
       <w:r>
         <w:rPr>
-          <w:rFonts w:hint="eastAsia"/>
+          <w:rFonts w:hint="eastAsia" w:eastAsia="黑体"/>
         </w:rPr>
         <w:t xml:space="preserve">MOSFET：IRF3205、IRFZ44N、STP80NF70。</w:t>
       </w:r>
@@ -2034,7 +2236,7 @@
       </w:pPr>
       <w:r>
         <w:rPr>
-          <w:rFonts w:hint="eastAsia"/>
+          <w:rFonts w:hint="eastAsia" w:eastAsia="黑体"/>
         </w:rPr>
         <w:t xml:space="preserve">驱动：TL494、SG3525、UC3846。</w:t>
       </w:r>
@@ -2049,16 +2251,19 @@
       </w:pPr>
       <w:r>
         <w:rPr>
-          <w:rFonts w:hint="eastAsia"/>
+          <w:rFonts w:hint="eastAsia" w:eastAsia="黑体"/>
         </w:rPr>
         <w:t xml:space="preserve">变压器磁芯：EE</w:t>
       </w:r>
       <w:r>
+        <w:rPr>
+          <w:rFonts w:eastAsia="黑体"/>
+        </w:rPr>
         <w:t xml:space="preserve"> / ETD / PQ </w:t>
       </w:r>
       <w:r>
         <w:rPr>
-          <w:rFonts w:hint="eastAsia"/>
+          <w:rFonts w:hint="eastAsia" w:eastAsia="黑体"/>
         </w:rPr>
         <w:t xml:space="preserve">铁氧体磁芯。</w:t>
       </w:r>
@@ -2071,7 +2276,7 @@
       </w:pPr>
       <w:r>
         <w:rPr>
-          <w:rFonts w:hint="eastAsia"/>
+          <w:rFonts w:hint="eastAsia" w:eastAsia="黑体"/>
         </w:rPr>
         <w:t xml:space="preserve">注意事项</w:t>
       </w:r>
@@ -2086,7 +2291,7 @@
       </w:pPr>
       <w:r>
         <w:rPr>
-          <w:rFonts w:hint="eastAsia"/>
+          <w:rFonts w:hint="eastAsia" w:eastAsia="黑体"/>
         </w:rPr>
         <w:t xml:space="preserve">需保证两管对称导通、设置死区，防止同时导通导致变压器磁通失衡或短路。</w:t>
       </w:r>
@@ -2101,7 +2306,7 @@
       </w:pPr>
       <w:r>
         <w:rPr>
-          <w:rFonts w:hint="eastAsia"/>
+          <w:rFonts w:hint="eastAsia" w:eastAsia="黑体"/>
         </w:rPr>
         <w:t xml:space="preserve">变压器设计应避免磁芯饱和，可开气隙或采用双向磁化（磁复位）。</w:t>
       </w:r>
@@ -2116,7 +2321,7 @@
       </w:pPr>
       <w:r>
         <w:rPr>
-          <w:rFonts w:hint="eastAsia"/>
+          <w:rFonts w:hint="eastAsia" w:eastAsia="黑体"/>
         </w:rPr>
         <w:t xml:space="preserve">漏感会引起关断电压尖峰，需加吸收电路（RCD）或选用高耐压器件。</w:t>
       </w:r>
@@ -2131,7 +2336,7 @@
       </w:pPr>
       <w:r>
         <w:rPr>
-          <w:rFonts w:hint="eastAsia"/>
+          <w:rFonts w:hint="eastAsia" w:eastAsia="黑体"/>
         </w:rPr>
         <w:t xml:space="preserve">中心抽头变压器绕制需两半对称，否则输出电压不平衡。</w:t>
       </w:r>
@@ -2144,7 +2349,7 @@
       </w:pPr>
       <w:r>
         <w:rPr>
-          <w:rFonts w:hint="eastAsia"/>
+          <w:rFonts w:hint="eastAsia" w:eastAsia="黑体"/>
         </w:rPr>
         <w:t xml:space="preserve">参考资料</w:t>
       </w:r>
@@ -2159,7 +2364,7 @@
       </w:pPr>
       <w:r>
         <w:rPr>
-          <w:rFonts w:hint="eastAsia"/>
+          <w:rFonts w:hint="eastAsia" w:eastAsia="黑体"/>
         </w:rPr>
         <w:t xml:space="preserve">《电力电子技术》（王兆安、刘进军）。</w:t>
       </w:r>
@@ -2173,6 +2378,9 @@
         </w:numPr>
       </w:pPr>
       <w:r>
+        <w:rPr>
+          <w:rFonts w:eastAsia="黑体"/>
+        </w:rPr>
         <w:t xml:space="preserve">Wikipedia: Push–pull converter。</w:t>
       </w:r>
     </w:p>
@@ -2186,7 +2394,7 @@
       </w:pPr>
       <w:r>
         <w:rPr>
-          <w:rFonts w:hint="eastAsia"/>
+          <w:rFonts w:hint="eastAsia" w:eastAsia="黑体"/>
         </w:rPr>
         <w:t xml:space="preserve">《开关电源设计》（Pressman）。</w:t>
       </w:r>
@@ -2200,11 +2408,11 @@
       </w:pPr>
       <w:r>
         <w:rPr>
-          <w:rFonts w:ascii="Times New Roman" w:hAnsi="Times New Roman"/>
+          <w:rFonts w:ascii="Times New Roman" w:hAnsi="Times New Roman" w:eastAsia="黑体"/>
           <w:color w:val="555555"/>
           <w:sz w:val="21"/>
         </w:rPr>
-        <w:t>材料收集者：杜文杰</w:t>
+        <w:t>材料收集者：杜文杰，WX手机：19519196569，QQ:3478827729</w:t>
       </w:r>
     </w:p>
     <w:sectPr>
@@ -2224,7 +2432,7 @@
 </file>
 
 <file path=word/footer1.xml><?xml version="1.0" encoding="utf-8"?>
-<w:ftr xmlns:m="http://schemas.openxmlformats.org/officeDocument/2006/math" xmlns:mc="http://schemas.openxmlformats.org/markup-compatibility/2006" xmlns:mo="http://schemas.microsoft.com/office/mac/office/2008/main" xmlns:mv="urn:schemas-microsoft-com:mac:vml" xmlns:o="urn:schemas-microsoft-com:office:office" xmlns:r="http://schemas.openxmlformats.org/officeDocument/2006/relationships" xmlns:v="urn:schemas-microsoft-com:vml" xmlns:w10="urn:schemas-microsoft-com:office:word" xmlns:w14="http://schemas.microsoft.com/office/word/2010/wordml" xmlns:w="http://schemas.openxmlformats.org/wordprocessingml/2006/main" xmlns:wne="http://schemas.microsoft.com/office/word/2006/wordml" xmlns:wp14="http://schemas.microsoft.com/office/word/2010/wordprocessingDrawing" xmlns:wp="http://schemas.openxmlformats.org/drawingml/2006/wordprocessingDrawing" xmlns:wpc="http://schemas.microsoft.com/office/word/2010/wordprocessingCanvas" xmlns:wpg="http://schemas.microsoft.com/office/word/2010/wordprocessingGroup" xmlns:wpi="http://schemas.microsoft.com/office/word/2010/wordprocessingInk" xmlns:wps="http://schemas.microsoft.com/office/word/2010/wordprocessingShape" mc:Ignorable="w14 wp14">
+<w:ftr xmlns:mc="http://schemas.openxmlformats.org/markup-compatibility/2006" xmlns:w="http://schemas.openxmlformats.org/wordprocessingml/2006/main" xmlns:m="http://schemas.openxmlformats.org/officeDocument/2006/math" xmlns:mo="http://schemas.microsoft.com/office/mac/office/2008/main" xmlns:mv="urn:schemas-microsoft-com:mac:vml" xmlns:o="urn:schemas-microsoft-com:office:office" xmlns:r="http://schemas.openxmlformats.org/officeDocument/2006/relationships" xmlns:v="urn:schemas-microsoft-com:vml" xmlns:w10="urn:schemas-microsoft-com:office:word" xmlns:w14="http://schemas.microsoft.com/office/word/2010/wordml" xmlns:wne="http://schemas.microsoft.com/office/word/2006/wordml" xmlns:wp14="http://schemas.microsoft.com/office/word/2010/wordprocessingDrawing" xmlns:wp="http://schemas.openxmlformats.org/drawingml/2006/wordprocessingDrawing" xmlns:wpc="http://schemas.microsoft.com/office/word/2010/wordprocessingCanvas" xmlns:wpg="http://schemas.microsoft.com/office/word/2010/wordprocessingGroup" xmlns:wpi="http://schemas.microsoft.com/office/word/2010/wordprocessingInk" xmlns:wps="http://schemas.microsoft.com/office/word/2010/wordprocessingShape" mc:Ignorable="w14 wp14">
   <w:p>
     <w:pPr>
       <w:pStyle w:val="Footer"/>
@@ -2232,12 +2440,14 @@
     </w:pPr>
     <w:r>
       <w:rPr>
+        <w:rFonts w:eastAsia="黑体"/>
         <w:sz w:val="18"/>
       </w:rPr>
       <w:t xml:space="preserve">第 </w:t>
     </w:r>
     <w:r>
       <w:rPr>
+        <w:rFonts w:eastAsia="黑体"/>
         <w:sz w:val="18"/>
       </w:rPr>
       <w:fldChar w:fldCharType="begin"/>
@@ -2246,6 +2456,7 @@
     </w:r>
     <w:r>
       <w:rPr>
+        <w:rFonts w:eastAsia="黑体"/>
         <w:sz w:val="18"/>
       </w:rPr>
       <w:t xml:space="preserve"> 页</w:t>
@@ -2259,6 +2470,9 @@
   <w:footnote w:type="continuationSeparator" w:id="0">
     <w:p>
       <w:r>
+        <w:rPr>
+          <w:rFonts w:eastAsia="黑体"/>
+        </w:rPr>
         <w:continuationSeparator/>
       </w:r>
     </w:p>
@@ -2266,6 +2480,9 @@
   <w:footnote w:type="separator" w:id="-1">
     <w:p>
       <w:r>
+        <w:rPr>
+          <w:rFonts w:eastAsia="黑体"/>
+        </w:rPr>
         <w:separator/>
       </w:r>
     </w:p>
@@ -2274,7 +2491,7 @@
 </file>
 
 <file path=word/header1.xml><?xml version="1.0" encoding="utf-8"?>
-<w:hdr xmlns:m="http://schemas.openxmlformats.org/officeDocument/2006/math" xmlns:mc="http://schemas.openxmlformats.org/markup-compatibility/2006" xmlns:mo="http://schemas.microsoft.com/office/mac/office/2008/main" xmlns:mv="urn:schemas-microsoft-com:mac:vml" xmlns:o="urn:schemas-microsoft-com:office:office" xmlns:r="http://schemas.openxmlformats.org/officeDocument/2006/relationships" xmlns:v="urn:schemas-microsoft-com:vml" xmlns:w10="urn:schemas-microsoft-com:office:word" xmlns:w14="http://schemas.microsoft.com/office/word/2010/wordml" xmlns:w="http://schemas.openxmlformats.org/wordprocessingml/2006/main" xmlns:wne="http://schemas.microsoft.com/office/word/2006/wordml" xmlns:wp14="http://schemas.microsoft.com/office/word/2010/wordprocessingDrawing" xmlns:wp="http://schemas.openxmlformats.org/drawingml/2006/wordprocessingDrawing" xmlns:wpc="http://schemas.microsoft.com/office/word/2010/wordprocessingCanvas" xmlns:wpg="http://schemas.microsoft.com/office/word/2010/wordprocessingGroup" xmlns:wpi="http://schemas.microsoft.com/office/word/2010/wordprocessingInk" xmlns:wps="http://schemas.microsoft.com/office/word/2010/wordprocessingShape" mc:Ignorable="w14 wp14">
+<w:hdr xmlns:mc="http://schemas.openxmlformats.org/markup-compatibility/2006" xmlns:w="http://schemas.openxmlformats.org/wordprocessingml/2006/main" xmlns:m="http://schemas.openxmlformats.org/officeDocument/2006/math" xmlns:mo="http://schemas.microsoft.com/office/mac/office/2008/main" xmlns:mv="urn:schemas-microsoft-com:mac:vml" xmlns:o="urn:schemas-microsoft-com:office:office" xmlns:r="http://schemas.openxmlformats.org/officeDocument/2006/relationships" xmlns:v="urn:schemas-microsoft-com:vml" xmlns:w10="urn:schemas-microsoft-com:office:word" xmlns:w14="http://schemas.microsoft.com/office/word/2010/wordml" xmlns:wne="http://schemas.microsoft.com/office/word/2006/wordml" xmlns:wp14="http://schemas.microsoft.com/office/word/2010/wordprocessingDrawing" xmlns:wp="http://schemas.openxmlformats.org/drawingml/2006/wordprocessingDrawing" xmlns:wpc="http://schemas.microsoft.com/office/word/2010/wordprocessingCanvas" xmlns:wpg="http://schemas.microsoft.com/office/word/2010/wordprocessingGroup" xmlns:wpi="http://schemas.microsoft.com/office/word/2010/wordprocessingInk" xmlns:wps="http://schemas.microsoft.com/office/word/2010/wordprocessingShape" mc:Ignorable="w14 wp14">
   <w:p>
     <w:pPr>
       <w:pStyle w:val="Header"/>
@@ -2282,7 +2499,7 @@
     </w:pPr>
     <w:r>
       <w:rPr>
-        <w:rFonts w:ascii="Times New Roman" w:hAnsi="Times New Roman"/>
+        <w:rFonts w:ascii="Times New Roman" w:hAnsi="Times New Roman" w:eastAsia="黑体"/>
         <w:sz w:val="18"/>
         <w:rFonts w:eastAsia="黑体"/>
         <w:rFonts w:eastAsia="黑体"/>
@@ -2294,7 +2511,7 @@
 </file>
 
 <file path=word/numbering.xml><?xml version="1.0" encoding="utf-8"?>
-<w:numbering xmlns:m="http://schemas.openxmlformats.org/officeDocument/2006/math" xmlns:mc="http://schemas.openxmlformats.org/markup-compatibility/2006" xmlns:mo="http://schemas.microsoft.com/office/mac/office/2008/main" xmlns:mv="urn:schemas-microsoft-com:mac:vml" xmlns:o="urn:schemas-microsoft-com:office:office" xmlns:r="http://schemas.openxmlformats.org/officeDocument/2006/relationships" xmlns:v="urn:schemas-microsoft-com:vml" xmlns:w="http://schemas.openxmlformats.org/wordprocessingml/2006/main" xmlns:w10="urn:schemas-microsoft-com:office:word" xmlns:w14="http://schemas.microsoft.com/office/word/2010/wordml" xmlns:wne="http://schemas.microsoft.com/office/word/2006/wordml" xmlns:wp="http://schemas.openxmlformats.org/drawingml/2006/wordprocessingDrawing" xmlns:wp14="http://schemas.microsoft.com/office/word/2010/wordprocessingDrawing" xmlns:wpc="http://schemas.microsoft.com/office/word/2010/wordprocessingCanvas" xmlns:wpg="http://schemas.microsoft.com/office/word/2010/wordprocessingGroup" xmlns:wpi="http://schemas.microsoft.com/office/word/2010/wordprocessingInk" xmlns:wps="http://schemas.microsoft.com/office/word/2010/wordprocessingShape" mc:Ignorable="w14 wp14">
+<w:numbering xmlns:mc="http://schemas.openxmlformats.org/markup-compatibility/2006" xmlns:w="http://schemas.openxmlformats.org/wordprocessingml/2006/main" xmlns:m="http://schemas.openxmlformats.org/officeDocument/2006/math" xmlns:mo="http://schemas.microsoft.com/office/mac/office/2008/main" xmlns:mv="urn:schemas-microsoft-com:mac:vml" xmlns:o="urn:schemas-microsoft-com:office:office" xmlns:r="http://schemas.openxmlformats.org/officeDocument/2006/relationships" xmlns:v="urn:schemas-microsoft-com:vml" xmlns:w10="urn:schemas-microsoft-com:office:word" xmlns:w14="http://schemas.microsoft.com/office/word/2010/wordml" xmlns:wne="http://schemas.microsoft.com/office/word/2006/wordml" xmlns:wp="http://schemas.openxmlformats.org/drawingml/2006/wordprocessingDrawing" xmlns:wp14="http://schemas.microsoft.com/office/word/2010/wordprocessingDrawing" xmlns:wpc="http://schemas.microsoft.com/office/word/2010/wordprocessingCanvas" xmlns:wpg="http://schemas.microsoft.com/office/word/2010/wordprocessingGroup" xmlns:wpi="http://schemas.microsoft.com/office/word/2010/wordprocessingInk" xmlns:wps="http://schemas.microsoft.com/office/word/2010/wordprocessingShape" mc:Ignorable="w14 wp14">
   <w:abstractNum w:abstractNumId="0">
     <w:nsid w:val="FFFFFF7C"/>
     <w:multiLevelType w:val="singleLevel"/>
@@ -2381,7 +2598,7 @@
         <w:ind w:hanging="360" w:left="1440"/>
       </w:pPr>
       <w:rPr>
-        <w:rFonts w:ascii="Symbol" w:hAnsi="Symbol" w:hint="default"/>
+        <w:rFonts w:ascii="Symbol" w:hAnsi="Symbol" w:hint="default" w:eastAsia="黑体"/>
       </w:rPr>
     </w:lvl>
   </w:abstractNum>
@@ -2402,7 +2619,7 @@
         <w:ind w:hanging="360" w:left="1080"/>
       </w:pPr>
       <w:rPr>
-        <w:rFonts w:ascii="Symbol" w:hAnsi="Symbol" w:hint="default"/>
+        <w:rFonts w:ascii="Symbol" w:hAnsi="Symbol" w:hint="default" w:eastAsia="黑体"/>
       </w:rPr>
     </w:lvl>
   </w:abstractNum>
@@ -2423,7 +2640,7 @@
         <w:ind w:hanging="360" w:left="720"/>
       </w:pPr>
       <w:rPr>
-        <w:rFonts w:ascii="Symbol" w:hAnsi="Symbol" w:hint="default"/>
+        <w:rFonts w:ascii="Symbol" w:hAnsi="Symbol" w:hint="default" w:eastAsia="黑体"/>
       </w:rPr>
     </w:lvl>
   </w:abstractNum>
@@ -2462,7 +2679,7 @@
         <w:ind w:hanging="360" w:left="360"/>
       </w:pPr>
       <w:rPr>
-        <w:rFonts w:ascii="Symbol" w:hAnsi="Symbol" w:hint="default"/>
+        <w:rFonts w:ascii="Symbol" w:hAnsi="Symbol" w:hint="default" w:eastAsia="黑体"/>
       </w:rPr>
     </w:lvl>
   </w:abstractNum>
@@ -2553,7 +2770,7 @@
         <w:ind w:left="720" w:hanging="360"/>
       </w:pPr>
       <w:rPr>
-        <w:rFonts w:ascii="Symbol" w:hAnsi="Symbol" w:cs="Symbol" w:hint="default"/>
+        <w:rFonts w:ascii="Symbol" w:hAnsi="Symbol" w:cs="Symbol" w:hint="default" w:eastAsia="黑体"/>
       </w:rPr>
     </w:lvl>
     <w:lvl w:ilvl="1">
@@ -2564,7 +2781,7 @@
         <w:ind w:left="1440" w:hanging="360"/>
       </w:pPr>
       <w:rPr>
-        <w:rFonts w:ascii="Courier New" w:hAnsi="Courier New" w:cs="Courier New" w:hint="default"/>
+        <w:rFonts w:ascii="Courier New" w:hAnsi="Courier New" w:cs="Courier New" w:hint="default" w:eastAsia="黑体"/>
       </w:rPr>
     </w:lvl>
     <w:lvl w:ilvl="2">
@@ -2575,7 +2792,7 @@
         <w:ind w:left="2160" w:hanging="360"/>
       </w:pPr>
       <w:rPr>
-        <w:rFonts w:ascii="Wingdings" w:hAnsi="Wingdings" w:cs="Wingdings" w:hint="default"/>
+        <w:rFonts w:ascii="Wingdings" w:hAnsi="Wingdings" w:cs="Wingdings" w:hint="default" w:eastAsia="黑体"/>
       </w:rPr>
     </w:lvl>
     <w:lvl w:ilvl="3">
@@ -2586,7 +2803,7 @@
         <w:ind w:left="2880" w:hanging="360"/>
       </w:pPr>
       <w:rPr>
-        <w:rFonts w:ascii="Symbol" w:hAnsi="Symbol" w:cs="Symbol" w:hint="default"/>
+        <w:rFonts w:ascii="Symbol" w:hAnsi="Symbol" w:cs="Symbol" w:hint="default" w:eastAsia="黑体"/>
       </w:rPr>
     </w:lvl>
     <w:lvl w:ilvl="4">
@@ -2597,7 +2814,7 @@
         <w:ind w:left="3600" w:hanging="360"/>
       </w:pPr>
       <w:rPr>
-        <w:rFonts w:ascii="Courier New" w:hAnsi="Courier New" w:cs="Courier New" w:hint="default"/>
+        <w:rFonts w:ascii="Courier New" w:hAnsi="Courier New" w:cs="Courier New" w:hint="default" w:eastAsia="黑体"/>
       </w:rPr>
     </w:lvl>
     <w:lvl w:ilvl="5">
@@ -2608,7 +2825,7 @@
         <w:ind w:left="4320" w:hanging="360"/>
       </w:pPr>
       <w:rPr>
-        <w:rFonts w:ascii="Wingdings" w:hAnsi="Wingdings" w:cs="Wingdings" w:hint="default"/>
+        <w:rFonts w:ascii="Wingdings" w:hAnsi="Wingdings" w:cs="Wingdings" w:hint="default" w:eastAsia="黑体"/>
       </w:rPr>
     </w:lvl>
     <w:lvl w:ilvl="6">
@@ -2619,7 +2836,7 @@
         <w:ind w:left="5040" w:hanging="360"/>
       </w:pPr>
       <w:rPr>
-        <w:rFonts w:ascii="Symbol" w:hAnsi="Symbol" w:cs="Symbol" w:hint="default"/>
+        <w:rFonts w:ascii="Symbol" w:hAnsi="Symbol" w:cs="Symbol" w:hint="default" w:eastAsia="黑体"/>
       </w:rPr>
     </w:lvl>
     <w:lvl w:ilvl="7">
@@ -2630,7 +2847,7 @@
         <w:ind w:left="5760" w:hanging="360"/>
       </w:pPr>
       <w:rPr>
-        <w:rFonts w:ascii="Courier New" w:hAnsi="Courier New" w:cs="Courier New" w:hint="default"/>
+        <w:rFonts w:ascii="Courier New" w:hAnsi="Courier New" w:cs="Courier New" w:hint="default" w:eastAsia="黑体"/>
       </w:rPr>
     </w:lvl>
     <w:lvl w:ilvl="8">
@@ -2641,7 +2858,7 @@
         <w:ind w:left="6480" w:hanging="360"/>
       </w:pPr>
       <w:rPr>
-        <w:rFonts w:ascii="Wingdings" w:hAnsi="Wingdings" w:cs="Wingdings" w:hint="default"/>
+        <w:rFonts w:ascii="Wingdings" w:hAnsi="Wingdings" w:cs="Wingdings" w:hint="default" w:eastAsia="黑体"/>
       </w:rPr>
     </w:lvl>
   </w:abstractNum>
@@ -2697,11 +2914,11 @@
 </file>
 
 <file path=word/styles.xml><?xml version="1.0" encoding="utf-8"?>
-<w:styles xmlns:mc="http://schemas.openxmlformats.org/markup-compatibility/2006" xmlns:r="http://schemas.openxmlformats.org/officeDocument/2006/relationships" xmlns:w="http://schemas.openxmlformats.org/wordprocessingml/2006/main" xmlns:w14="http://schemas.microsoft.com/office/word/2010/wordml" mc:Ignorable="w14">
+<w:styles xmlns:mc="http://schemas.openxmlformats.org/markup-compatibility/2006" xmlns:w="http://schemas.openxmlformats.org/wordprocessingml/2006/main" xmlns:r="http://schemas.openxmlformats.org/officeDocument/2006/relationships" xmlns:w14="http://schemas.microsoft.com/office/word/2010/wordml" mc:Ignorable="w14">
   <w:docDefaults>
     <w:rPrDefault>
       <w:rPr>
-        <w:rFonts w:asciiTheme="minorHAnsi" w:cstheme="minorBidi" w:eastAsiaTheme="minorEastAsia" w:hAnsiTheme="minorHAnsi"/>
+        <w:rFonts w:asciiTheme="minorHAnsi" w:cstheme="minorBidi" w:hAnsiTheme="minorHAnsi" w:eastAsia="黑体"/>
         <w:sz w:val="22"/>
         <w:szCs w:val="22"/>
         <w:lang w:bidi="ar-SA" w:eastAsia="en-US" w:val="en-US"/>
@@ -2923,7 +3140,7 @@
       <w:outlineLvl w:val="0"/>
     </w:pPr>
     <w:rPr>
-      <w:rFonts w:ascii="Times New Roman" w:asciiTheme="majorHAnsi" w:cstheme="majorBidi" w:eastAsia="黑体" w:eastAsiaTheme="majorEastAsia" w:hAnsi="Times New Roman" w:hAnsiTheme="majorHAnsi"/>
+      <w:rFonts w:ascii="Times New Roman" w:asciiTheme="majorHAnsi" w:cstheme="majorBidi" w:eastAsia="黑体" w:hAnsi="Times New Roman" w:hAnsiTheme="majorHAnsi"/>
       <w:b/>
       <w:bCs/>
       <w:color w:val="1F3864"/>
@@ -2947,7 +3164,7 @@
       <w:outlineLvl w:val="1"/>
     </w:pPr>
     <w:rPr>
-      <w:rFonts w:ascii="Times New Roman" w:asciiTheme="majorHAnsi" w:cstheme="majorBidi" w:eastAsia="黑体" w:eastAsiaTheme="majorEastAsia" w:hAnsi="Times New Roman" w:hAnsiTheme="majorHAnsi"/>
+      <w:rFonts w:ascii="Times New Roman" w:asciiTheme="majorHAnsi" w:cstheme="majorBidi" w:eastAsia="黑体" w:hAnsi="Times New Roman" w:hAnsiTheme="majorHAnsi"/>
       <w:b/>
       <w:bCs/>
       <w:color w:val="2E4E7E"/>
@@ -2971,7 +3188,7 @@
       <w:outlineLvl w:val="2"/>
     </w:pPr>
     <w:rPr>
-      <w:rFonts w:ascii="Times New Roman" w:asciiTheme="majorHAnsi" w:cstheme="majorBidi" w:eastAsia="黑体" w:eastAsiaTheme="majorEastAsia" w:hAnsi="Times New Roman" w:hAnsiTheme="majorHAnsi"/>
+      <w:rFonts w:ascii="Times New Roman" w:asciiTheme="majorHAnsi" w:cstheme="majorBidi" w:eastAsia="黑体" w:hAnsi="Times New Roman" w:hAnsiTheme="majorHAnsi"/>
       <w:b/>
       <w:bCs/>
       <w:color w:val="2E4E7E"/>
@@ -2995,7 +3212,7 @@
       <w:outlineLvl w:val="3"/>
     </w:pPr>
     <w:rPr>
-      <w:rFonts w:ascii="Times New Roman" w:asciiTheme="majorHAnsi" w:cstheme="majorBidi" w:eastAsia="黑体" w:eastAsiaTheme="majorEastAsia" w:hAnsi="Times New Roman" w:hAnsiTheme="majorHAnsi"/>
+      <w:rFonts w:ascii="Times New Roman" w:asciiTheme="majorHAnsi" w:cstheme="majorBidi" w:eastAsia="黑体" w:hAnsi="Times New Roman" w:hAnsiTheme="majorHAnsi"/>
       <w:b/>
       <w:bCs/>
       <w:i/>
@@ -3021,7 +3238,7 @@
       <w:outlineLvl w:val="4"/>
     </w:pPr>
     <w:rPr>
-      <w:rFonts w:ascii="Times New Roman" w:asciiTheme="majorHAnsi" w:cstheme="majorBidi" w:eastAsia="黑体" w:eastAsiaTheme="majorEastAsia" w:hAnsi="Times New Roman" w:hAnsiTheme="majorHAnsi"/>
+      <w:rFonts w:ascii="Times New Roman" w:asciiTheme="majorHAnsi" w:cstheme="majorBidi" w:eastAsia="黑体" w:hAnsi="Times New Roman" w:hAnsiTheme="majorHAnsi"/>
       <w:b/>
       <w:color w:val="333333"/>
       <w:sz w:val="22"/>
@@ -3044,7 +3261,7 @@
       <w:outlineLvl w:val="5"/>
     </w:pPr>
     <w:rPr>
-      <w:rFonts w:asciiTheme="majorHAnsi" w:cstheme="majorBidi" w:eastAsiaTheme="majorEastAsia" w:hAnsiTheme="majorHAnsi"/>
+      <w:rFonts w:asciiTheme="majorHAnsi" w:cstheme="majorBidi" w:hAnsiTheme="majorHAnsi" w:eastAsia="黑体"/>
       <w:i/>
       <w:iCs/>
       <w:color w:themeColor="accent1" w:themeShade="7F" w:val="243F60"/>
@@ -3067,7 +3284,7 @@
       <w:outlineLvl w:val="6"/>
     </w:pPr>
     <w:rPr>
-      <w:rFonts w:asciiTheme="majorHAnsi" w:cstheme="majorBidi" w:eastAsiaTheme="majorEastAsia" w:hAnsiTheme="majorHAnsi"/>
+      <w:rFonts w:asciiTheme="majorHAnsi" w:cstheme="majorBidi" w:hAnsiTheme="majorHAnsi" w:eastAsia="黑体"/>
       <w:i/>
       <w:iCs/>
       <w:color w:themeColor="text1" w:themeTint="BF" w:val="404040"/>
@@ -3090,7 +3307,7 @@
       <w:outlineLvl w:val="7"/>
     </w:pPr>
     <w:rPr>
-      <w:rFonts w:asciiTheme="majorHAnsi" w:cstheme="majorBidi" w:eastAsiaTheme="majorEastAsia" w:hAnsiTheme="majorHAnsi"/>
+      <w:rFonts w:asciiTheme="majorHAnsi" w:cstheme="majorBidi" w:hAnsiTheme="majorHAnsi" w:eastAsia="黑体"/>
       <w:color w:themeColor="accent1" w:val="4F81BD"/>
       <w:sz w:val="20"/>
       <w:szCs w:val="20"/>
@@ -3113,7 +3330,7 @@
       <w:outlineLvl w:val="8"/>
     </w:pPr>
     <w:rPr>
-      <w:rFonts w:asciiTheme="majorHAnsi" w:cstheme="majorBidi" w:eastAsiaTheme="majorEastAsia" w:hAnsiTheme="majorHAnsi"/>
+      <w:rFonts w:asciiTheme="majorHAnsi" w:cstheme="majorBidi" w:hAnsiTheme="majorHAnsi" w:eastAsia="黑体"/>
       <w:i/>
       <w:iCs/>
       <w:color w:themeColor="text1" w:themeTint="BF" w:val="404040"/>
@@ -3164,7 +3381,7 @@
     <w:uiPriority w:val="9"/>
     <w:rsid w:val="00FC693F"/>
     <w:rPr>
-      <w:rFonts w:asciiTheme="majorHAnsi" w:cstheme="majorBidi" w:eastAsiaTheme="majorEastAsia" w:hAnsiTheme="majorHAnsi"/>
+      <w:rFonts w:asciiTheme="majorHAnsi" w:cstheme="majorBidi" w:hAnsiTheme="majorHAnsi" w:eastAsia="黑体"/>
       <w:b/>
       <w:bCs/>
       <w:color w:themeColor="accent1" w:themeShade="BF" w:val="365F91"/>
@@ -3179,7 +3396,7 @@
     <w:uiPriority w:val="9"/>
     <w:rsid w:val="00FC693F"/>
     <w:rPr>
-      <w:rFonts w:asciiTheme="majorHAnsi" w:cstheme="majorBidi" w:eastAsiaTheme="majorEastAsia" w:hAnsiTheme="majorHAnsi"/>
+      <w:rFonts w:asciiTheme="majorHAnsi" w:cstheme="majorBidi" w:hAnsiTheme="majorHAnsi" w:eastAsia="黑体"/>
       <w:b/>
       <w:bCs/>
       <w:color w:themeColor="accent1" w:val="4F81BD"/>
@@ -3194,7 +3411,7 @@
     <w:uiPriority w:val="9"/>
     <w:rsid w:val="00FC693F"/>
     <w:rPr>
-      <w:rFonts w:asciiTheme="majorHAnsi" w:cstheme="majorBidi" w:eastAsiaTheme="majorEastAsia" w:hAnsiTheme="majorHAnsi"/>
+      <w:rFonts w:asciiTheme="majorHAnsi" w:cstheme="majorBidi" w:hAnsiTheme="majorHAnsi" w:eastAsia="黑体"/>
       <w:b/>
       <w:bCs/>
       <w:color w:themeColor="accent1" w:val="4F81BD"/>
@@ -3217,7 +3434,7 @@
       <w:contextualSpacing/>
     </w:pPr>
     <w:rPr>
-      <w:rFonts w:ascii="Times New Roman" w:asciiTheme="majorHAnsi" w:cstheme="majorBidi" w:eastAsia="黑体" w:eastAsiaTheme="majorEastAsia" w:hAnsi="Times New Roman" w:hAnsiTheme="majorHAnsi"/>
+      <w:rFonts w:ascii="Times New Roman" w:asciiTheme="majorHAnsi" w:cstheme="majorBidi" w:eastAsia="黑体" w:hAnsi="Times New Roman" w:hAnsiTheme="majorHAnsi"/>
       <w:b/>
       <w:color w:val="1F3864"/>
       <w:spacing w:val="5"/>
@@ -3233,7 +3450,7 @@
     <w:uiPriority w:val="10"/>
     <w:rsid w:val="00FC693F"/>
     <w:rPr>
-      <w:rFonts w:asciiTheme="majorHAnsi" w:cstheme="majorBidi" w:eastAsiaTheme="majorEastAsia" w:hAnsiTheme="majorHAnsi"/>
+      <w:rFonts w:asciiTheme="majorHAnsi" w:cstheme="majorBidi" w:hAnsiTheme="majorHAnsi" w:eastAsia="黑体"/>
       <w:color w:themeColor="text2" w:themeShade="BF" w:val="17365D"/>
       <w:spacing w:val="5"/>
       <w:kern w:val="28"/>
@@ -3255,7 +3472,7 @@
       </w:numPr>
     </w:pPr>
     <w:rPr>
-      <w:rFonts w:asciiTheme="majorHAnsi" w:cstheme="majorBidi" w:eastAsiaTheme="majorEastAsia" w:hAnsiTheme="majorHAnsi"/>
+      <w:rFonts w:asciiTheme="majorHAnsi" w:cstheme="majorBidi" w:hAnsiTheme="majorHAnsi" w:eastAsia="黑体"/>
       <w:i/>
       <w:iCs/>
       <w:color w:themeColor="accent1" w:val="4F81BD"/>
@@ -3271,7 +3488,7 @@
     <w:uiPriority w:val="11"/>
     <w:rsid w:val="00FC693F"/>
     <w:rPr>
-      <w:rFonts w:asciiTheme="majorHAnsi" w:cstheme="majorBidi" w:eastAsiaTheme="majorEastAsia" w:hAnsiTheme="majorHAnsi"/>
+      <w:rFonts w:asciiTheme="majorHAnsi" w:cstheme="majorBidi" w:hAnsiTheme="majorHAnsi" w:eastAsia="黑体"/>
       <w:i/>
       <w:iCs/>
       <w:color w:themeColor="accent1" w:val="4F81BD"/>
@@ -3338,6 +3555,7 @@
       <w:spacing w:after="120"/>
     </w:pPr>
     <w:rPr>
+      <w:rFonts w:eastAsia="黑体"/>
       <w:sz w:val="16"/>
       <w:szCs w:val="16"/>
     </w:rPr>
@@ -3349,6 +3567,7 @@
     <w:uiPriority w:val="99"/>
     <w:rsid w:val="00AA1D8D"/>
     <w:rPr>
+      <w:rFonts w:eastAsia="黑体"/>
       <w:sz w:val="16"/>
       <w:szCs w:val="16"/>
     </w:rPr>
@@ -3518,7 +3737,7 @@
       </w:tabs>
     </w:pPr>
     <w:rPr>
-      <w:rFonts w:ascii="Courier" w:hAnsi="Courier"/>
+      <w:rFonts w:ascii="Courier" w:hAnsi="Courier" w:eastAsia="黑体"/>
       <w:sz w:val="20"/>
       <w:szCs w:val="20"/>
     </w:rPr>
@@ -3530,7 +3749,7 @@
     <w:uiPriority w:val="99"/>
     <w:rsid w:val="0029639D"/>
     <w:rPr>
-      <w:rFonts w:ascii="Courier" w:hAnsi="Courier"/>
+      <w:rFonts w:ascii="Courier" w:hAnsi="Courier" w:eastAsia="黑体"/>
       <w:sz w:val="20"/>
       <w:szCs w:val="20"/>
     </w:rPr>
@@ -3566,6 +3785,7 @@
     <w:uiPriority w:val="29"/>
     <w:rsid w:val="00FC693F"/>
     <w:rPr>
+      <w:rFonts w:eastAsia="黑体"/>
       <w:i/>
       <w:iCs/>
       <w:color w:themeColor="text1" w:val="000000"/>
@@ -3579,7 +3799,7 @@
     <w:semiHidden/>
     <w:rsid w:val="00FC693F"/>
     <w:rPr>
-      <w:rFonts w:asciiTheme="majorHAnsi" w:cstheme="majorBidi" w:eastAsiaTheme="majorEastAsia" w:hAnsiTheme="majorHAnsi"/>
+      <w:rFonts w:asciiTheme="majorHAnsi" w:cstheme="majorBidi" w:hAnsiTheme="majorHAnsi" w:eastAsia="黑体"/>
       <w:b/>
       <w:bCs/>
       <w:i/>
@@ -3595,7 +3815,7 @@
     <w:semiHidden/>
     <w:rsid w:val="00FC693F"/>
     <w:rPr>
-      <w:rFonts w:asciiTheme="majorHAnsi" w:cstheme="majorBidi" w:eastAsiaTheme="majorEastAsia" w:hAnsiTheme="majorHAnsi"/>
+      <w:rFonts w:asciiTheme="majorHAnsi" w:cstheme="majorBidi" w:hAnsiTheme="majorHAnsi" w:eastAsia="黑体"/>
       <w:color w:themeColor="accent1" w:themeShade="7F" w:val="243F60"/>
     </w:rPr>
   </w:style>
@@ -3607,7 +3827,7 @@
     <w:semiHidden/>
     <w:rsid w:val="00FC693F"/>
     <w:rPr>
-      <w:rFonts w:asciiTheme="majorHAnsi" w:cstheme="majorBidi" w:eastAsiaTheme="majorEastAsia" w:hAnsiTheme="majorHAnsi"/>
+      <w:rFonts w:asciiTheme="majorHAnsi" w:cstheme="majorBidi" w:hAnsiTheme="majorHAnsi" w:eastAsia="黑体"/>
       <w:i/>
       <w:iCs/>
       <w:color w:themeColor="accent1" w:themeShade="7F" w:val="243F60"/>
@@ -3621,7 +3841,7 @@
     <w:semiHidden/>
     <w:rsid w:val="00FC693F"/>
     <w:rPr>
-      <w:rFonts w:asciiTheme="majorHAnsi" w:cstheme="majorBidi" w:eastAsiaTheme="majorEastAsia" w:hAnsiTheme="majorHAnsi"/>
+      <w:rFonts w:asciiTheme="majorHAnsi" w:cstheme="majorBidi" w:hAnsiTheme="majorHAnsi" w:eastAsia="黑体"/>
       <w:i/>
       <w:iCs/>
       <w:color w:themeColor="text1" w:themeTint="BF" w:val="404040"/>
@@ -3635,7 +3855,7 @@
     <w:semiHidden/>
     <w:rsid w:val="00FC693F"/>
     <w:rPr>
-      <w:rFonts w:asciiTheme="majorHAnsi" w:cstheme="majorBidi" w:eastAsiaTheme="majorEastAsia" w:hAnsiTheme="majorHAnsi"/>
+      <w:rFonts w:asciiTheme="majorHAnsi" w:cstheme="majorBidi" w:hAnsiTheme="majorHAnsi" w:eastAsia="黑体"/>
       <w:color w:themeColor="accent1" w:val="4F81BD"/>
       <w:sz w:val="20"/>
       <w:szCs w:val="20"/>
@@ -3649,7 +3869,7 @@
     <w:semiHidden/>
     <w:rsid w:val="00FC693F"/>
     <w:rPr>
-      <w:rFonts w:asciiTheme="majorHAnsi" w:cstheme="majorBidi" w:eastAsiaTheme="majorEastAsia" w:hAnsiTheme="majorHAnsi"/>
+      <w:rFonts w:asciiTheme="majorHAnsi" w:cstheme="majorBidi" w:hAnsiTheme="majorHAnsi" w:eastAsia="黑体"/>
       <w:i/>
       <w:iCs/>
       <w:color w:themeColor="text1" w:themeTint="BF" w:val="404040"/>
@@ -3670,6 +3890,7 @@
       <w:spacing w:line="240" w:lineRule="auto"/>
     </w:pPr>
     <w:rPr>
+      <w:rFonts w:eastAsia="黑体"/>
       <w:b/>
       <w:bCs/>
       <w:color w:themeColor="accent1" w:val="4F81BD"/>
@@ -3684,6 +3905,7 @@
     <w:qFormat/>
     <w:rsid w:val="00FC693F"/>
     <w:rPr>
+      <w:rFonts w:eastAsia="黑体"/>
       <w:b/>
       <w:bCs/>
     </w:rPr>
@@ -3695,6 +3917,7 @@
     <w:qFormat/>
     <w:rsid w:val="00FC693F"/>
     <w:rPr>
+      <w:rFonts w:eastAsia="黑体"/>
       <w:i/>
       <w:iCs/>
     </w:rPr>
@@ -3715,6 +3938,7 @@
       <w:ind w:left="936" w:right="936"/>
     </w:pPr>
     <w:rPr>
+      <w:rFonts w:eastAsia="黑体"/>
       <w:b/>
       <w:bCs/>
       <w:i/>
@@ -3729,6 +3953,7 @@
     <w:uiPriority w:val="30"/>
     <w:rsid w:val="00FC693F"/>
     <w:rPr>
+      <w:rFonts w:eastAsia="黑体"/>
       <w:b/>
       <w:bCs/>
       <w:i/>
@@ -3743,6 +3968,7 @@
     <w:qFormat/>
     <w:rsid w:val="00FC693F"/>
     <w:rPr>
+      <w:rFonts w:eastAsia="黑体"/>
       <w:i/>
       <w:iCs/>
       <w:color w:themeColor="text1" w:themeTint="7F" w:val="808080"/>
@@ -3755,6 +3981,7 @@
     <w:qFormat/>
     <w:rsid w:val="00FC693F"/>
     <w:rPr>
+      <w:rFonts w:eastAsia="黑体"/>
       <w:b/>
       <w:bCs/>
       <w:i/>
@@ -3769,6 +3996,7 @@
     <w:qFormat/>
     <w:rsid w:val="00FC693F"/>
     <w:rPr>
+      <w:rFonts w:eastAsia="黑体"/>
       <w:smallCaps/>
       <w:color w:themeColor="accent2" w:val="C0504D"/>
       <w:u w:val="single"/>
@@ -3781,6 +4009,7 @@
     <w:qFormat/>
     <w:rsid w:val="00FC693F"/>
     <w:rPr>
+      <w:rFonts w:eastAsia="黑体"/>
       <w:b/>
       <w:bCs/>
       <w:smallCaps/>
@@ -3796,6 +4025,7 @@
     <w:qFormat/>
     <w:rsid w:val="00FC693F"/>
     <w:rPr>
+      <w:rFonts w:eastAsia="黑体"/>
       <w:b/>
       <w:bCs/>
       <w:smallCaps/>
@@ -3850,6 +4080,7 @@
       <w:spacing w:after="0" w:line="240" w:lineRule="auto"/>
     </w:pPr>
     <w:rPr>
+      <w:rFonts w:eastAsia="黑体"/>
       <w:color w:themeColor="text1" w:themeShade="BF" w:val="000000"/>
     </w:rPr>
     <w:tblPr>
@@ -3872,6 +4103,7 @@
         <w:spacing w:after="0" w:before="0" w:line="240" w:lineRule="auto"/>
       </w:pPr>
       <w:rPr>
+        <w:rFonts w:eastAsia="黑体"/>
         <w:b/>
         <w:bCs/>
       </w:rPr>
@@ -3892,6 +4124,7 @@
         <w:spacing w:after="0" w:before="0" w:line="240" w:lineRule="auto"/>
       </w:pPr>
       <w:rPr>
+        <w:rFonts w:eastAsia="黑体"/>
         <w:b/>
         <w:bCs/>
       </w:rPr>
@@ -3909,12 +4142,14 @@
     </w:tblStylePr>
     <w:tblStylePr w:type="firstCol">
       <w:rPr>
+        <w:rFonts w:eastAsia="黑体"/>
         <w:b/>
         <w:bCs/>
       </w:rPr>
     </w:tblStylePr>
     <w:tblStylePr w:type="lastCol">
       <w:rPr>
+        <w:rFonts w:eastAsia="黑体"/>
         <w:b/>
         <w:bCs/>
       </w:rPr>
@@ -3953,6 +4188,7 @@
       <w:spacing w:after="0" w:line="240" w:lineRule="auto"/>
     </w:pPr>
     <w:rPr>
+      <w:rFonts w:eastAsia="黑体"/>
       <w:color w:themeColor="accent1" w:themeShade="BF" w:val="365F91"/>
     </w:rPr>
     <w:tblPr>
@@ -3975,6 +4211,7 @@
         <w:spacing w:after="0" w:before="0" w:line="240" w:lineRule="auto"/>
       </w:pPr>
       <w:rPr>
+        <w:rFonts w:eastAsia="黑体"/>
         <w:b/>
         <w:bCs/>
       </w:rPr>
@@ -3995,6 +4232,7 @@
         <w:spacing w:after="0" w:before="0" w:line="240" w:lineRule="auto"/>
       </w:pPr>
       <w:rPr>
+        <w:rFonts w:eastAsia="黑体"/>
         <w:b/>
         <w:bCs/>
       </w:rPr>
@@ -4012,12 +4250,14 @@
     </w:tblStylePr>
     <w:tblStylePr w:type="firstCol">
       <w:rPr>
+        <w:rFonts w:eastAsia="黑体"/>
         <w:b/>
         <w:bCs/>
       </w:rPr>
     </w:tblStylePr>
     <w:tblStylePr w:type="lastCol">
       <w:rPr>
+        <w:rFonts w:eastAsia="黑体"/>
         <w:b/>
         <w:bCs/>
       </w:rPr>
@@ -4056,6 +4296,7 @@
       <w:spacing w:after="0" w:line="240" w:lineRule="auto"/>
     </w:pPr>
     <w:rPr>
+      <w:rFonts w:eastAsia="黑体"/>
       <w:color w:themeColor="accent2" w:themeShade="BF" w:val="943634"/>
     </w:rPr>
     <w:tblPr>
@@ -4078,6 +4319,7 @@
         <w:spacing w:after="0" w:before="0" w:line="240" w:lineRule="auto"/>
       </w:pPr>
       <w:rPr>
+        <w:rFonts w:eastAsia="黑体"/>
         <w:b/>
         <w:bCs/>
       </w:rPr>
@@ -4098,6 +4340,7 @@
         <w:spacing w:after="0" w:before="0" w:line="240" w:lineRule="auto"/>
       </w:pPr>
       <w:rPr>
+        <w:rFonts w:eastAsia="黑体"/>
         <w:b/>
         <w:bCs/>
       </w:rPr>
@@ -4115,12 +4358,14 @@
     </w:tblStylePr>
     <w:tblStylePr w:type="firstCol">
       <w:rPr>
+        <w:rFonts w:eastAsia="黑体"/>
         <w:b/>
         <w:bCs/>
       </w:rPr>
     </w:tblStylePr>
     <w:tblStylePr w:type="lastCol">
       <w:rPr>
+        <w:rFonts w:eastAsia="黑体"/>
         <w:b/>
         <w:bCs/>
       </w:rPr>
@@ -4159,6 +4404,7 @@
       <w:spacing w:after="0" w:line="240" w:lineRule="auto"/>
     </w:pPr>
     <w:rPr>
+      <w:rFonts w:eastAsia="黑体"/>
       <w:color w:themeColor="accent3" w:themeShade="BF" w:val="76923C"/>
     </w:rPr>
     <w:tblPr>
@@ -4181,6 +4427,7 @@
         <w:spacing w:after="0" w:before="0" w:line="240" w:lineRule="auto"/>
       </w:pPr>
       <w:rPr>
+        <w:rFonts w:eastAsia="黑体"/>
         <w:b/>
         <w:bCs/>
       </w:rPr>
@@ -4201,6 +4448,7 @@
         <w:spacing w:after="0" w:before="0" w:line="240" w:lineRule="auto"/>
       </w:pPr>
       <w:rPr>
+        <w:rFonts w:eastAsia="黑体"/>
         <w:b/>
         <w:bCs/>
       </w:rPr>
@@ -4218,12 +4466,14 @@
     </w:tblStylePr>
     <w:tblStylePr w:type="firstCol">
       <w:rPr>
+        <w:rFonts w:eastAsia="黑体"/>
         <w:b/>
         <w:bCs/>
       </w:rPr>
     </w:tblStylePr>
     <w:tblStylePr w:type="lastCol">
       <w:rPr>
+        <w:rFonts w:eastAsia="黑体"/>
         <w:b/>
         <w:bCs/>
       </w:rPr>
@@ -4262,6 +4512,7 @@
       <w:spacing w:after="0" w:line="240" w:lineRule="auto"/>
     </w:pPr>
     <w:rPr>
+      <w:rFonts w:eastAsia="黑体"/>
       <w:color w:themeColor="accent4" w:themeShade="BF" w:val="5F497A"/>
     </w:rPr>
     <w:tblPr>
@@ -4284,6 +4535,7 @@
         <w:spacing w:after="0" w:before="0" w:line="240" w:lineRule="auto"/>
       </w:pPr>
       <w:rPr>
+        <w:rFonts w:eastAsia="黑体"/>
         <w:b/>
         <w:bCs/>
       </w:rPr>
@@ -4304,6 +4556,7 @@
         <w:spacing w:after="0" w:before="0" w:line="240" w:lineRule="auto"/>
       </w:pPr>
       <w:rPr>
+        <w:rFonts w:eastAsia="黑体"/>
         <w:b/>
         <w:bCs/>
       </w:rPr>
@@ -4321,12 +4574,14 @@
     </w:tblStylePr>
     <w:tblStylePr w:type="firstCol">
       <w:rPr>
+        <w:rFonts w:eastAsia="黑体"/>
         <w:b/>
         <w:bCs/>
       </w:rPr>
     </w:tblStylePr>
     <w:tblStylePr w:type="lastCol">
       <w:rPr>
+        <w:rFonts w:eastAsia="黑体"/>
         <w:b/>
         <w:bCs/>
       </w:rPr>
@@ -4365,6 +4620,7 @@
       <w:spacing w:after="0" w:line="240" w:lineRule="auto"/>
     </w:pPr>
     <w:rPr>
+      <w:rFonts w:eastAsia="黑体"/>
       <w:color w:themeColor="accent5" w:themeShade="BF" w:val="31849B"/>
     </w:rPr>
     <w:tblPr>
@@ -4387,6 +4643,7 @@
         <w:spacing w:after="0" w:before="0" w:line="240" w:lineRule="auto"/>
       </w:pPr>
       <w:rPr>
+        <w:rFonts w:eastAsia="黑体"/>
         <w:b/>
         <w:bCs/>
       </w:rPr>
@@ -4407,6 +4664,7 @@
         <w:spacing w:after="0" w:before="0" w:line="240" w:lineRule="auto"/>
       </w:pPr>
       <w:rPr>
+        <w:rFonts w:eastAsia="黑体"/>
         <w:b/>
         <w:bCs/>
       </w:rPr>
@@ -4424,12 +4682,14 @@
     </w:tblStylePr>
     <w:tblStylePr w:type="firstCol">
       <w:rPr>
+        <w:rFonts w:eastAsia="黑体"/>
         <w:b/>
         <w:bCs/>
       </w:rPr>
     </w:tblStylePr>
     <w:tblStylePr w:type="lastCol">
       <w:rPr>
+        <w:rFonts w:eastAsia="黑体"/>
         <w:b/>
         <w:bCs/>
       </w:rPr>
@@ -4468,6 +4728,7 @@
       <w:spacing w:after="0" w:line="240" w:lineRule="auto"/>
     </w:pPr>
     <w:rPr>
+      <w:rFonts w:eastAsia="黑体"/>
       <w:color w:themeColor="accent6" w:themeShade="BF" w:val="E36C0A"/>
     </w:rPr>
     <w:tblPr>
@@ -4490,6 +4751,7 @@
         <w:spacing w:after="0" w:before="0" w:line="240" w:lineRule="auto"/>
       </w:pPr>
       <w:rPr>
+        <w:rFonts w:eastAsia="黑体"/>
         <w:b/>
         <w:bCs/>
       </w:rPr>
@@ -4510,6 +4772,7 @@
         <w:spacing w:after="0" w:before="0" w:line="240" w:lineRule="auto"/>
       </w:pPr>
       <w:rPr>
+        <w:rFonts w:eastAsia="黑体"/>
         <w:b/>
         <w:bCs/>
       </w:rPr>
@@ -4527,12 +4790,14 @@
     </w:tblStylePr>
     <w:tblStylePr w:type="firstCol">
       <w:rPr>
+        <w:rFonts w:eastAsia="黑体"/>
         <w:b/>
         <w:bCs/>
       </w:rPr>
     </w:tblStylePr>
     <w:tblStylePr w:type="lastCol">
       <w:rPr>
+        <w:rFonts w:eastAsia="黑体"/>
         <w:b/>
         <w:bCs/>
       </w:rPr>
@@ -4592,6 +4857,7 @@
         <w:spacing w:after="0" w:before="0" w:line="240" w:lineRule="auto"/>
       </w:pPr>
       <w:rPr>
+        <w:rFonts w:eastAsia="黑体"/>
         <w:b/>
         <w:bCs/>
         <w:color w:themeColor="background1" w:val="FFFFFF"/>
@@ -4606,6 +4872,7 @@
         <w:spacing w:after="0" w:before="0" w:line="240" w:lineRule="auto"/>
       </w:pPr>
       <w:rPr>
+        <w:rFonts w:eastAsia="黑体"/>
         <w:b/>
         <w:bCs/>
       </w:rPr>
@@ -4621,12 +4888,14 @@
     </w:tblStylePr>
     <w:tblStylePr w:type="firstCol">
       <w:rPr>
+        <w:rFonts w:eastAsia="黑体"/>
         <w:b/>
         <w:bCs/>
       </w:rPr>
     </w:tblStylePr>
     <w:tblStylePr w:type="lastCol">
       <w:rPr>
+        <w:rFonts w:eastAsia="黑体"/>
         <w:b/>
         <w:bCs/>
       </w:rPr>
@@ -4684,6 +4953,7 @@
         <w:spacing w:after="0" w:before="0" w:line="240" w:lineRule="auto"/>
       </w:pPr>
       <w:rPr>
+        <w:rFonts w:eastAsia="黑体"/>
         <w:b/>
         <w:bCs/>
         <w:color w:themeColor="background1" w:val="FFFFFF"/>
@@ -4698,6 +4968,7 @@
         <w:spacing w:after="0" w:before="0" w:line="240" w:lineRule="auto"/>
       </w:pPr>
       <w:rPr>
+        <w:rFonts w:eastAsia="黑体"/>
         <w:b/>
         <w:bCs/>
       </w:rPr>
@@ -4713,12 +4984,14 @@
     </w:tblStylePr>
     <w:tblStylePr w:type="firstCol">
       <w:rPr>
+        <w:rFonts w:eastAsia="黑体"/>
         <w:b/>
         <w:bCs/>
       </w:rPr>
     </w:tblStylePr>
     <w:tblStylePr w:type="lastCol">
       <w:rPr>
+        <w:rFonts w:eastAsia="黑体"/>
         <w:b/>
         <w:bCs/>
       </w:rPr>
@@ -4776,6 +5049,7 @@
         <w:spacing w:after="0" w:before="0" w:line="240" w:lineRule="auto"/>
       </w:pPr>
       <w:rPr>
+        <w:rFonts w:eastAsia="黑体"/>
         <w:b/>
         <w:bCs/>
         <w:color w:themeColor="background1" w:val="FFFFFF"/>
@@ -4790,6 +5064,7 @@
         <w:spacing w:after="0" w:before="0" w:line="240" w:lineRule="auto"/>
       </w:pPr>
       <w:rPr>
+        <w:rFonts w:eastAsia="黑体"/>
         <w:b/>
         <w:bCs/>
       </w:rPr>
@@ -4805,12 +5080,14 @@
     </w:tblStylePr>
     <w:tblStylePr w:type="firstCol">
       <w:rPr>
+        <w:rFonts w:eastAsia="黑体"/>
         <w:b/>
         <w:bCs/>
       </w:rPr>
     </w:tblStylePr>
     <w:tblStylePr w:type="lastCol">
       <w:rPr>
+        <w:rFonts w:eastAsia="黑体"/>
         <w:b/>
         <w:bCs/>
       </w:rPr>
@@ -4868,6 +5145,7 @@
         <w:spacing w:after="0" w:before="0" w:line="240" w:lineRule="auto"/>
       </w:pPr>
       <w:rPr>
+        <w:rFonts w:eastAsia="黑体"/>
         <w:b/>
         <w:bCs/>
         <w:color w:themeColor="background1" w:val="FFFFFF"/>
@@ -4882,6 +5160,7 @@
         <w:spacing w:after="0" w:before="0" w:line="240" w:lineRule="auto"/>
       </w:pPr>
       <w:rPr>
+        <w:rFonts w:eastAsia="黑体"/>
         <w:b/>
         <w:bCs/>
       </w:rPr>
@@ -4897,12 +5176,14 @@
     </w:tblStylePr>
     <w:tblStylePr w:type="firstCol">
       <w:rPr>
+        <w:rFonts w:eastAsia="黑体"/>
         <w:b/>
         <w:bCs/>
       </w:rPr>
     </w:tblStylePr>
     <w:tblStylePr w:type="lastCol">
       <w:rPr>
+        <w:rFonts w:eastAsia="黑体"/>
         <w:b/>
         <w:bCs/>
       </w:rPr>
@@ -4960,6 +5241,7 @@
         <w:spacing w:after="0" w:before="0" w:line="240" w:lineRule="auto"/>
       </w:pPr>
       <w:rPr>
+        <w:rFonts w:eastAsia="黑体"/>
         <w:b/>
         <w:bCs/>
         <w:color w:themeColor="background1" w:val="FFFFFF"/>
@@ -4974,6 +5256,7 @@
         <w:spacing w:after="0" w:before="0" w:line="240" w:lineRule="auto"/>
       </w:pPr>
       <w:rPr>
+        <w:rFonts w:eastAsia="黑体"/>
         <w:b/>
         <w:bCs/>
       </w:rPr>
@@ -4989,12 +5272,14 @@
     </w:tblStylePr>
     <w:tblStylePr w:type="firstCol">
       <w:rPr>
+        <w:rFonts w:eastAsia="黑体"/>
         <w:b/>
         <w:bCs/>
       </w:rPr>
     </w:tblStylePr>
     <w:tblStylePr w:type="lastCol">
       <w:rPr>
+        <w:rFonts w:eastAsia="黑体"/>
         <w:b/>
         <w:bCs/>
       </w:rPr>
@@ -5052,6 +5337,7 @@
         <w:spacing w:after="0" w:before="0" w:line="240" w:lineRule="auto"/>
       </w:pPr>
       <w:rPr>
+        <w:rFonts w:eastAsia="黑体"/>
         <w:b/>
         <w:bCs/>
         <w:color w:themeColor="background1" w:val="FFFFFF"/>
@@ -5066,6 +5352,7 @@
         <w:spacing w:after="0" w:before="0" w:line="240" w:lineRule="auto"/>
       </w:pPr>
       <w:rPr>
+        <w:rFonts w:eastAsia="黑体"/>
         <w:b/>
         <w:bCs/>
       </w:rPr>
@@ -5081,12 +5368,14 @@
     </w:tblStylePr>
     <w:tblStylePr w:type="firstCol">
       <w:rPr>
+        <w:rFonts w:eastAsia="黑体"/>
         <w:b/>
         <w:bCs/>
       </w:rPr>
     </w:tblStylePr>
     <w:tblStylePr w:type="lastCol">
       <w:rPr>
+        <w:rFonts w:eastAsia="黑体"/>
         <w:b/>
         <w:bCs/>
       </w:rPr>
@@ -5144,6 +5433,7 @@
         <w:spacing w:after="0" w:before="0" w:line="240" w:lineRule="auto"/>
       </w:pPr>
       <w:rPr>
+        <w:rFonts w:eastAsia="黑体"/>
         <w:b/>
         <w:bCs/>
         <w:color w:themeColor="background1" w:val="FFFFFF"/>
@@ -5158,6 +5448,7 @@
         <w:spacing w:after="0" w:before="0" w:line="240" w:lineRule="auto"/>
       </w:pPr>
       <w:rPr>
+        <w:rFonts w:eastAsia="黑体"/>
         <w:b/>
         <w:bCs/>
       </w:rPr>
@@ -5173,12 +5464,14 @@
     </w:tblStylePr>
     <w:tblStylePr w:type="firstCol">
       <w:rPr>
+        <w:rFonts w:eastAsia="黑体"/>
         <w:b/>
         <w:bCs/>
       </w:rPr>
     </w:tblStylePr>
     <w:tblStylePr w:type="lastCol">
       <w:rPr>
+        <w:rFonts w:eastAsia="黑体"/>
         <w:b/>
         <w:bCs/>
       </w:rPr>
@@ -5238,7 +5531,7 @@
         <w:spacing w:after="0" w:before="0" w:line="240" w:lineRule="auto"/>
       </w:pPr>
       <w:rPr>
-        <w:rFonts w:asciiTheme="majorHAnsi" w:cstheme="majorBidi" w:eastAsiaTheme="majorEastAsia" w:hAnsiTheme="majorHAnsi"/>
+        <w:rFonts w:asciiTheme="majorHAnsi" w:cstheme="majorBidi" w:hAnsiTheme="majorHAnsi" w:eastAsia="黑体"/>
         <w:b/>
         <w:bCs/>
       </w:rPr>
@@ -5259,7 +5552,7 @@
         <w:spacing w:after="0" w:before="0" w:line="240" w:lineRule="auto"/>
       </w:pPr>
       <w:rPr>
-        <w:rFonts w:asciiTheme="majorHAnsi" w:cstheme="majorBidi" w:eastAsiaTheme="majorEastAsia" w:hAnsiTheme="majorHAnsi"/>
+        <w:rFonts w:asciiTheme="majorHAnsi" w:cstheme="majorBidi" w:hAnsiTheme="majorHAnsi" w:eastAsia="黑体"/>
         <w:b/>
         <w:bCs/>
       </w:rPr>
@@ -5277,14 +5570,14 @@
     </w:tblStylePr>
     <w:tblStylePr w:type="firstCol">
       <w:rPr>
-        <w:rFonts w:asciiTheme="majorHAnsi" w:cstheme="majorBidi" w:eastAsiaTheme="majorEastAsia" w:hAnsiTheme="majorHAnsi"/>
+        <w:rFonts w:asciiTheme="majorHAnsi" w:cstheme="majorBidi" w:hAnsiTheme="majorHAnsi" w:eastAsia="黑体"/>
         <w:b/>
         <w:bCs/>
       </w:rPr>
     </w:tblStylePr>
     <w:tblStylePr w:type="lastCol">
       <w:rPr>
-        <w:rFonts w:asciiTheme="majorHAnsi" w:cstheme="majorBidi" w:eastAsiaTheme="majorEastAsia" w:hAnsiTheme="majorHAnsi"/>
+        <w:rFonts w:asciiTheme="majorHAnsi" w:cstheme="majorBidi" w:hAnsiTheme="majorHAnsi" w:eastAsia="黑体"/>
         <w:b/>
         <w:bCs/>
       </w:rPr>
@@ -5368,7 +5661,7 @@
         <w:spacing w:after="0" w:before="0" w:line="240" w:lineRule="auto"/>
       </w:pPr>
       <w:rPr>
-        <w:rFonts w:asciiTheme="majorHAnsi" w:cstheme="majorBidi" w:eastAsiaTheme="majorEastAsia" w:hAnsiTheme="majorHAnsi"/>
+        <w:rFonts w:asciiTheme="majorHAnsi" w:cstheme="majorBidi" w:hAnsiTheme="majorHAnsi" w:eastAsia="黑体"/>
         <w:b/>
         <w:bCs/>
       </w:rPr>
@@ -5389,7 +5682,7 @@
         <w:spacing w:after="0" w:before="0" w:line="240" w:lineRule="auto"/>
       </w:pPr>
       <w:rPr>
-        <w:rFonts w:asciiTheme="majorHAnsi" w:cstheme="majorBidi" w:eastAsiaTheme="majorEastAsia" w:hAnsiTheme="majorHAnsi"/>
+        <w:rFonts w:asciiTheme="majorHAnsi" w:cstheme="majorBidi" w:hAnsiTheme="majorHAnsi" w:eastAsia="黑体"/>
         <w:b/>
         <w:bCs/>
       </w:rPr>
@@ -5407,14 +5700,14 @@
     </w:tblStylePr>
     <w:tblStylePr w:type="firstCol">
       <w:rPr>
-        <w:rFonts w:asciiTheme="majorHAnsi" w:cstheme="majorBidi" w:eastAsiaTheme="majorEastAsia" w:hAnsiTheme="majorHAnsi"/>
+        <w:rFonts w:asciiTheme="majorHAnsi" w:cstheme="majorBidi" w:hAnsiTheme="majorHAnsi" w:eastAsia="黑体"/>
         <w:b/>
         <w:bCs/>
       </w:rPr>
     </w:tblStylePr>
     <w:tblStylePr w:type="lastCol">
       <w:rPr>
-        <w:rFonts w:asciiTheme="majorHAnsi" w:cstheme="majorBidi" w:eastAsiaTheme="majorEastAsia" w:hAnsiTheme="majorHAnsi"/>
+        <w:rFonts w:asciiTheme="majorHAnsi" w:cstheme="majorBidi" w:hAnsiTheme="majorHAnsi" w:eastAsia="黑体"/>
         <w:b/>
         <w:bCs/>
       </w:rPr>
@@ -5498,7 +5791,7 @@
         <w:spacing w:after="0" w:before="0" w:line="240" w:lineRule="auto"/>
       </w:pPr>
       <w:rPr>
-        <w:rFonts w:asciiTheme="majorHAnsi" w:cstheme="majorBidi" w:eastAsiaTheme="majorEastAsia" w:hAnsiTheme="majorHAnsi"/>
+        <w:rFonts w:asciiTheme="majorHAnsi" w:cstheme="majorBidi" w:hAnsiTheme="majorHAnsi" w:eastAsia="黑体"/>
         <w:b/>
         <w:bCs/>
       </w:rPr>
@@ -5519,7 +5812,7 @@
         <w:spacing w:after="0" w:before="0" w:line="240" w:lineRule="auto"/>
       </w:pPr>
       <w:rPr>
-        <w:rFonts w:asciiTheme="majorHAnsi" w:cstheme="majorBidi" w:eastAsiaTheme="majorEastAsia" w:hAnsiTheme="majorHAnsi"/>
+        <w:rFonts w:asciiTheme="majorHAnsi" w:cstheme="majorBidi" w:hAnsiTheme="majorHAnsi" w:eastAsia="黑体"/>
         <w:b/>
         <w:bCs/>
       </w:rPr>
@@ -5537,14 +5830,14 @@
     </w:tblStylePr>
     <w:tblStylePr w:type="firstCol">
       <w:rPr>
-        <w:rFonts w:asciiTheme="majorHAnsi" w:cstheme="majorBidi" w:eastAsiaTheme="majorEastAsia" w:hAnsiTheme="majorHAnsi"/>
+        <w:rFonts w:asciiTheme="majorHAnsi" w:cstheme="majorBidi" w:hAnsiTheme="majorHAnsi" w:eastAsia="黑体"/>
         <w:b/>
         <w:bCs/>
       </w:rPr>
     </w:tblStylePr>
     <w:tblStylePr w:type="lastCol">
       <w:rPr>
-        <w:rFonts w:asciiTheme="majorHAnsi" w:cstheme="majorBidi" w:eastAsiaTheme="majorEastAsia" w:hAnsiTheme="majorHAnsi"/>
+        <w:rFonts w:asciiTheme="majorHAnsi" w:cstheme="majorBidi" w:hAnsiTheme="majorHAnsi" w:eastAsia="黑体"/>
         <w:b/>
         <w:bCs/>
       </w:rPr>
@@ -5628,7 +5921,7 @@
         <w:spacing w:after="0" w:before="0" w:line="240" w:lineRule="auto"/>
       </w:pPr>
       <w:rPr>
-        <w:rFonts w:asciiTheme="majorHAnsi" w:cstheme="majorBidi" w:eastAsiaTheme="majorEastAsia" w:hAnsiTheme="majorHAnsi"/>
+        <w:rFonts w:asciiTheme="majorHAnsi" w:cstheme="majorBidi" w:hAnsiTheme="majorHAnsi" w:eastAsia="黑体"/>
         <w:b/>
         <w:bCs/>
       </w:rPr>
@@ -5649,7 +5942,7 @@
         <w:spacing w:after="0" w:before="0" w:line="240" w:lineRule="auto"/>
       </w:pPr>
       <w:rPr>
-        <w:rFonts w:asciiTheme="majorHAnsi" w:cstheme="majorBidi" w:eastAsiaTheme="majorEastAsia" w:hAnsiTheme="majorHAnsi"/>
+        <w:rFonts w:asciiTheme="majorHAnsi" w:cstheme="majorBidi" w:hAnsiTheme="majorHAnsi" w:eastAsia="黑体"/>
         <w:b/>
         <w:bCs/>
       </w:rPr>
@@ -5667,14 +5960,14 @@
     </w:tblStylePr>
     <w:tblStylePr w:type="firstCol">
       <w:rPr>
-        <w:rFonts w:asciiTheme="majorHAnsi" w:cstheme="majorBidi" w:eastAsiaTheme="majorEastAsia" w:hAnsiTheme="majorHAnsi"/>
+        <w:rFonts w:asciiTheme="majorHAnsi" w:cstheme="majorBidi" w:hAnsiTheme="majorHAnsi" w:eastAsia="黑体"/>
         <w:b/>
         <w:bCs/>
       </w:rPr>
     </w:tblStylePr>
     <w:tblStylePr w:type="lastCol">
       <w:rPr>
-        <w:rFonts w:asciiTheme="majorHAnsi" w:cstheme="majorBidi" w:eastAsiaTheme="majorEastAsia" w:hAnsiTheme="majorHAnsi"/>
+        <w:rFonts w:asciiTheme="majorHAnsi" w:cstheme="majorBidi" w:hAnsiTheme="majorHAnsi" w:eastAsia="黑体"/>
         <w:b/>
         <w:bCs/>
       </w:rPr>
@@ -5758,7 +6051,7 @@
         <w:spacing w:after="0" w:before="0" w:line="240" w:lineRule="auto"/>
       </w:pPr>
       <w:rPr>
-        <w:rFonts w:asciiTheme="majorHAnsi" w:cstheme="majorBidi" w:eastAsiaTheme="majorEastAsia" w:hAnsiTheme="majorHAnsi"/>
+        <w:rFonts w:asciiTheme="majorHAnsi" w:cstheme="majorBidi" w:hAnsiTheme="majorHAnsi" w:eastAsia="黑体"/>
         <w:b/>
         <w:bCs/>
       </w:rPr>
@@ -5779,7 +6072,7 @@
         <w:spacing w:after="0" w:before="0" w:line="240" w:lineRule="auto"/>
       </w:pPr>
       <w:rPr>
-        <w:rFonts w:asciiTheme="majorHAnsi" w:cstheme="majorBidi" w:eastAsiaTheme="majorEastAsia" w:hAnsiTheme="majorHAnsi"/>
+        <w:rFonts w:asciiTheme="majorHAnsi" w:cstheme="majorBidi" w:hAnsiTheme="majorHAnsi" w:eastAsia="黑体"/>
         <w:b/>
         <w:bCs/>
       </w:rPr>
@@ -5797,14 +6090,14 @@
     </w:tblStylePr>
     <w:tblStylePr w:type="firstCol">
       <w:rPr>
-        <w:rFonts w:asciiTheme="majorHAnsi" w:cstheme="majorBidi" w:eastAsiaTheme="majorEastAsia" w:hAnsiTheme="majorHAnsi"/>
+        <w:rFonts w:asciiTheme="majorHAnsi" w:cstheme="majorBidi" w:hAnsiTheme="majorHAnsi" w:eastAsia="黑体"/>
         <w:b/>
         <w:bCs/>
       </w:rPr>
     </w:tblStylePr>
     <w:tblStylePr w:type="lastCol">
       <w:rPr>
-        <w:rFonts w:asciiTheme="majorHAnsi" w:cstheme="majorBidi" w:eastAsiaTheme="majorEastAsia" w:hAnsiTheme="majorHAnsi"/>
+        <w:rFonts w:asciiTheme="majorHAnsi" w:cstheme="majorBidi" w:hAnsiTheme="majorHAnsi" w:eastAsia="黑体"/>
         <w:b/>
         <w:bCs/>
       </w:rPr>
@@ -5888,7 +6181,7 @@
         <w:spacing w:after="0" w:before="0" w:line="240" w:lineRule="auto"/>
       </w:pPr>
       <w:rPr>
-        <w:rFonts w:asciiTheme="majorHAnsi" w:cstheme="majorBidi" w:eastAsiaTheme="majorEastAsia" w:hAnsiTheme="majorHAnsi"/>
+        <w:rFonts w:asciiTheme="majorHAnsi" w:cstheme="majorBidi" w:hAnsiTheme="majorHAnsi" w:eastAsia="黑体"/>
         <w:b/>
         <w:bCs/>
       </w:rPr>
@@ -5909,7 +6202,7 @@
         <w:spacing w:after="0" w:before="0" w:line="240" w:lineRule="auto"/>
       </w:pPr>
       <w:rPr>
-        <w:rFonts w:asciiTheme="majorHAnsi" w:cstheme="majorBidi" w:eastAsiaTheme="majorEastAsia" w:hAnsiTheme="majorHAnsi"/>
+        <w:rFonts w:asciiTheme="majorHAnsi" w:cstheme="majorBidi" w:hAnsiTheme="majorHAnsi" w:eastAsia="黑体"/>
         <w:b/>
         <w:bCs/>
       </w:rPr>
@@ -5927,14 +6220,14 @@
     </w:tblStylePr>
     <w:tblStylePr w:type="firstCol">
       <w:rPr>
-        <w:rFonts w:asciiTheme="majorHAnsi" w:cstheme="majorBidi" w:eastAsiaTheme="majorEastAsia" w:hAnsiTheme="majorHAnsi"/>
+        <w:rFonts w:asciiTheme="majorHAnsi" w:cstheme="majorBidi" w:hAnsiTheme="majorHAnsi" w:eastAsia="黑体"/>
         <w:b/>
         <w:bCs/>
       </w:rPr>
     </w:tblStylePr>
     <w:tblStylePr w:type="lastCol">
       <w:rPr>
-        <w:rFonts w:asciiTheme="majorHAnsi" w:cstheme="majorBidi" w:eastAsiaTheme="majorEastAsia" w:hAnsiTheme="majorHAnsi"/>
+        <w:rFonts w:asciiTheme="majorHAnsi" w:cstheme="majorBidi" w:hAnsiTheme="majorHAnsi" w:eastAsia="黑体"/>
         <w:b/>
         <w:bCs/>
       </w:rPr>
@@ -6018,7 +6311,7 @@
         <w:spacing w:after="0" w:before="0" w:line="240" w:lineRule="auto"/>
       </w:pPr>
       <w:rPr>
-        <w:rFonts w:asciiTheme="majorHAnsi" w:cstheme="majorBidi" w:eastAsiaTheme="majorEastAsia" w:hAnsiTheme="majorHAnsi"/>
+        <w:rFonts w:asciiTheme="majorHAnsi" w:cstheme="majorBidi" w:hAnsiTheme="majorHAnsi" w:eastAsia="黑体"/>
         <w:b/>
         <w:bCs/>
       </w:rPr>
@@ -6039,7 +6332,7 @@
         <w:spacing w:after="0" w:before="0" w:line="240" w:lineRule="auto"/>
       </w:pPr>
       <w:rPr>
-        <w:rFonts w:asciiTheme="majorHAnsi" w:cstheme="majorBidi" w:eastAsiaTheme="majorEastAsia" w:hAnsiTheme="majorHAnsi"/>
+        <w:rFonts w:asciiTheme="majorHAnsi" w:cstheme="majorBidi" w:hAnsiTheme="majorHAnsi" w:eastAsia="黑体"/>
         <w:b/>
         <w:bCs/>
       </w:rPr>
@@ -6057,14 +6350,14 @@
     </w:tblStylePr>
     <w:tblStylePr w:type="firstCol">
       <w:rPr>
-        <w:rFonts w:asciiTheme="majorHAnsi" w:cstheme="majorBidi" w:eastAsiaTheme="majorEastAsia" w:hAnsiTheme="majorHAnsi"/>
+        <w:rFonts w:asciiTheme="majorHAnsi" w:cstheme="majorBidi" w:hAnsiTheme="majorHAnsi" w:eastAsia="黑体"/>
         <w:b/>
         <w:bCs/>
       </w:rPr>
     </w:tblStylePr>
     <w:tblStylePr w:type="lastCol">
       <w:rPr>
-        <w:rFonts w:asciiTheme="majorHAnsi" w:cstheme="majorBidi" w:eastAsiaTheme="majorEastAsia" w:hAnsiTheme="majorHAnsi"/>
+        <w:rFonts w:asciiTheme="majorHAnsi" w:cstheme="majorBidi" w:hAnsiTheme="majorHAnsi" w:eastAsia="黑体"/>
         <w:b/>
         <w:bCs/>
       </w:rPr>
@@ -6147,6 +6440,7 @@
         <w:spacing w:after="0" w:before="0" w:line="240" w:lineRule="auto"/>
       </w:pPr>
       <w:rPr>
+        <w:rFonts w:eastAsia="黑体"/>
         <w:b/>
         <w:bCs/>
         <w:color w:themeColor="background1" w:val="FFFFFF"/>
@@ -6169,6 +6463,7 @@
         <w:spacing w:after="0" w:before="0" w:line="240" w:lineRule="auto"/>
       </w:pPr>
       <w:rPr>
+        <w:rFonts w:eastAsia="黑体"/>
         <w:b/>
         <w:bCs/>
       </w:rPr>
@@ -6186,12 +6481,14 @@
     </w:tblStylePr>
     <w:tblStylePr w:type="firstCol">
       <w:rPr>
+        <w:rFonts w:eastAsia="黑体"/>
         <w:b/>
         <w:bCs/>
       </w:rPr>
     </w:tblStylePr>
     <w:tblStylePr w:type="lastCol">
       <w:rPr>
+        <w:rFonts w:eastAsia="黑体"/>
         <w:b/>
         <w:bCs/>
       </w:rPr>
@@ -6253,6 +6550,7 @@
         <w:spacing w:after="0" w:before="0" w:line="240" w:lineRule="auto"/>
       </w:pPr>
       <w:rPr>
+        <w:rFonts w:eastAsia="黑体"/>
         <w:b/>
         <w:bCs/>
         <w:color w:themeColor="background1" w:val="FFFFFF"/>
@@ -6275,6 +6573,7 @@
         <w:spacing w:after="0" w:before="0" w:line="240" w:lineRule="auto"/>
       </w:pPr>
       <w:rPr>
+        <w:rFonts w:eastAsia="黑体"/>
         <w:b/>
         <w:bCs/>
       </w:rPr>
@@ -6292,12 +6591,14 @@
     </w:tblStylePr>
     <w:tblStylePr w:type="firstCol">
       <w:rPr>
+        <w:rFonts w:eastAsia="黑体"/>
         <w:b/>
         <w:bCs/>
       </w:rPr>
     </w:tblStylePr>
     <w:tblStylePr w:type="lastCol">
       <w:rPr>
+        <w:rFonts w:eastAsia="黑体"/>
         <w:b/>
         <w:bCs/>
       </w:rPr>
@@ -6359,6 +6660,7 @@
         <w:spacing w:after="0" w:before="0" w:line="240" w:lineRule="auto"/>
       </w:pPr>
       <w:rPr>
+        <w:rFonts w:eastAsia="黑体"/>
         <w:b/>
         <w:bCs/>
         <w:color w:themeColor="background1" w:val="FFFFFF"/>
@@ -6381,6 +6683,7 @@
         <w:spacing w:after="0" w:before="0" w:line="240" w:lineRule="auto"/>
       </w:pPr>
       <w:rPr>
+        <w:rFonts w:eastAsia="黑体"/>
         <w:b/>
         <w:bCs/>
       </w:rPr>
@@ -6398,12 +6701,14 @@
     </w:tblStylePr>
     <w:tblStylePr w:type="firstCol">
       <w:rPr>
+        <w:rFonts w:eastAsia="黑体"/>
         <w:b/>
         <w:bCs/>
       </w:rPr>
     </w:tblStylePr>
     <w:tblStylePr w:type="lastCol">
       <w:rPr>
+        <w:rFonts w:eastAsia="黑体"/>
         <w:b/>
         <w:bCs/>
       </w:rPr>
@@ -6465,6 +6770,7 @@
         <w:spacing w:after="0" w:before="0" w:line="240" w:lineRule="auto"/>
       </w:pPr>
       <w:rPr>
+        <w:rFonts w:eastAsia="黑体"/>
         <w:b/>
         <w:bCs/>
         <w:color w:themeColor="background1" w:val="FFFFFF"/>
@@ -6487,6 +6793,7 @@
         <w:spacing w:after="0" w:before="0" w:line="240" w:lineRule="auto"/>
       </w:pPr>
       <w:rPr>
+        <w:rFonts w:eastAsia="黑体"/>
         <w:b/>
         <w:bCs/>
       </w:rPr>
@@ -6504,12 +6811,14 @@
     </w:tblStylePr>
     <w:tblStylePr w:type="firstCol">
       <w:rPr>
+        <w:rFonts w:eastAsia="黑体"/>
         <w:b/>
         <w:bCs/>
       </w:rPr>
     </w:tblStylePr>
     <w:tblStylePr w:type="lastCol">
       <w:rPr>
+        <w:rFonts w:eastAsia="黑体"/>
         <w:b/>
         <w:bCs/>
       </w:rPr>
@@ -6571,6 +6880,7 @@
         <w:spacing w:after="0" w:before="0" w:line="240" w:lineRule="auto"/>
       </w:pPr>
       <w:rPr>
+        <w:rFonts w:eastAsia="黑体"/>
         <w:b/>
         <w:bCs/>
         <w:color w:themeColor="background1" w:val="FFFFFF"/>
@@ -6593,6 +6903,7 @@
         <w:spacing w:after="0" w:before="0" w:line="240" w:lineRule="auto"/>
       </w:pPr>
       <w:rPr>
+        <w:rFonts w:eastAsia="黑体"/>
         <w:b/>
         <w:bCs/>
       </w:rPr>
@@ -6610,12 +6921,14 @@
     </w:tblStylePr>
     <w:tblStylePr w:type="firstCol">
       <w:rPr>
+        <w:rFonts w:eastAsia="黑体"/>
         <w:b/>
         <w:bCs/>
       </w:rPr>
     </w:tblStylePr>
     <w:tblStylePr w:type="lastCol">
       <w:rPr>
+        <w:rFonts w:eastAsia="黑体"/>
         <w:b/>
         <w:bCs/>
       </w:rPr>
@@ -6677,6 +6990,7 @@
         <w:spacing w:after="0" w:before="0" w:line="240" w:lineRule="auto"/>
       </w:pPr>
       <w:rPr>
+        <w:rFonts w:eastAsia="黑体"/>
         <w:b/>
         <w:bCs/>
         <w:color w:themeColor="background1" w:val="FFFFFF"/>
@@ -6699,6 +7013,7 @@
         <w:spacing w:after="0" w:before="0" w:line="240" w:lineRule="auto"/>
       </w:pPr>
       <w:rPr>
+        <w:rFonts w:eastAsia="黑体"/>
         <w:b/>
         <w:bCs/>
       </w:rPr>
@@ -6716,12 +7031,14 @@
     </w:tblStylePr>
     <w:tblStylePr w:type="firstCol">
       <w:rPr>
+        <w:rFonts w:eastAsia="黑体"/>
         <w:b/>
         <w:bCs/>
       </w:rPr>
     </w:tblStylePr>
     <w:tblStylePr w:type="lastCol">
       <w:rPr>
+        <w:rFonts w:eastAsia="黑体"/>
         <w:b/>
         <w:bCs/>
       </w:rPr>
@@ -6783,6 +7100,7 @@
         <w:spacing w:after="0" w:before="0" w:line="240" w:lineRule="auto"/>
       </w:pPr>
       <w:rPr>
+        <w:rFonts w:eastAsia="黑体"/>
         <w:b/>
         <w:bCs/>
         <w:color w:themeColor="background1" w:val="FFFFFF"/>
@@ -6805,6 +7123,7 @@
         <w:spacing w:after="0" w:before="0" w:line="240" w:lineRule="auto"/>
       </w:pPr>
       <w:rPr>
+        <w:rFonts w:eastAsia="黑体"/>
         <w:b/>
         <w:bCs/>
       </w:rPr>
@@ -6822,12 +7141,14 @@
     </w:tblStylePr>
     <w:tblStylePr w:type="firstCol">
       <w:rPr>
+        <w:rFonts w:eastAsia="黑体"/>
         <w:b/>
         <w:bCs/>
       </w:rPr>
     </w:tblStylePr>
     <w:tblStylePr w:type="lastCol">
       <w:rPr>
+        <w:rFonts w:eastAsia="黑体"/>
         <w:b/>
         <w:bCs/>
       </w:rPr>
@@ -6886,6 +7207,7 @@
         <w:spacing w:after="0" w:before="0" w:line="240" w:lineRule="auto"/>
       </w:pPr>
       <w:rPr>
+        <w:rFonts w:eastAsia="黑体"/>
         <w:b/>
         <w:bCs/>
         <w:color w:themeColor="background1" w:val="FFFFFF"/>
@@ -6908,6 +7230,7 @@
         <w:spacing w:after="0" w:before="0" w:line="240" w:lineRule="auto"/>
       </w:pPr>
       <w:rPr>
+        <w:rFonts w:eastAsia="黑体"/>
         <w:color w:val="auto"/>
       </w:rPr>
       <w:tblPr/>
@@ -6925,6 +7248,7 @@
     </w:tblStylePr>
     <w:tblStylePr w:type="firstCol">
       <w:rPr>
+        <w:rFonts w:eastAsia="黑体"/>
         <w:b/>
         <w:bCs/>
         <w:color w:themeColor="background1" w:val="FFFFFF"/>
@@ -6944,6 +7268,7 @@
     </w:tblStylePr>
     <w:tblStylePr w:type="lastCol">
       <w:rPr>
+        <w:rFonts w:eastAsia="黑体"/>
         <w:b/>
         <w:bCs/>
         <w:color w:themeColor="background1" w:val="FFFFFF"/>
@@ -6992,6 +7317,7 @@
     </w:tblStylePr>
     <w:tblStylePr w:type="nwCell">
       <w:rPr>
+        <w:rFonts w:eastAsia="黑体"/>
         <w:color w:themeColor="background1" w:val="FFFFFF"/>
       </w:rPr>
       <w:tblPr/>
@@ -7035,6 +7361,7 @@
         <w:spacing w:after="0" w:before="0" w:line="240" w:lineRule="auto"/>
       </w:pPr>
       <w:rPr>
+        <w:rFonts w:eastAsia="黑体"/>
         <w:b/>
         <w:bCs/>
         <w:color w:themeColor="background1" w:val="FFFFFF"/>
@@ -7057,6 +7384,7 @@
         <w:spacing w:after="0" w:before="0" w:line="240" w:lineRule="auto"/>
       </w:pPr>
       <w:rPr>
+        <w:rFonts w:eastAsia="黑体"/>
         <w:color w:val="auto"/>
       </w:rPr>
       <w:tblPr/>
@@ -7074,6 +7402,7 @@
     </w:tblStylePr>
     <w:tblStylePr w:type="firstCol">
       <w:rPr>
+        <w:rFonts w:eastAsia="黑体"/>
         <w:b/>
         <w:bCs/>
         <w:color w:themeColor="background1" w:val="FFFFFF"/>
@@ -7093,6 +7422,7 @@
     </w:tblStylePr>
     <w:tblStylePr w:type="lastCol">
       <w:rPr>
+        <w:rFonts w:eastAsia="黑体"/>
         <w:b/>
         <w:bCs/>
         <w:color w:themeColor="background1" w:val="FFFFFF"/>
@@ -7141,6 +7471,7 @@
     </w:tblStylePr>
     <w:tblStylePr w:type="nwCell">
       <w:rPr>
+        <w:rFonts w:eastAsia="黑体"/>
         <w:color w:themeColor="background1" w:val="FFFFFF"/>
       </w:rPr>
       <w:tblPr/>
@@ -7184,6 +7515,7 @@
         <w:spacing w:after="0" w:before="0" w:line="240" w:lineRule="auto"/>
       </w:pPr>
       <w:rPr>
+        <w:rFonts w:eastAsia="黑体"/>
         <w:b/>
         <w:bCs/>
         <w:color w:themeColor="background1" w:val="FFFFFF"/>
@@ -7206,6 +7538,7 @@
         <w:spacing w:after="0" w:before="0" w:line="240" w:lineRule="auto"/>
       </w:pPr>
       <w:rPr>
+        <w:rFonts w:eastAsia="黑体"/>
         <w:color w:val="auto"/>
       </w:rPr>
       <w:tblPr/>
@@ -7223,6 +7556,7 @@
     </w:tblStylePr>
     <w:tblStylePr w:type="firstCol">
       <w:rPr>
+        <w:rFonts w:eastAsia="黑体"/>
         <w:b/>
         <w:bCs/>
         <w:color w:themeColor="background1" w:val="FFFFFF"/>
@@ -7242,6 +7576,7 @@
     </w:tblStylePr>
     <w:tblStylePr w:type="lastCol">
       <w:rPr>
+        <w:rFonts w:eastAsia="黑体"/>
         <w:b/>
         <w:bCs/>
         <w:color w:themeColor="background1" w:val="FFFFFF"/>
@@ -7290,6 +7625,7 @@
     </w:tblStylePr>
     <w:tblStylePr w:type="nwCell">
       <w:rPr>
+        <w:rFonts w:eastAsia="黑体"/>
         <w:color w:themeColor="background1" w:val="FFFFFF"/>
       </w:rPr>
       <w:tblPr/>
@@ -7333,6 +7669,7 @@
         <w:spacing w:after="0" w:before="0" w:line="240" w:lineRule="auto"/>
       </w:pPr>
       <w:rPr>
+        <w:rFonts w:eastAsia="黑体"/>
         <w:b/>
         <w:bCs/>
         <w:color w:themeColor="background1" w:val="FFFFFF"/>
@@ -7355,6 +7692,7 @@
         <w:spacing w:after="0" w:before="0" w:line="240" w:lineRule="auto"/>
       </w:pPr>
       <w:rPr>
+        <w:rFonts w:eastAsia="黑体"/>
         <w:color w:val="auto"/>
       </w:rPr>
       <w:tblPr/>
@@ -7372,6 +7710,7 @@
     </w:tblStylePr>
     <w:tblStylePr w:type="firstCol">
       <w:rPr>
+        <w:rFonts w:eastAsia="黑体"/>
         <w:b/>
         <w:bCs/>
         <w:color w:themeColor="background1" w:val="FFFFFF"/>
@@ -7391,6 +7730,7 @@
     </w:tblStylePr>
     <w:tblStylePr w:type="lastCol">
       <w:rPr>
+        <w:rFonts w:eastAsia="黑体"/>
         <w:b/>
         <w:bCs/>
         <w:color w:themeColor="background1" w:val="FFFFFF"/>
@@ -7439,6 +7779,7 @@
     </w:tblStylePr>
     <w:tblStylePr w:type="nwCell">
       <w:rPr>
+        <w:rFonts w:eastAsia="黑体"/>
         <w:color w:themeColor="background1" w:val="FFFFFF"/>
       </w:rPr>
       <w:tblPr/>
@@ -7482,6 +7823,7 @@
         <w:spacing w:after="0" w:before="0" w:line="240" w:lineRule="auto"/>
       </w:pPr>
       <w:rPr>
+        <w:rFonts w:eastAsia="黑体"/>
         <w:b/>
         <w:bCs/>
         <w:color w:themeColor="background1" w:val="FFFFFF"/>
@@ -7504,6 +7846,7 @@
         <w:spacing w:after="0" w:before="0" w:line="240" w:lineRule="auto"/>
       </w:pPr>
       <w:rPr>
+        <w:rFonts w:eastAsia="黑体"/>
         <w:color w:val="auto"/>
       </w:rPr>
       <w:tblPr/>
@@ -7521,6 +7864,7 @@
     </w:tblStylePr>
     <w:tblStylePr w:type="firstCol">
       <w:rPr>
+        <w:rFonts w:eastAsia="黑体"/>
         <w:b/>
         <w:bCs/>
         <w:color w:themeColor="background1" w:val="FFFFFF"/>
@@ -7540,6 +7884,7 @@
     </w:tblStylePr>
     <w:tblStylePr w:type="lastCol">
       <w:rPr>
+        <w:rFonts w:eastAsia="黑体"/>
         <w:b/>
         <w:bCs/>
         <w:color w:themeColor="background1" w:val="FFFFFF"/>
@@ -7588,6 +7933,7 @@
     </w:tblStylePr>
     <w:tblStylePr w:type="nwCell">
       <w:rPr>
+        <w:rFonts w:eastAsia="黑体"/>
         <w:color w:themeColor="background1" w:val="FFFFFF"/>
       </w:rPr>
       <w:tblPr/>
@@ -7631,6 +7977,7 @@
         <w:spacing w:after="0" w:before="0" w:line="240" w:lineRule="auto"/>
       </w:pPr>
       <w:rPr>
+        <w:rFonts w:eastAsia="黑体"/>
         <w:b/>
         <w:bCs/>
         <w:color w:themeColor="background1" w:val="FFFFFF"/>
@@ -7653,6 +8000,7 @@
         <w:spacing w:after="0" w:before="0" w:line="240" w:lineRule="auto"/>
       </w:pPr>
       <w:rPr>
+        <w:rFonts w:eastAsia="黑体"/>
         <w:color w:val="auto"/>
       </w:rPr>
       <w:tblPr/>
@@ -7670,6 +8018,7 @@
     </w:tblStylePr>
     <w:tblStylePr w:type="firstCol">
       <w:rPr>
+        <w:rFonts w:eastAsia="黑体"/>
         <w:b/>
         <w:bCs/>
         <w:color w:themeColor="background1" w:val="FFFFFF"/>
@@ -7689,6 +8038,7 @@
     </w:tblStylePr>
     <w:tblStylePr w:type="lastCol">
       <w:rPr>
+        <w:rFonts w:eastAsia="黑体"/>
         <w:b/>
         <w:bCs/>
         <w:color w:themeColor="background1" w:val="FFFFFF"/>
@@ -7737,6 +8087,7 @@
     </w:tblStylePr>
     <w:tblStylePr w:type="nwCell">
       <w:rPr>
+        <w:rFonts w:eastAsia="黑体"/>
         <w:color w:themeColor="background1" w:val="FFFFFF"/>
       </w:rPr>
       <w:tblPr/>
@@ -7780,6 +8131,7 @@
         <w:spacing w:after="0" w:before="0" w:line="240" w:lineRule="auto"/>
       </w:pPr>
       <w:rPr>
+        <w:rFonts w:eastAsia="黑体"/>
         <w:b/>
         <w:bCs/>
         <w:color w:themeColor="background1" w:val="FFFFFF"/>
@@ -7802,6 +8154,7 @@
         <w:spacing w:after="0" w:before="0" w:line="240" w:lineRule="auto"/>
       </w:pPr>
       <w:rPr>
+        <w:rFonts w:eastAsia="黑体"/>
         <w:color w:val="auto"/>
       </w:rPr>
       <w:tblPr/>
@@ -7819,6 +8172,7 @@
     </w:tblStylePr>
     <w:tblStylePr w:type="firstCol">
       <w:rPr>
+        <w:rFonts w:eastAsia="黑体"/>
         <w:b/>
         <w:bCs/>
         <w:color w:themeColor="background1" w:val="FFFFFF"/>
@@ -7838,6 +8192,7 @@
     </w:tblStylePr>
     <w:tblStylePr w:type="lastCol">
       <w:rPr>
+        <w:rFonts w:eastAsia="黑体"/>
         <w:b/>
         <w:bCs/>
         <w:color w:themeColor="background1" w:val="FFFFFF"/>
@@ -7886,6 +8241,7 @@
     </w:tblStylePr>
     <w:tblStylePr w:type="nwCell">
       <w:rPr>
+        <w:rFonts w:eastAsia="黑体"/>
         <w:color w:themeColor="background1" w:val="FFFFFF"/>
       </w:rPr>
       <w:tblPr/>
@@ -7910,6 +8266,7 @@
       <w:spacing w:after="0" w:line="240" w:lineRule="auto"/>
     </w:pPr>
     <w:rPr>
+      <w:rFonts w:eastAsia="黑体"/>
       <w:color w:themeColor="text1" w:val="000000"/>
     </w:rPr>
     <w:tblPr>
@@ -7929,7 +8286,7 @@
     </w:tblPr>
     <w:tblStylePr w:type="firstRow">
       <w:rPr>
-        <w:rFonts w:asciiTheme="majorHAnsi" w:cstheme="majorBidi" w:eastAsiaTheme="majorEastAsia" w:hAnsiTheme="majorHAnsi"/>
+        <w:rFonts w:asciiTheme="majorHAnsi" w:cstheme="majorBidi" w:hAnsiTheme="majorHAnsi" w:eastAsia="黑体"/>
       </w:rPr>
       <w:tblPr/>
       <w:tcPr>
@@ -7941,6 +8298,7 @@
     </w:tblStylePr>
     <w:tblStylePr w:type="lastRow">
       <w:rPr>
+        <w:rFonts w:eastAsia="黑体"/>
         <w:b/>
         <w:bCs/>
         <w:color w:themeColor="text2" w:val="1F497D"/>
@@ -7955,12 +8313,14 @@
     </w:tblStylePr>
     <w:tblStylePr w:type="firstCol">
       <w:rPr>
+        <w:rFonts w:eastAsia="黑体"/>
         <w:b/>
         <w:bCs/>
       </w:rPr>
     </w:tblStylePr>
     <w:tblStylePr w:type="lastCol">
       <w:rPr>
+        <w:rFonts w:eastAsia="黑体"/>
         <w:b/>
         <w:bCs/>
       </w:rPr>
@@ -7994,6 +8354,7 @@
       <w:spacing w:after="0" w:line="240" w:lineRule="auto"/>
     </w:pPr>
     <w:rPr>
+      <w:rFonts w:eastAsia="黑体"/>
       <w:color w:themeColor="text1" w:val="000000"/>
     </w:rPr>
     <w:tblPr>
@@ -8013,7 +8374,7 @@
     </w:tblPr>
     <w:tblStylePr w:type="firstRow">
       <w:rPr>
-        <w:rFonts w:asciiTheme="majorHAnsi" w:cstheme="majorBidi" w:eastAsiaTheme="majorEastAsia" w:hAnsiTheme="majorHAnsi"/>
+        <w:rFonts w:asciiTheme="majorHAnsi" w:cstheme="majorBidi" w:hAnsiTheme="majorHAnsi" w:eastAsia="黑体"/>
       </w:rPr>
       <w:tblPr/>
       <w:tcPr>
@@ -8025,6 +8386,7 @@
     </w:tblStylePr>
     <w:tblStylePr w:type="lastRow">
       <w:rPr>
+        <w:rFonts w:eastAsia="黑体"/>
         <w:b/>
         <w:bCs/>
         <w:color w:themeColor="text2" w:val="1F497D"/>
@@ -8039,12 +8401,14 @@
     </w:tblStylePr>
     <w:tblStylePr w:type="firstCol">
       <w:rPr>
+        <w:rFonts w:eastAsia="黑体"/>
         <w:b/>
         <w:bCs/>
       </w:rPr>
     </w:tblStylePr>
     <w:tblStylePr w:type="lastCol">
       <w:rPr>
+        <w:rFonts w:eastAsia="黑体"/>
         <w:b/>
         <w:bCs/>
       </w:rPr>
@@ -8078,6 +8442,7 @@
       <w:spacing w:after="0" w:line="240" w:lineRule="auto"/>
     </w:pPr>
     <w:rPr>
+      <w:rFonts w:eastAsia="黑体"/>
       <w:color w:themeColor="text1" w:val="000000"/>
     </w:rPr>
     <w:tblPr>
@@ -8097,7 +8462,7 @@
     </w:tblPr>
     <w:tblStylePr w:type="firstRow">
       <w:rPr>
-        <w:rFonts w:asciiTheme="majorHAnsi" w:cstheme="majorBidi" w:eastAsiaTheme="majorEastAsia" w:hAnsiTheme="majorHAnsi"/>
+        <w:rFonts w:asciiTheme="majorHAnsi" w:cstheme="majorBidi" w:hAnsiTheme="majorHAnsi" w:eastAsia="黑体"/>
       </w:rPr>
       <w:tblPr/>
       <w:tcPr>
@@ -8109,6 +8474,7 @@
     </w:tblStylePr>
     <w:tblStylePr w:type="lastRow">
       <w:rPr>
+        <w:rFonts w:eastAsia="黑体"/>
         <w:b/>
         <w:bCs/>
         <w:color w:themeColor="text2" w:val="1F497D"/>
@@ -8123,12 +8489,14 @@
     </w:tblStylePr>
     <w:tblStylePr w:type="firstCol">
       <w:rPr>
+        <w:rFonts w:eastAsia="黑体"/>
         <w:b/>
         <w:bCs/>
       </w:rPr>
     </w:tblStylePr>
     <w:tblStylePr w:type="lastCol">
       <w:rPr>
+        <w:rFonts w:eastAsia="黑体"/>
         <w:b/>
         <w:bCs/>
       </w:rPr>
@@ -8162,6 +8530,7 @@
       <w:spacing w:after="0" w:line="240" w:lineRule="auto"/>
     </w:pPr>
     <w:rPr>
+      <w:rFonts w:eastAsia="黑体"/>
       <w:color w:themeColor="text1" w:val="000000"/>
     </w:rPr>
     <w:tblPr>
@@ -8181,7 +8550,7 @@
     </w:tblPr>
     <w:tblStylePr w:type="firstRow">
       <w:rPr>
-        <w:rFonts w:asciiTheme="majorHAnsi" w:cstheme="majorBidi" w:eastAsiaTheme="majorEastAsia" w:hAnsiTheme="majorHAnsi"/>
+        <w:rFonts w:asciiTheme="majorHAnsi" w:cstheme="majorBidi" w:hAnsiTheme="majorHAnsi" w:eastAsia="黑体"/>
       </w:rPr>
       <w:tblPr/>
       <w:tcPr>
@@ -8193,6 +8562,7 @@
     </w:tblStylePr>
     <w:tblStylePr w:type="lastRow">
       <w:rPr>
+        <w:rFonts w:eastAsia="黑体"/>
         <w:b/>
         <w:bCs/>
         <w:color w:themeColor="text2" w:val="1F497D"/>
@@ -8207,12 +8577,14 @@
     </w:tblStylePr>
     <w:tblStylePr w:type="firstCol">
       <w:rPr>
+        <w:rFonts w:eastAsia="黑体"/>
         <w:b/>
         <w:bCs/>
       </w:rPr>
     </w:tblStylePr>
     <w:tblStylePr w:type="lastCol">
       <w:rPr>
+        <w:rFonts w:eastAsia="黑体"/>
         <w:b/>
         <w:bCs/>
       </w:rPr>
@@ -8246,6 +8618,7 @@
       <w:spacing w:after="0" w:line="240" w:lineRule="auto"/>
     </w:pPr>
     <w:rPr>
+      <w:rFonts w:eastAsia="黑体"/>
       <w:color w:themeColor="text1" w:val="000000"/>
     </w:rPr>
     <w:tblPr>
@@ -8265,7 +8638,7 @@
     </w:tblPr>
     <w:tblStylePr w:type="firstRow">
       <w:rPr>
-        <w:rFonts w:asciiTheme="majorHAnsi" w:cstheme="majorBidi" w:eastAsiaTheme="majorEastAsia" w:hAnsiTheme="majorHAnsi"/>
+        <w:rFonts w:asciiTheme="majorHAnsi" w:cstheme="majorBidi" w:hAnsiTheme="majorHAnsi" w:eastAsia="黑体"/>
       </w:rPr>
       <w:tblPr/>
       <w:tcPr>
@@ -8277,6 +8650,7 @@
     </w:tblStylePr>
     <w:tblStylePr w:type="lastRow">
       <w:rPr>
+        <w:rFonts w:eastAsia="黑体"/>
         <w:b/>
         <w:bCs/>
         <w:color w:themeColor="text2" w:val="1F497D"/>
@@ -8291,12 +8665,14 @@
     </w:tblStylePr>
     <w:tblStylePr w:type="firstCol">
       <w:rPr>
+        <w:rFonts w:eastAsia="黑体"/>
         <w:b/>
         <w:bCs/>
       </w:rPr>
     </w:tblStylePr>
     <w:tblStylePr w:type="lastCol">
       <w:rPr>
+        <w:rFonts w:eastAsia="黑体"/>
         <w:b/>
         <w:bCs/>
       </w:rPr>
@@ -8330,6 +8706,7 @@
       <w:spacing w:after="0" w:line="240" w:lineRule="auto"/>
     </w:pPr>
     <w:rPr>
+      <w:rFonts w:eastAsia="黑体"/>
       <w:color w:themeColor="text1" w:val="000000"/>
     </w:rPr>
     <w:tblPr>
@@ -8349,7 +8726,7 @@
     </w:tblPr>
     <w:tblStylePr w:type="firstRow">
       <w:rPr>
-        <w:rFonts w:asciiTheme="majorHAnsi" w:cstheme="majorBidi" w:eastAsiaTheme="majorEastAsia" w:hAnsiTheme="majorHAnsi"/>
+        <w:rFonts w:asciiTheme="majorHAnsi" w:cstheme="majorBidi" w:hAnsiTheme="majorHAnsi" w:eastAsia="黑体"/>
       </w:rPr>
       <w:tblPr/>
       <w:tcPr>
@@ -8361,6 +8738,7 @@
     </w:tblStylePr>
     <w:tblStylePr w:type="lastRow">
       <w:rPr>
+        <w:rFonts w:eastAsia="黑体"/>
         <w:b/>
         <w:bCs/>
         <w:color w:themeColor="text2" w:val="1F497D"/>
@@ -8375,12 +8753,14 @@
     </w:tblStylePr>
     <w:tblStylePr w:type="firstCol">
       <w:rPr>
+        <w:rFonts w:eastAsia="黑体"/>
         <w:b/>
         <w:bCs/>
       </w:rPr>
     </w:tblStylePr>
     <w:tblStylePr w:type="lastCol">
       <w:rPr>
+        <w:rFonts w:eastAsia="黑体"/>
         <w:b/>
         <w:bCs/>
       </w:rPr>
@@ -8414,6 +8794,7 @@
       <w:spacing w:after="0" w:line="240" w:lineRule="auto"/>
     </w:pPr>
     <w:rPr>
+      <w:rFonts w:eastAsia="黑体"/>
       <w:color w:themeColor="text1" w:val="000000"/>
     </w:rPr>
     <w:tblPr>
@@ -8433,7 +8814,7 @@
     </w:tblPr>
     <w:tblStylePr w:type="firstRow">
       <w:rPr>
-        <w:rFonts w:asciiTheme="majorHAnsi" w:cstheme="majorBidi" w:eastAsiaTheme="majorEastAsia" w:hAnsiTheme="majorHAnsi"/>
+        <w:rFonts w:asciiTheme="majorHAnsi" w:cstheme="majorBidi" w:hAnsiTheme="majorHAnsi" w:eastAsia="黑体"/>
       </w:rPr>
       <w:tblPr/>
       <w:tcPr>
@@ -8445,6 +8826,7 @@
     </w:tblStylePr>
     <w:tblStylePr w:type="lastRow">
       <w:rPr>
+        <w:rFonts w:eastAsia="黑体"/>
         <w:b/>
         <w:bCs/>
         <w:color w:themeColor="text2" w:val="1F497D"/>
@@ -8459,12 +8841,14 @@
     </w:tblStylePr>
     <w:tblStylePr w:type="firstCol">
       <w:rPr>
+        <w:rFonts w:eastAsia="黑体"/>
         <w:b/>
         <w:bCs/>
       </w:rPr>
     </w:tblStylePr>
     <w:tblStylePr w:type="lastCol">
       <w:rPr>
+        <w:rFonts w:eastAsia="黑体"/>
         <w:b/>
         <w:bCs/>
       </w:rPr>
@@ -8498,7 +8882,7 @@
       <w:spacing w:after="0" w:line="240" w:lineRule="auto"/>
     </w:pPr>
     <w:rPr>
-      <w:rFonts w:asciiTheme="majorHAnsi" w:cstheme="majorBidi" w:eastAsiaTheme="majorEastAsia" w:hAnsiTheme="majorHAnsi"/>
+      <w:rFonts w:asciiTheme="majorHAnsi" w:cstheme="majorBidi" w:hAnsiTheme="majorHAnsi" w:eastAsia="黑体"/>
       <w:color w:themeColor="text1" w:val="000000"/>
     </w:rPr>
     <w:tblPr>
@@ -8520,6 +8904,7 @@
     </w:tblPr>
     <w:tblStylePr w:type="firstRow">
       <w:rPr>
+        <w:rFonts w:eastAsia="黑体"/>
         <w:sz w:val="24"/>
         <w:szCs w:val="24"/>
       </w:rPr>
@@ -8626,7 +9011,7 @@
       <w:spacing w:after="0" w:line="240" w:lineRule="auto"/>
     </w:pPr>
     <w:rPr>
-      <w:rFonts w:asciiTheme="majorHAnsi" w:cstheme="majorBidi" w:eastAsiaTheme="majorEastAsia" w:hAnsiTheme="majorHAnsi"/>
+      <w:rFonts w:asciiTheme="majorHAnsi" w:cstheme="majorBidi" w:hAnsiTheme="majorHAnsi" w:eastAsia="黑体"/>
       <w:color w:themeColor="text1" w:val="000000"/>
     </w:rPr>
     <w:tblPr>
@@ -8648,6 +9033,7 @@
     </w:tblPr>
     <w:tblStylePr w:type="firstRow">
       <w:rPr>
+        <w:rFonts w:eastAsia="黑体"/>
         <w:sz w:val="24"/>
         <w:szCs w:val="24"/>
       </w:rPr>
@@ -8754,7 +9140,7 @@
       <w:spacing w:after="0" w:line="240" w:lineRule="auto"/>
     </w:pPr>
     <w:rPr>
-      <w:rFonts w:asciiTheme="majorHAnsi" w:cstheme="majorBidi" w:eastAsiaTheme="majorEastAsia" w:hAnsiTheme="majorHAnsi"/>
+      <w:rFonts w:asciiTheme="majorHAnsi" w:cstheme="majorBidi" w:hAnsiTheme="majorHAnsi" w:eastAsia="黑体"/>
       <w:color w:themeColor="text1" w:val="000000"/>
     </w:rPr>
     <w:tblPr>
@@ -8776,6 +9162,7 @@
     </w:tblPr>
     <w:tblStylePr w:type="firstRow">
       <w:rPr>
+        <w:rFonts w:eastAsia="黑体"/>
         <w:sz w:val="24"/>
         <w:szCs w:val="24"/>
       </w:rPr>
@@ -8882,7 +9269,7 @@
       <w:spacing w:after="0" w:line="240" w:lineRule="auto"/>
     </w:pPr>
     <w:rPr>
-      <w:rFonts w:asciiTheme="majorHAnsi" w:cstheme="majorBidi" w:eastAsiaTheme="majorEastAsia" w:hAnsiTheme="majorHAnsi"/>
+      <w:rFonts w:asciiTheme="majorHAnsi" w:cstheme="majorBidi" w:hAnsiTheme="majorHAnsi" w:eastAsia="黑体"/>
       <w:color w:themeColor="text1" w:val="000000"/>
     </w:rPr>
     <w:tblPr>
@@ -8904,6 +9291,7 @@
     </w:tblPr>
     <w:tblStylePr w:type="firstRow">
       <w:rPr>
+        <w:rFonts w:eastAsia="黑体"/>
         <w:sz w:val="24"/>
         <w:szCs w:val="24"/>
       </w:rPr>
@@ -9010,7 +9398,7 @@
       <w:spacing w:after="0" w:line="240" w:lineRule="auto"/>
     </w:pPr>
     <w:rPr>
-      <w:rFonts w:asciiTheme="majorHAnsi" w:cstheme="majorBidi" w:eastAsiaTheme="majorEastAsia" w:hAnsiTheme="majorHAnsi"/>
+      <w:rFonts w:asciiTheme="majorHAnsi" w:cstheme="majorBidi" w:hAnsiTheme="majorHAnsi" w:eastAsia="黑体"/>
       <w:color w:themeColor="text1" w:val="000000"/>
     </w:rPr>
     <w:tblPr>
@@ -9032,6 +9420,7 @@
     </w:tblPr>
     <w:tblStylePr w:type="firstRow">
       <w:rPr>
+        <w:rFonts w:eastAsia="黑体"/>
         <w:sz w:val="24"/>
         <w:szCs w:val="24"/>
       </w:rPr>
@@ -9138,7 +9527,7 @@
       <w:spacing w:after="0" w:line="240" w:lineRule="auto"/>
     </w:pPr>
     <w:rPr>
-      <w:rFonts w:asciiTheme="majorHAnsi" w:cstheme="majorBidi" w:eastAsiaTheme="majorEastAsia" w:hAnsiTheme="majorHAnsi"/>
+      <w:rFonts w:asciiTheme="majorHAnsi" w:cstheme="majorBidi" w:hAnsiTheme="majorHAnsi" w:eastAsia="黑体"/>
       <w:color w:themeColor="text1" w:val="000000"/>
     </w:rPr>
     <w:tblPr>
@@ -9160,6 +9549,7 @@
     </w:tblPr>
     <w:tblStylePr w:type="firstRow">
       <w:rPr>
+        <w:rFonts w:eastAsia="黑体"/>
         <w:sz w:val="24"/>
         <w:szCs w:val="24"/>
       </w:rPr>
@@ -9266,7 +9656,7 @@
       <w:spacing w:after="0" w:line="240" w:lineRule="auto"/>
     </w:pPr>
     <w:rPr>
-      <w:rFonts w:asciiTheme="majorHAnsi" w:cstheme="majorBidi" w:eastAsiaTheme="majorEastAsia" w:hAnsiTheme="majorHAnsi"/>
+      <w:rFonts w:asciiTheme="majorHAnsi" w:cstheme="majorBidi" w:hAnsiTheme="majorHAnsi" w:eastAsia="黑体"/>
       <w:color w:themeColor="text1" w:val="000000"/>
     </w:rPr>
     <w:tblPr>
@@ -9288,6 +9678,7 @@
     </w:tblPr>
     <w:tblStylePr w:type="firstRow">
       <w:rPr>
+        <w:rFonts w:eastAsia="黑体"/>
         <w:sz w:val="24"/>
         <w:szCs w:val="24"/>
       </w:rPr>
@@ -9417,12 +9808,14 @@
     </w:tcPr>
     <w:tblStylePr w:type="firstRow">
       <w:rPr>
+        <w:rFonts w:eastAsia="黑体"/>
         <w:b/>
         <w:bCs/>
       </w:rPr>
     </w:tblStylePr>
     <w:tblStylePr w:type="lastRow">
       <w:rPr>
+        <w:rFonts w:eastAsia="黑体"/>
         <w:b/>
         <w:bCs/>
       </w:rPr>
@@ -9435,12 +9828,14 @@
     </w:tblStylePr>
     <w:tblStylePr w:type="firstCol">
       <w:rPr>
+        <w:rFonts w:eastAsia="黑体"/>
         <w:b/>
         <w:bCs/>
       </w:rPr>
     </w:tblStylePr>
     <w:tblStylePr w:type="lastCol">
       <w:rPr>
+        <w:rFonts w:eastAsia="黑体"/>
         <w:b/>
         <w:bCs/>
       </w:rPr>
@@ -9490,12 +9885,14 @@
     </w:tcPr>
     <w:tblStylePr w:type="firstRow">
       <w:rPr>
+        <w:rFonts w:eastAsia="黑体"/>
         <w:b/>
         <w:bCs/>
       </w:rPr>
     </w:tblStylePr>
     <w:tblStylePr w:type="lastRow">
       <w:rPr>
+        <w:rFonts w:eastAsia="黑体"/>
         <w:b/>
         <w:bCs/>
       </w:rPr>
@@ -9508,12 +9905,14 @@
     </w:tblStylePr>
     <w:tblStylePr w:type="firstCol">
       <w:rPr>
+        <w:rFonts w:eastAsia="黑体"/>
         <w:b/>
         <w:bCs/>
       </w:rPr>
     </w:tblStylePr>
     <w:tblStylePr w:type="lastCol">
       <w:rPr>
+        <w:rFonts w:eastAsia="黑体"/>
         <w:b/>
         <w:bCs/>
       </w:rPr>
@@ -9563,12 +9962,14 @@
     </w:tcPr>
     <w:tblStylePr w:type="firstRow">
       <w:rPr>
+        <w:rFonts w:eastAsia="黑体"/>
         <w:b/>
         <w:bCs/>
       </w:rPr>
     </w:tblStylePr>
     <w:tblStylePr w:type="lastRow">
       <w:rPr>
+        <w:rFonts w:eastAsia="黑体"/>
         <w:b/>
         <w:bCs/>
       </w:rPr>
@@ -9581,12 +9982,14 @@
     </w:tblStylePr>
     <w:tblStylePr w:type="firstCol">
       <w:rPr>
+        <w:rFonts w:eastAsia="黑体"/>
         <w:b/>
         <w:bCs/>
       </w:rPr>
     </w:tblStylePr>
     <w:tblStylePr w:type="lastCol">
       <w:rPr>
+        <w:rFonts w:eastAsia="黑体"/>
         <w:b/>
         <w:bCs/>
       </w:rPr>
@@ -9636,12 +10039,14 @@
     </w:tcPr>
     <w:tblStylePr w:type="firstRow">
       <w:rPr>
+        <w:rFonts w:eastAsia="黑体"/>
         <w:b/>
         <w:bCs/>
       </w:rPr>
     </w:tblStylePr>
     <w:tblStylePr w:type="lastRow">
       <w:rPr>
+        <w:rFonts w:eastAsia="黑体"/>
         <w:b/>
         <w:bCs/>
       </w:rPr>
@@ -9654,12 +10059,14 @@
     </w:tblStylePr>
     <w:tblStylePr w:type="firstCol">
       <w:rPr>
+        <w:rFonts w:eastAsia="黑体"/>
         <w:b/>
         <w:bCs/>
       </w:rPr>
     </w:tblStylePr>
     <w:tblStylePr w:type="lastCol">
       <w:rPr>
+        <w:rFonts w:eastAsia="黑体"/>
         <w:b/>
         <w:bCs/>
       </w:rPr>
@@ -9709,12 +10116,14 @@
     </w:tcPr>
     <w:tblStylePr w:type="firstRow">
       <w:rPr>
+        <w:rFonts w:eastAsia="黑体"/>
         <w:b/>
         <w:bCs/>
       </w:rPr>
     </w:tblStylePr>
     <w:tblStylePr w:type="lastRow">
       <w:rPr>
+        <w:rFonts w:eastAsia="黑体"/>
         <w:b/>
         <w:bCs/>
       </w:rPr>
@@ -9727,12 +10136,14 @@
     </w:tblStylePr>
     <w:tblStylePr w:type="firstCol">
       <w:rPr>
+        <w:rFonts w:eastAsia="黑体"/>
         <w:b/>
         <w:bCs/>
       </w:rPr>
     </w:tblStylePr>
     <w:tblStylePr w:type="lastCol">
       <w:rPr>
+        <w:rFonts w:eastAsia="黑体"/>
         <w:b/>
         <w:bCs/>
       </w:rPr>
@@ -9782,12 +10193,14 @@
     </w:tcPr>
     <w:tblStylePr w:type="firstRow">
       <w:rPr>
+        <w:rFonts w:eastAsia="黑体"/>
         <w:b/>
         <w:bCs/>
       </w:rPr>
     </w:tblStylePr>
     <w:tblStylePr w:type="lastRow">
       <w:rPr>
+        <w:rFonts w:eastAsia="黑体"/>
         <w:b/>
         <w:bCs/>
       </w:rPr>
@@ -9800,12 +10213,14 @@
     </w:tblStylePr>
     <w:tblStylePr w:type="firstCol">
       <w:rPr>
+        <w:rFonts w:eastAsia="黑体"/>
         <w:b/>
         <w:bCs/>
       </w:rPr>
     </w:tblStylePr>
     <w:tblStylePr w:type="lastCol">
       <w:rPr>
+        <w:rFonts w:eastAsia="黑体"/>
         <w:b/>
         <w:bCs/>
       </w:rPr>
@@ -9855,12 +10270,14 @@
     </w:tcPr>
     <w:tblStylePr w:type="firstRow">
       <w:rPr>
+        <w:rFonts w:eastAsia="黑体"/>
         <w:b/>
         <w:bCs/>
       </w:rPr>
     </w:tblStylePr>
     <w:tblStylePr w:type="lastRow">
       <w:rPr>
+        <w:rFonts w:eastAsia="黑体"/>
         <w:b/>
         <w:bCs/>
       </w:rPr>
@@ -9873,12 +10290,14 @@
     </w:tblStylePr>
     <w:tblStylePr w:type="firstCol">
       <w:rPr>
+        <w:rFonts w:eastAsia="黑体"/>
         <w:b/>
         <w:bCs/>
       </w:rPr>
     </w:tblStylePr>
     <w:tblStylePr w:type="lastCol">
       <w:rPr>
+        <w:rFonts w:eastAsia="黑体"/>
         <w:b/>
         <w:bCs/>
       </w:rPr>
@@ -9905,7 +10324,7 @@
       <w:spacing w:after="0" w:line="240" w:lineRule="auto"/>
     </w:pPr>
     <w:rPr>
-      <w:rFonts w:asciiTheme="majorHAnsi" w:cstheme="majorBidi" w:eastAsiaTheme="majorEastAsia" w:hAnsiTheme="majorHAnsi"/>
+      <w:rFonts w:asciiTheme="majorHAnsi" w:cstheme="majorBidi" w:hAnsiTheme="majorHAnsi" w:eastAsia="黑体"/>
       <w:color w:themeColor="text1" w:val="000000"/>
     </w:rPr>
     <w:tblPr>
@@ -9932,6 +10351,7 @@
     </w:tcPr>
     <w:tblStylePr w:type="firstRow">
       <w:rPr>
+        <w:rFonts w:eastAsia="黑体"/>
         <w:b/>
         <w:bCs/>
         <w:color w:themeColor="text1" w:val="000000"/>
@@ -9943,6 +10363,7 @@
     </w:tblStylePr>
     <w:tblStylePr w:type="lastRow">
       <w:rPr>
+        <w:rFonts w:eastAsia="黑体"/>
         <w:b/>
         <w:bCs/>
         <w:color w:themeColor="text1" w:val="000000"/>
@@ -9962,6 +10383,7 @@
     </w:tblStylePr>
     <w:tblStylePr w:type="firstCol">
       <w:rPr>
+        <w:rFonts w:eastAsia="黑体"/>
         <w:b/>
         <w:bCs/>
         <w:color w:themeColor="text1" w:val="000000"/>
@@ -9981,6 +10403,7 @@
     </w:tblStylePr>
     <w:tblStylePr w:type="lastCol">
       <w:rPr>
+        <w:rFonts w:eastAsia="黑体"/>
         <w:b w:val="0"/>
         <w:bCs w:val="0"/>
         <w:color w:themeColor="text1" w:val="000000"/>
@@ -10030,7 +10453,7 @@
       <w:spacing w:after="0" w:line="240" w:lineRule="auto"/>
     </w:pPr>
     <w:rPr>
-      <w:rFonts w:asciiTheme="majorHAnsi" w:cstheme="majorBidi" w:eastAsiaTheme="majorEastAsia" w:hAnsiTheme="majorHAnsi"/>
+      <w:rFonts w:asciiTheme="majorHAnsi" w:cstheme="majorBidi" w:hAnsiTheme="majorHAnsi" w:eastAsia="黑体"/>
       <w:color w:themeColor="text1" w:val="000000"/>
     </w:rPr>
     <w:tblPr>
@@ -10057,6 +10480,7 @@
     </w:tcPr>
     <w:tblStylePr w:type="firstRow">
       <w:rPr>
+        <w:rFonts w:eastAsia="黑体"/>
         <w:b/>
         <w:bCs/>
         <w:color w:themeColor="text1" w:val="000000"/>
@@ -10068,6 +10492,7 @@
     </w:tblStylePr>
     <w:tblStylePr w:type="lastRow">
       <w:rPr>
+        <w:rFonts w:eastAsia="黑体"/>
         <w:b/>
         <w:bCs/>
         <w:color w:themeColor="text1" w:val="000000"/>
@@ -10087,6 +10512,7 @@
     </w:tblStylePr>
     <w:tblStylePr w:type="firstCol">
       <w:rPr>
+        <w:rFonts w:eastAsia="黑体"/>
         <w:b/>
         <w:bCs/>
         <w:color w:themeColor="text1" w:val="000000"/>
@@ -10106,6 +10532,7 @@
     </w:tblStylePr>
     <w:tblStylePr w:type="lastCol">
       <w:rPr>
+        <w:rFonts w:eastAsia="黑体"/>
         <w:b w:val="0"/>
         <w:bCs w:val="0"/>
         <w:color w:themeColor="text1" w:val="000000"/>
@@ -10155,7 +10582,7 @@
       <w:spacing w:after="0" w:line="240" w:lineRule="auto"/>
     </w:pPr>
     <w:rPr>
-      <w:rFonts w:asciiTheme="majorHAnsi" w:cstheme="majorBidi" w:eastAsiaTheme="majorEastAsia" w:hAnsiTheme="majorHAnsi"/>
+      <w:rFonts w:asciiTheme="majorHAnsi" w:cstheme="majorBidi" w:hAnsiTheme="majorHAnsi" w:eastAsia="黑体"/>
       <w:color w:themeColor="text1" w:val="000000"/>
     </w:rPr>
     <w:tblPr>
@@ -10182,6 +10609,7 @@
     </w:tcPr>
     <w:tblStylePr w:type="firstRow">
       <w:rPr>
+        <w:rFonts w:eastAsia="黑体"/>
         <w:b/>
         <w:bCs/>
         <w:color w:themeColor="text1" w:val="000000"/>
@@ -10193,6 +10621,7 @@
     </w:tblStylePr>
     <w:tblStylePr w:type="lastRow">
       <w:rPr>
+        <w:rFonts w:eastAsia="黑体"/>
         <w:b/>
         <w:bCs/>
         <w:color w:themeColor="text1" w:val="000000"/>
@@ -10212,6 +10641,7 @@
     </w:tblStylePr>
     <w:tblStylePr w:type="firstCol">
       <w:rPr>
+        <w:rFonts w:eastAsia="黑体"/>
         <w:b/>
         <w:bCs/>
         <w:color w:themeColor="text1" w:val="000000"/>
@@ -10231,6 +10661,7 @@
     </w:tblStylePr>
     <w:tblStylePr w:type="lastCol">
       <w:rPr>
+        <w:rFonts w:eastAsia="黑体"/>
         <w:b w:val="0"/>
         <w:bCs w:val="0"/>
         <w:color w:themeColor="text1" w:val="000000"/>
@@ -10280,7 +10711,7 @@
       <w:spacing w:after="0" w:line="240" w:lineRule="auto"/>
     </w:pPr>
     <w:rPr>
-      <w:rFonts w:asciiTheme="majorHAnsi" w:cstheme="majorBidi" w:eastAsiaTheme="majorEastAsia" w:hAnsiTheme="majorHAnsi"/>
+      <w:rFonts w:asciiTheme="majorHAnsi" w:cstheme="majorBidi" w:hAnsiTheme="majorHAnsi" w:eastAsia="黑体"/>
       <w:color w:themeColor="text1" w:val="000000"/>
     </w:rPr>
     <w:tblPr>
@@ -10307,6 +10738,7 @@
     </w:tcPr>
     <w:tblStylePr w:type="firstRow">
       <w:rPr>
+        <w:rFonts w:eastAsia="黑体"/>
         <w:b/>
         <w:bCs/>
         <w:color w:themeColor="text1" w:val="000000"/>
@@ -10318,6 +10750,7 @@
     </w:tblStylePr>
     <w:tblStylePr w:type="lastRow">
       <w:rPr>
+        <w:rFonts w:eastAsia="黑体"/>
         <w:b/>
         <w:bCs/>
         <w:color w:themeColor="text1" w:val="000000"/>
@@ -10337,6 +10770,7 @@
     </w:tblStylePr>
     <w:tblStylePr w:type="firstCol">
       <w:rPr>
+        <w:rFonts w:eastAsia="黑体"/>
         <w:b/>
         <w:bCs/>
         <w:color w:themeColor="text1" w:val="000000"/>
@@ -10356,6 +10790,7 @@
     </w:tblStylePr>
     <w:tblStylePr w:type="lastCol">
       <w:rPr>
+        <w:rFonts w:eastAsia="黑体"/>
         <w:b w:val="0"/>
         <w:bCs w:val="0"/>
         <w:color w:themeColor="text1" w:val="000000"/>
@@ -10405,7 +10840,7 @@
       <w:spacing w:after="0" w:line="240" w:lineRule="auto"/>
     </w:pPr>
     <w:rPr>
-      <w:rFonts w:asciiTheme="majorHAnsi" w:cstheme="majorBidi" w:eastAsiaTheme="majorEastAsia" w:hAnsiTheme="majorHAnsi"/>
+      <w:rFonts w:asciiTheme="majorHAnsi" w:cstheme="majorBidi" w:hAnsiTheme="majorHAnsi" w:eastAsia="黑体"/>
       <w:color w:themeColor="text1" w:val="000000"/>
     </w:rPr>
     <w:tblPr>
@@ -10432,6 +10867,7 @@
     </w:tcPr>
     <w:tblStylePr w:type="firstRow">
       <w:rPr>
+        <w:rFonts w:eastAsia="黑体"/>
         <w:b/>
         <w:bCs/>
         <w:color w:themeColor="text1" w:val="000000"/>
@@ -10443,6 +10879,7 @@
     </w:tblStylePr>
     <w:tblStylePr w:type="lastRow">
       <w:rPr>
+        <w:rFonts w:eastAsia="黑体"/>
         <w:b/>
         <w:bCs/>
         <w:color w:themeColor="text1" w:val="000000"/>
@@ -10462,6 +10899,7 @@
     </w:tblStylePr>
     <w:tblStylePr w:type="firstCol">
       <w:rPr>
+        <w:rFonts w:eastAsia="黑体"/>
         <w:b/>
         <w:bCs/>
         <w:color w:themeColor="text1" w:val="000000"/>
@@ -10481,6 +10919,7 @@
     </w:tblStylePr>
     <w:tblStylePr w:type="lastCol">
       <w:rPr>
+        <w:rFonts w:eastAsia="黑体"/>
         <w:b w:val="0"/>
         <w:bCs w:val="0"/>
         <w:color w:themeColor="text1" w:val="000000"/>
@@ -10530,7 +10969,7 @@
       <w:spacing w:after="0" w:line="240" w:lineRule="auto"/>
     </w:pPr>
     <w:rPr>
-      <w:rFonts w:asciiTheme="majorHAnsi" w:cstheme="majorBidi" w:eastAsiaTheme="majorEastAsia" w:hAnsiTheme="majorHAnsi"/>
+      <w:rFonts w:asciiTheme="majorHAnsi" w:cstheme="majorBidi" w:hAnsiTheme="majorHAnsi" w:eastAsia="黑体"/>
       <w:color w:themeColor="text1" w:val="000000"/>
     </w:rPr>
     <w:tblPr>
@@ -10557,6 +10996,7 @@
     </w:tcPr>
     <w:tblStylePr w:type="firstRow">
       <w:rPr>
+        <w:rFonts w:eastAsia="黑体"/>
         <w:b/>
         <w:bCs/>
         <w:color w:themeColor="text1" w:val="000000"/>
@@ -10568,6 +11008,7 @@
     </w:tblStylePr>
     <w:tblStylePr w:type="lastRow">
       <w:rPr>
+        <w:rFonts w:eastAsia="黑体"/>
         <w:b/>
         <w:bCs/>
         <w:color w:themeColor="text1" w:val="000000"/>
@@ -10587,6 +11028,7 @@
     </w:tblStylePr>
     <w:tblStylePr w:type="firstCol">
       <w:rPr>
+        <w:rFonts w:eastAsia="黑体"/>
         <w:b/>
         <w:bCs/>
         <w:color w:themeColor="text1" w:val="000000"/>
@@ -10606,6 +11048,7 @@
     </w:tblStylePr>
     <w:tblStylePr w:type="lastCol">
       <w:rPr>
+        <w:rFonts w:eastAsia="黑体"/>
         <w:b w:val="0"/>
         <w:bCs w:val="0"/>
         <w:color w:themeColor="text1" w:val="000000"/>
@@ -10655,7 +11098,7 @@
       <w:spacing w:after="0" w:line="240" w:lineRule="auto"/>
     </w:pPr>
     <w:rPr>
-      <w:rFonts w:asciiTheme="majorHAnsi" w:cstheme="majorBidi" w:eastAsiaTheme="majorEastAsia" w:hAnsiTheme="majorHAnsi"/>
+      <w:rFonts w:asciiTheme="majorHAnsi" w:cstheme="majorBidi" w:hAnsiTheme="majorHAnsi" w:eastAsia="黑体"/>
       <w:color w:themeColor="text1" w:val="000000"/>
     </w:rPr>
     <w:tblPr>
@@ -10682,6 +11125,7 @@
     </w:tcPr>
     <w:tblStylePr w:type="firstRow">
       <w:rPr>
+        <w:rFonts w:eastAsia="黑体"/>
         <w:b/>
         <w:bCs/>
         <w:color w:themeColor="text1" w:val="000000"/>
@@ -10693,6 +11137,7 @@
     </w:tblStylePr>
     <w:tblStylePr w:type="lastRow">
       <w:rPr>
+        <w:rFonts w:eastAsia="黑体"/>
         <w:b/>
         <w:bCs/>
         <w:color w:themeColor="text1" w:val="000000"/>
@@ -10712,6 +11157,7 @@
     </w:tblStylePr>
     <w:tblStylePr w:type="firstCol">
       <w:rPr>
+        <w:rFonts w:eastAsia="黑体"/>
         <w:b/>
         <w:bCs/>
         <w:color w:themeColor="text1" w:val="000000"/>
@@ -10731,6 +11177,7 @@
     </w:tblStylePr>
     <w:tblStylePr w:type="lastCol">
       <w:rPr>
+        <w:rFonts w:eastAsia="黑体"/>
         <w:b w:val="0"/>
         <w:bCs w:val="0"/>
         <w:color w:themeColor="text1" w:val="000000"/>
@@ -10803,6 +11250,7 @@
     </w:tcPr>
     <w:tblStylePr w:type="firstRow">
       <w:rPr>
+        <w:rFonts w:eastAsia="黑体"/>
         <w:b/>
         <w:bCs/>
         <w:i w:val="0"/>
@@ -10824,6 +11272,7 @@
     </w:tblStylePr>
     <w:tblStylePr w:type="lastRow">
       <w:rPr>
+        <w:rFonts w:eastAsia="黑体"/>
         <w:b/>
         <w:bCs/>
         <w:i w:val="0"/>
@@ -10845,6 +11294,7 @@
     </w:tblStylePr>
     <w:tblStylePr w:type="firstCol">
       <w:rPr>
+        <w:rFonts w:eastAsia="黑体"/>
         <w:b/>
         <w:bCs/>
         <w:i w:val="0"/>
@@ -10864,6 +11314,7 @@
     </w:tblStylePr>
     <w:tblStylePr w:type="lastCol">
       <w:rPr>
+        <w:rFonts w:eastAsia="黑体"/>
         <w:b/>
         <w:bCs/>
         <w:i w:val="0"/>
@@ -10944,6 +11395,7 @@
     </w:tcPr>
     <w:tblStylePr w:type="firstRow">
       <w:rPr>
+        <w:rFonts w:eastAsia="黑体"/>
         <w:b/>
         <w:bCs/>
         <w:i w:val="0"/>
@@ -10965,6 +11417,7 @@
     </w:tblStylePr>
     <w:tblStylePr w:type="lastRow">
       <w:rPr>
+        <w:rFonts w:eastAsia="黑体"/>
         <w:b/>
         <w:bCs/>
         <w:i w:val="0"/>
@@ -10986,6 +11439,7 @@
     </w:tblStylePr>
     <w:tblStylePr w:type="firstCol">
       <w:rPr>
+        <w:rFonts w:eastAsia="黑体"/>
         <w:b/>
         <w:bCs/>
         <w:i w:val="0"/>
@@ -11005,6 +11459,7 @@
     </w:tblStylePr>
     <w:tblStylePr w:type="lastCol">
       <w:rPr>
+        <w:rFonts w:eastAsia="黑体"/>
         <w:b/>
         <w:bCs/>
         <w:i w:val="0"/>
@@ -11085,6 +11540,7 @@
     </w:tcPr>
     <w:tblStylePr w:type="firstRow">
       <w:rPr>
+        <w:rFonts w:eastAsia="黑体"/>
         <w:b/>
         <w:bCs/>
         <w:i w:val="0"/>
@@ -11106,6 +11562,7 @@
     </w:tblStylePr>
     <w:tblStylePr w:type="lastRow">
       <w:rPr>
+        <w:rFonts w:eastAsia="黑体"/>
         <w:b/>
         <w:bCs/>
         <w:i w:val="0"/>
@@ -11127,6 +11584,7 @@
     </w:tblStylePr>
     <w:tblStylePr w:type="firstCol">
       <w:rPr>
+        <w:rFonts w:eastAsia="黑体"/>
         <w:b/>
         <w:bCs/>
         <w:i w:val="0"/>
@@ -11146,6 +11604,7 @@
     </w:tblStylePr>
     <w:tblStylePr w:type="lastCol">
       <w:rPr>
+        <w:rFonts w:eastAsia="黑体"/>
         <w:b/>
         <w:bCs/>
         <w:i w:val="0"/>
@@ -11226,6 +11685,7 @@
     </w:tcPr>
     <w:tblStylePr w:type="firstRow">
       <w:rPr>
+        <w:rFonts w:eastAsia="黑体"/>
         <w:b/>
         <w:bCs/>
         <w:i w:val="0"/>
@@ -11247,6 +11707,7 @@
     </w:tblStylePr>
     <w:tblStylePr w:type="lastRow">
       <w:rPr>
+        <w:rFonts w:eastAsia="黑体"/>
         <w:b/>
         <w:bCs/>
         <w:i w:val="0"/>
@@ -11268,6 +11729,7 @@
     </w:tblStylePr>
     <w:tblStylePr w:type="firstCol">
       <w:rPr>
+        <w:rFonts w:eastAsia="黑体"/>
         <w:b/>
         <w:bCs/>
         <w:i w:val="0"/>
@@ -11287,6 +11749,7 @@
     </w:tblStylePr>
     <w:tblStylePr w:type="lastCol">
       <w:rPr>
+        <w:rFonts w:eastAsia="黑体"/>
         <w:b/>
         <w:bCs/>
         <w:i w:val="0"/>
@@ -11367,6 +11830,7 @@
     </w:tcPr>
     <w:tblStylePr w:type="firstRow">
       <w:rPr>
+        <w:rFonts w:eastAsia="黑体"/>
         <w:b/>
         <w:bCs/>
         <w:i w:val="0"/>
@@ -11388,6 +11852,7 @@
     </w:tblStylePr>
     <w:tblStylePr w:type="lastRow">
       <w:rPr>
+        <w:rFonts w:eastAsia="黑体"/>
         <w:b/>
         <w:bCs/>
         <w:i w:val="0"/>
@@ -11409,6 +11874,7 @@
     </w:tblStylePr>
     <w:tblStylePr w:type="firstCol">
       <w:rPr>
+        <w:rFonts w:eastAsia="黑体"/>
         <w:b/>
         <w:bCs/>
         <w:i w:val="0"/>
@@ -11428,6 +11894,7 @@
     </w:tblStylePr>
     <w:tblStylePr w:type="lastCol">
       <w:rPr>
+        <w:rFonts w:eastAsia="黑体"/>
         <w:b/>
         <w:bCs/>
         <w:i w:val="0"/>
@@ -11508,6 +11975,7 @@
     </w:tcPr>
     <w:tblStylePr w:type="firstRow">
       <w:rPr>
+        <w:rFonts w:eastAsia="黑体"/>
         <w:b/>
         <w:bCs/>
         <w:i w:val="0"/>
@@ -11529,6 +11997,7 @@
     </w:tblStylePr>
     <w:tblStylePr w:type="lastRow">
       <w:rPr>
+        <w:rFonts w:eastAsia="黑体"/>
         <w:b/>
         <w:bCs/>
         <w:i w:val="0"/>
@@ -11550,6 +12019,7 @@
     </w:tblStylePr>
     <w:tblStylePr w:type="firstCol">
       <w:rPr>
+        <w:rFonts w:eastAsia="黑体"/>
         <w:b/>
         <w:bCs/>
         <w:i w:val="0"/>
@@ -11569,6 +12039,7 @@
     </w:tblStylePr>
     <w:tblStylePr w:type="lastCol">
       <w:rPr>
+        <w:rFonts w:eastAsia="黑体"/>
         <w:b/>
         <w:bCs/>
         <w:i w:val="0"/>
@@ -11649,6 +12120,7 @@
     </w:tcPr>
     <w:tblStylePr w:type="firstRow">
       <w:rPr>
+        <w:rFonts w:eastAsia="黑体"/>
         <w:b/>
         <w:bCs/>
         <w:i w:val="0"/>
@@ -11670,6 +12142,7 @@
     </w:tblStylePr>
     <w:tblStylePr w:type="lastRow">
       <w:rPr>
+        <w:rFonts w:eastAsia="黑体"/>
         <w:b/>
         <w:bCs/>
         <w:i w:val="0"/>
@@ -11691,6 +12164,7 @@
     </w:tblStylePr>
     <w:tblStylePr w:type="firstCol">
       <w:rPr>
+        <w:rFonts w:eastAsia="黑体"/>
         <w:b/>
         <w:bCs/>
         <w:i w:val="0"/>
@@ -11710,6 +12184,7 @@
     </w:tblStylePr>
     <w:tblStylePr w:type="lastCol">
       <w:rPr>
+        <w:rFonts w:eastAsia="黑体"/>
         <w:b/>
         <w:bCs/>
         <w:i w:val="0"/>
@@ -11767,6 +12242,7 @@
       <w:spacing w:after="0" w:line="240" w:lineRule="auto"/>
     </w:pPr>
     <w:rPr>
+      <w:rFonts w:eastAsia="黑体"/>
       <w:color w:themeColor="background1" w:val="FFFFFF"/>
     </w:rPr>
     <w:tblPr>
@@ -11785,6 +12261,7 @@
     </w:tcPr>
     <w:tblStylePr w:type="firstRow">
       <w:rPr>
+        <w:rFonts w:eastAsia="黑体"/>
         <w:b/>
         <w:bCs/>
       </w:rPr>
@@ -11881,6 +12358,7 @@
       <w:spacing w:after="0" w:line="240" w:lineRule="auto"/>
     </w:pPr>
     <w:rPr>
+      <w:rFonts w:eastAsia="黑体"/>
       <w:color w:themeColor="background1" w:val="FFFFFF"/>
     </w:rPr>
     <w:tblPr>
@@ -11899,6 +12377,7 @@
     </w:tcPr>
     <w:tblStylePr w:type="firstRow">
       <w:rPr>
+        <w:rFonts w:eastAsia="黑体"/>
         <w:b/>
         <w:bCs/>
       </w:rPr>
@@ -11995,6 +12474,7 @@
       <w:spacing w:after="0" w:line="240" w:lineRule="auto"/>
     </w:pPr>
     <w:rPr>
+      <w:rFonts w:eastAsia="黑体"/>
       <w:color w:themeColor="background1" w:val="FFFFFF"/>
     </w:rPr>
     <w:tblPr>
@@ -12013,6 +12493,7 @@
     </w:tcPr>
     <w:tblStylePr w:type="firstRow">
       <w:rPr>
+        <w:rFonts w:eastAsia="黑体"/>
         <w:b/>
         <w:bCs/>
       </w:rPr>
@@ -12109,6 +12590,7 @@
       <w:spacing w:after="0" w:line="240" w:lineRule="auto"/>
     </w:pPr>
     <w:rPr>
+      <w:rFonts w:eastAsia="黑体"/>
       <w:color w:themeColor="background1" w:val="FFFFFF"/>
     </w:rPr>
     <w:tblPr>
@@ -12127,6 +12609,7 @@
     </w:tcPr>
     <w:tblStylePr w:type="firstRow">
       <w:rPr>
+        <w:rFonts w:eastAsia="黑体"/>
         <w:b/>
         <w:bCs/>
       </w:rPr>
@@ -12223,6 +12706,7 @@
       <w:spacing w:after="0" w:line="240" w:lineRule="auto"/>
     </w:pPr>
     <w:rPr>
+      <w:rFonts w:eastAsia="黑体"/>
       <w:color w:themeColor="background1" w:val="FFFFFF"/>
     </w:rPr>
     <w:tblPr>
@@ -12241,6 +12725,7 @@
     </w:tcPr>
     <w:tblStylePr w:type="firstRow">
       <w:rPr>
+        <w:rFonts w:eastAsia="黑体"/>
         <w:b/>
         <w:bCs/>
       </w:rPr>
@@ -12337,6 +12822,7 @@
       <w:spacing w:after="0" w:line="240" w:lineRule="auto"/>
     </w:pPr>
     <w:rPr>
+      <w:rFonts w:eastAsia="黑体"/>
       <w:color w:themeColor="background1" w:val="FFFFFF"/>
     </w:rPr>
     <w:tblPr>
@@ -12355,6 +12841,7 @@
     </w:tcPr>
     <w:tblStylePr w:type="firstRow">
       <w:rPr>
+        <w:rFonts w:eastAsia="黑体"/>
         <w:b/>
         <w:bCs/>
       </w:rPr>
@@ -12451,6 +12938,7 @@
       <w:spacing w:after="0" w:line="240" w:lineRule="auto"/>
     </w:pPr>
     <w:rPr>
+      <w:rFonts w:eastAsia="黑体"/>
       <w:color w:themeColor="background1" w:val="FFFFFF"/>
     </w:rPr>
     <w:tblPr>
@@ -12469,6 +12957,7 @@
     </w:tcPr>
     <w:tblStylePr w:type="firstRow">
       <w:rPr>
+        <w:rFonts w:eastAsia="黑体"/>
         <w:b/>
         <w:bCs/>
       </w:rPr>
@@ -12565,6 +13054,7 @@
       <w:spacing w:after="0" w:line="240" w:lineRule="auto"/>
     </w:pPr>
     <w:rPr>
+      <w:rFonts w:eastAsia="黑体"/>
       <w:color w:themeColor="text1" w:val="000000"/>
     </w:rPr>
     <w:tblPr>
@@ -12591,6 +13081,7 @@
     </w:tcPr>
     <w:tblStylePr w:type="firstRow">
       <w:rPr>
+        <w:rFonts w:eastAsia="黑体"/>
         <w:b/>
         <w:bCs/>
       </w:rPr>
@@ -12609,6 +13100,7 @@
     </w:tblStylePr>
     <w:tblStylePr w:type="lastRow">
       <w:rPr>
+        <w:rFonts w:eastAsia="黑体"/>
         <w:b/>
         <w:bCs/>
         <w:color w:themeColor="background1" w:val="FFFFFF"/>
@@ -12623,6 +13115,7 @@
     </w:tblStylePr>
     <w:tblStylePr w:type="firstCol">
       <w:rPr>
+        <w:rFonts w:eastAsia="黑体"/>
         <w:color w:themeColor="background1" w:val="FFFFFF"/>
       </w:rPr>
       <w:tblPr/>
@@ -12640,6 +13133,7 @@
     </w:tblStylePr>
     <w:tblStylePr w:type="lastCol">
       <w:rPr>
+        <w:rFonts w:eastAsia="黑体"/>
         <w:color w:themeColor="background1" w:val="FFFFFF"/>
       </w:rPr>
       <w:tblPr/>
@@ -12669,11 +13163,13 @@
     </w:tblStylePr>
     <w:tblStylePr w:type="neCell">
       <w:rPr>
+        <w:rFonts w:eastAsia="黑体"/>
         <w:color w:themeColor="text1" w:val="000000"/>
       </w:rPr>
     </w:tblStylePr>
     <w:tblStylePr w:type="nwCell">
       <w:rPr>
+        <w:rFonts w:eastAsia="黑体"/>
         <w:color w:themeColor="text1" w:val="000000"/>
       </w:rPr>
     </w:tblStylePr>
@@ -12687,6 +13183,7 @@
       <w:spacing w:after="0" w:line="240" w:lineRule="auto"/>
     </w:pPr>
     <w:rPr>
+      <w:rFonts w:eastAsia="黑体"/>
       <w:color w:themeColor="text1" w:val="000000"/>
     </w:rPr>
     <w:tblPr>
@@ -12713,6 +13210,7 @@
     </w:tcPr>
     <w:tblStylePr w:type="firstRow">
       <w:rPr>
+        <w:rFonts w:eastAsia="黑体"/>
         <w:b/>
         <w:bCs/>
       </w:rPr>
@@ -12731,6 +13229,7 @@
     </w:tblStylePr>
     <w:tblStylePr w:type="lastRow">
       <w:rPr>
+        <w:rFonts w:eastAsia="黑体"/>
         <w:b/>
         <w:bCs/>
         <w:color w:themeColor="background1" w:val="FFFFFF"/>
@@ -12745,6 +13244,7 @@
     </w:tblStylePr>
     <w:tblStylePr w:type="firstCol">
       <w:rPr>
+        <w:rFonts w:eastAsia="黑体"/>
         <w:color w:themeColor="background1" w:val="FFFFFF"/>
       </w:rPr>
       <w:tblPr/>
@@ -12762,6 +13262,7 @@
     </w:tblStylePr>
     <w:tblStylePr w:type="lastCol">
       <w:rPr>
+        <w:rFonts w:eastAsia="黑体"/>
         <w:color w:themeColor="background1" w:val="FFFFFF"/>
       </w:rPr>
       <w:tblPr/>
@@ -12791,11 +13292,13 @@
     </w:tblStylePr>
     <w:tblStylePr w:type="neCell">
       <w:rPr>
+        <w:rFonts w:eastAsia="黑体"/>
         <w:color w:themeColor="text1" w:val="000000"/>
       </w:rPr>
     </w:tblStylePr>
     <w:tblStylePr w:type="nwCell">
       <w:rPr>
+        <w:rFonts w:eastAsia="黑体"/>
         <w:color w:themeColor="text1" w:val="000000"/>
       </w:rPr>
     </w:tblStylePr>
@@ -12809,6 +13312,7 @@
       <w:spacing w:after="0" w:line="240" w:lineRule="auto"/>
     </w:pPr>
     <w:rPr>
+      <w:rFonts w:eastAsia="黑体"/>
       <w:color w:themeColor="text1" w:val="000000"/>
     </w:rPr>
     <w:tblPr>
@@ -12835,6 +13339,7 @@
     </w:tcPr>
     <w:tblStylePr w:type="firstRow">
       <w:rPr>
+        <w:rFonts w:eastAsia="黑体"/>
         <w:b/>
         <w:bCs/>
       </w:rPr>
@@ -12853,6 +13358,7 @@
     </w:tblStylePr>
     <w:tblStylePr w:type="lastRow">
       <w:rPr>
+        <w:rFonts w:eastAsia="黑体"/>
         <w:b/>
         <w:bCs/>
         <w:color w:themeColor="background1" w:val="FFFFFF"/>
@@ -12867,6 +13373,7 @@
     </w:tblStylePr>
     <w:tblStylePr w:type="firstCol">
       <w:rPr>
+        <w:rFonts w:eastAsia="黑体"/>
         <w:color w:themeColor="background1" w:val="FFFFFF"/>
       </w:rPr>
       <w:tblPr/>
@@ -12884,6 +13391,7 @@
     </w:tblStylePr>
     <w:tblStylePr w:type="lastCol">
       <w:rPr>
+        <w:rFonts w:eastAsia="黑体"/>
         <w:color w:themeColor="background1" w:val="FFFFFF"/>
       </w:rPr>
       <w:tblPr/>
@@ -12913,11 +13421,13 @@
     </w:tblStylePr>
     <w:tblStylePr w:type="neCell">
       <w:rPr>
+        <w:rFonts w:eastAsia="黑体"/>
         <w:color w:themeColor="text1" w:val="000000"/>
       </w:rPr>
     </w:tblStylePr>
     <w:tblStylePr w:type="nwCell">
       <w:rPr>
+        <w:rFonts w:eastAsia="黑体"/>
         <w:color w:themeColor="text1" w:val="000000"/>
       </w:rPr>
     </w:tblStylePr>
@@ -12931,6 +13441,7 @@
       <w:spacing w:after="0" w:line="240" w:lineRule="auto"/>
     </w:pPr>
     <w:rPr>
+      <w:rFonts w:eastAsia="黑体"/>
       <w:color w:themeColor="text1" w:val="000000"/>
     </w:rPr>
     <w:tblPr>
@@ -12957,6 +13468,7 @@
     </w:tcPr>
     <w:tblStylePr w:type="firstRow">
       <w:rPr>
+        <w:rFonts w:eastAsia="黑体"/>
         <w:b/>
         <w:bCs/>
       </w:rPr>
@@ -12975,6 +13487,7 @@
     </w:tblStylePr>
     <w:tblStylePr w:type="lastRow">
       <w:rPr>
+        <w:rFonts w:eastAsia="黑体"/>
         <w:b/>
         <w:bCs/>
         <w:color w:themeColor="background1" w:val="FFFFFF"/>
@@ -12989,6 +13502,7 @@
     </w:tblStylePr>
     <w:tblStylePr w:type="firstCol">
       <w:rPr>
+        <w:rFonts w:eastAsia="黑体"/>
         <w:color w:themeColor="background1" w:val="FFFFFF"/>
       </w:rPr>
       <w:tblPr/>
@@ -13006,6 +13520,7 @@
     </w:tblStylePr>
     <w:tblStylePr w:type="lastCol">
       <w:rPr>
+        <w:rFonts w:eastAsia="黑体"/>
         <w:color w:themeColor="background1" w:val="FFFFFF"/>
       </w:rPr>
       <w:tblPr/>
@@ -13043,6 +13558,7 @@
       <w:spacing w:after="0" w:line="240" w:lineRule="auto"/>
     </w:pPr>
     <w:rPr>
+      <w:rFonts w:eastAsia="黑体"/>
       <w:color w:themeColor="text1" w:val="000000"/>
     </w:rPr>
     <w:tblPr>
@@ -13069,6 +13585,7 @@
     </w:tcPr>
     <w:tblStylePr w:type="firstRow">
       <w:rPr>
+        <w:rFonts w:eastAsia="黑体"/>
         <w:b/>
         <w:bCs/>
       </w:rPr>
@@ -13087,6 +13604,7 @@
     </w:tblStylePr>
     <w:tblStylePr w:type="lastRow">
       <w:rPr>
+        <w:rFonts w:eastAsia="黑体"/>
         <w:b/>
         <w:bCs/>
         <w:color w:themeColor="background1" w:val="FFFFFF"/>
@@ -13101,6 +13619,7 @@
     </w:tblStylePr>
     <w:tblStylePr w:type="firstCol">
       <w:rPr>
+        <w:rFonts w:eastAsia="黑体"/>
         <w:color w:themeColor="background1" w:val="FFFFFF"/>
       </w:rPr>
       <w:tblPr/>
@@ -13118,6 +13637,7 @@
     </w:tblStylePr>
     <w:tblStylePr w:type="lastCol">
       <w:rPr>
+        <w:rFonts w:eastAsia="黑体"/>
         <w:color w:themeColor="background1" w:val="FFFFFF"/>
       </w:rPr>
       <w:tblPr/>
@@ -13147,11 +13667,13 @@
     </w:tblStylePr>
     <w:tblStylePr w:type="neCell">
       <w:rPr>
+        <w:rFonts w:eastAsia="黑体"/>
         <w:color w:themeColor="text1" w:val="000000"/>
       </w:rPr>
     </w:tblStylePr>
     <w:tblStylePr w:type="nwCell">
       <w:rPr>
+        <w:rFonts w:eastAsia="黑体"/>
         <w:color w:themeColor="text1" w:val="000000"/>
       </w:rPr>
     </w:tblStylePr>
@@ -13165,6 +13687,7 @@
       <w:spacing w:after="0" w:line="240" w:lineRule="auto"/>
     </w:pPr>
     <w:rPr>
+      <w:rFonts w:eastAsia="黑体"/>
       <w:color w:themeColor="text1" w:val="000000"/>
     </w:rPr>
     <w:tblPr>
@@ -13191,6 +13714,7 @@
     </w:tcPr>
     <w:tblStylePr w:type="firstRow">
       <w:rPr>
+        <w:rFonts w:eastAsia="黑体"/>
         <w:b/>
         <w:bCs/>
       </w:rPr>
@@ -13209,6 +13733,7 @@
     </w:tblStylePr>
     <w:tblStylePr w:type="lastRow">
       <w:rPr>
+        <w:rFonts w:eastAsia="黑体"/>
         <w:b/>
         <w:bCs/>
         <w:color w:themeColor="background1" w:val="FFFFFF"/>
@@ -13223,6 +13748,7 @@
     </w:tblStylePr>
     <w:tblStylePr w:type="firstCol">
       <w:rPr>
+        <w:rFonts w:eastAsia="黑体"/>
         <w:color w:themeColor="background1" w:val="FFFFFF"/>
       </w:rPr>
       <w:tblPr/>
@@ -13240,6 +13766,7 @@
     </w:tblStylePr>
     <w:tblStylePr w:type="lastCol">
       <w:rPr>
+        <w:rFonts w:eastAsia="黑体"/>
         <w:color w:themeColor="background1" w:val="FFFFFF"/>
       </w:rPr>
       <w:tblPr/>
@@ -13269,11 +13796,13 @@
     </w:tblStylePr>
     <w:tblStylePr w:type="neCell">
       <w:rPr>
+        <w:rFonts w:eastAsia="黑体"/>
         <w:color w:themeColor="text1" w:val="000000"/>
       </w:rPr>
     </w:tblStylePr>
     <w:tblStylePr w:type="nwCell">
       <w:rPr>
+        <w:rFonts w:eastAsia="黑体"/>
         <w:color w:themeColor="text1" w:val="000000"/>
       </w:rPr>
     </w:tblStylePr>
@@ -13287,6 +13816,7 @@
       <w:spacing w:after="0" w:line="240" w:lineRule="auto"/>
     </w:pPr>
     <w:rPr>
+      <w:rFonts w:eastAsia="黑体"/>
       <w:color w:themeColor="text1" w:val="000000"/>
     </w:rPr>
     <w:tblPr>
@@ -13313,6 +13843,7 @@
     </w:tcPr>
     <w:tblStylePr w:type="firstRow">
       <w:rPr>
+        <w:rFonts w:eastAsia="黑体"/>
         <w:b/>
         <w:bCs/>
       </w:rPr>
@@ -13331,6 +13862,7 @@
     </w:tblStylePr>
     <w:tblStylePr w:type="lastRow">
       <w:rPr>
+        <w:rFonts w:eastAsia="黑体"/>
         <w:b/>
         <w:bCs/>
         <w:color w:themeColor="background1" w:val="FFFFFF"/>
@@ -13345,6 +13877,7 @@
     </w:tblStylePr>
     <w:tblStylePr w:type="firstCol">
       <w:rPr>
+        <w:rFonts w:eastAsia="黑体"/>
         <w:color w:themeColor="background1" w:val="FFFFFF"/>
       </w:rPr>
       <w:tblPr/>
@@ -13362,6 +13895,7 @@
     </w:tblStylePr>
     <w:tblStylePr w:type="lastCol">
       <w:rPr>
+        <w:rFonts w:eastAsia="黑体"/>
         <w:color w:themeColor="background1" w:val="FFFFFF"/>
       </w:rPr>
       <w:tblPr/>
@@ -13391,11 +13925,13 @@
     </w:tblStylePr>
     <w:tblStylePr w:type="neCell">
       <w:rPr>
+        <w:rFonts w:eastAsia="黑体"/>
         <w:color w:themeColor="text1" w:val="000000"/>
       </w:rPr>
     </w:tblStylePr>
     <w:tblStylePr w:type="nwCell">
       <w:rPr>
+        <w:rFonts w:eastAsia="黑体"/>
         <w:color w:themeColor="text1" w:val="000000"/>
       </w:rPr>
     </w:tblStylePr>
@@ -13409,6 +13945,7 @@
       <w:spacing w:after="0" w:line="240" w:lineRule="auto"/>
     </w:pPr>
     <w:rPr>
+      <w:rFonts w:eastAsia="黑体"/>
       <w:color w:themeColor="text1" w:val="000000"/>
     </w:rPr>
     <w:tblPr>
@@ -13427,6 +13964,7 @@
     </w:tcPr>
     <w:tblStylePr w:type="firstRow">
       <w:rPr>
+        <w:rFonts w:eastAsia="黑体"/>
         <w:b/>
         <w:bCs/>
         <w:color w:themeColor="background1" w:val="FFFFFF"/>
@@ -13441,6 +13979,7 @@
     </w:tblStylePr>
     <w:tblStylePr w:type="lastRow">
       <w:rPr>
+        <w:rFonts w:eastAsia="黑体"/>
         <w:b/>
         <w:bCs/>
         <w:color w:themeColor="accent2" w:themeShade="CC" w:val="9E3A38"/>
@@ -13455,12 +13994,14 @@
     </w:tblStylePr>
     <w:tblStylePr w:type="firstCol">
       <w:rPr>
+        <w:rFonts w:eastAsia="黑体"/>
         <w:b/>
         <w:bCs/>
       </w:rPr>
     </w:tblStylePr>
     <w:tblStylePr w:type="lastCol">
       <w:rPr>
+        <w:rFonts w:eastAsia="黑体"/>
         <w:b/>
         <w:bCs/>
       </w:rPr>
@@ -13495,6 +14036,7 @@
       <w:spacing w:after="0" w:line="240" w:lineRule="auto"/>
     </w:pPr>
     <w:rPr>
+      <w:rFonts w:eastAsia="黑体"/>
       <w:color w:themeColor="text1" w:val="000000"/>
     </w:rPr>
     <w:tblPr>
@@ -13513,6 +14055,7 @@
     </w:tcPr>
     <w:tblStylePr w:type="firstRow">
       <w:rPr>
+        <w:rFonts w:eastAsia="黑体"/>
         <w:b/>
         <w:bCs/>
         <w:color w:themeColor="background1" w:val="FFFFFF"/>
@@ -13527,6 +14070,7 @@
     </w:tblStylePr>
     <w:tblStylePr w:type="lastRow">
       <w:rPr>
+        <w:rFonts w:eastAsia="黑体"/>
         <w:b/>
         <w:bCs/>
         <w:color w:themeColor="accent2" w:themeShade="CC" w:val="9E3A38"/>
@@ -13541,12 +14085,14 @@
     </w:tblStylePr>
     <w:tblStylePr w:type="firstCol">
       <w:rPr>
+        <w:rFonts w:eastAsia="黑体"/>
         <w:b/>
         <w:bCs/>
       </w:rPr>
     </w:tblStylePr>
     <w:tblStylePr w:type="lastCol">
       <w:rPr>
+        <w:rFonts w:eastAsia="黑体"/>
         <w:b/>
         <w:bCs/>
       </w:rPr>
@@ -13581,6 +14127,7 @@
       <w:spacing w:after="0" w:line="240" w:lineRule="auto"/>
     </w:pPr>
     <w:rPr>
+      <w:rFonts w:eastAsia="黑体"/>
       <w:color w:themeColor="text1" w:val="000000"/>
     </w:rPr>
     <w:tblPr>
@@ -13599,6 +14146,7 @@
     </w:tcPr>
     <w:tblStylePr w:type="firstRow">
       <w:rPr>
+        <w:rFonts w:eastAsia="黑体"/>
         <w:b/>
         <w:bCs/>
         <w:color w:themeColor="background1" w:val="FFFFFF"/>
@@ -13613,6 +14161,7 @@
     </w:tblStylePr>
     <w:tblStylePr w:type="lastRow">
       <w:rPr>
+        <w:rFonts w:eastAsia="黑体"/>
         <w:b/>
         <w:bCs/>
         <w:color w:themeColor="accent2" w:themeShade="CC" w:val="9E3A38"/>
@@ -13627,12 +14176,14 @@
     </w:tblStylePr>
     <w:tblStylePr w:type="firstCol">
       <w:rPr>
+        <w:rFonts w:eastAsia="黑体"/>
         <w:b/>
         <w:bCs/>
       </w:rPr>
     </w:tblStylePr>
     <w:tblStylePr w:type="lastCol">
       <w:rPr>
+        <w:rFonts w:eastAsia="黑体"/>
         <w:b/>
         <w:bCs/>
       </w:rPr>
@@ -13667,6 +14218,7 @@
       <w:spacing w:after="0" w:line="240" w:lineRule="auto"/>
     </w:pPr>
     <w:rPr>
+      <w:rFonts w:eastAsia="黑体"/>
       <w:color w:themeColor="text1" w:val="000000"/>
     </w:rPr>
     <w:tblPr>
@@ -13685,6 +14237,7 @@
     </w:tcPr>
     <w:tblStylePr w:type="firstRow">
       <w:rPr>
+        <w:rFonts w:eastAsia="黑体"/>
         <w:b/>
         <w:bCs/>
         <w:color w:themeColor="background1" w:val="FFFFFF"/>
@@ -13699,6 +14252,7 @@
     </w:tblStylePr>
     <w:tblStylePr w:type="lastRow">
       <w:rPr>
+        <w:rFonts w:eastAsia="黑体"/>
         <w:b/>
         <w:bCs/>
         <w:color w:themeColor="accent4" w:themeShade="CC" w:val="664E82"/>
@@ -13713,12 +14267,14 @@
     </w:tblStylePr>
     <w:tblStylePr w:type="firstCol">
       <w:rPr>
+        <w:rFonts w:eastAsia="黑体"/>
         <w:b/>
         <w:bCs/>
       </w:rPr>
     </w:tblStylePr>
     <w:tblStylePr w:type="lastCol">
       <w:rPr>
+        <w:rFonts w:eastAsia="黑体"/>
         <w:b/>
         <w:bCs/>
       </w:rPr>
@@ -13753,6 +14309,7 @@
       <w:spacing w:after="0" w:line="240" w:lineRule="auto"/>
     </w:pPr>
     <w:rPr>
+      <w:rFonts w:eastAsia="黑体"/>
       <w:color w:themeColor="text1" w:val="000000"/>
     </w:rPr>
     <w:tblPr>
@@ -13771,6 +14328,7 @@
     </w:tcPr>
     <w:tblStylePr w:type="firstRow">
       <w:rPr>
+        <w:rFonts w:eastAsia="黑体"/>
         <w:b/>
         <w:bCs/>
         <w:color w:themeColor="background1" w:val="FFFFFF"/>
@@ -13785,6 +14343,7 @@
     </w:tblStylePr>
     <w:tblStylePr w:type="lastRow">
       <w:rPr>
+        <w:rFonts w:eastAsia="黑体"/>
         <w:b/>
         <w:bCs/>
         <w:color w:themeColor="accent3" w:themeShade="CC" w:val="7E9C40"/>
@@ -13799,12 +14358,14 @@
     </w:tblStylePr>
     <w:tblStylePr w:type="firstCol">
       <w:rPr>
+        <w:rFonts w:eastAsia="黑体"/>
         <w:b/>
         <w:bCs/>
       </w:rPr>
     </w:tblStylePr>
     <w:tblStylePr w:type="lastCol">
       <w:rPr>
+        <w:rFonts w:eastAsia="黑体"/>
         <w:b/>
         <w:bCs/>
       </w:rPr>
@@ -13839,6 +14400,7 @@
       <w:spacing w:after="0" w:line="240" w:lineRule="auto"/>
     </w:pPr>
     <w:rPr>
+      <w:rFonts w:eastAsia="黑体"/>
       <w:color w:themeColor="text1" w:val="000000"/>
     </w:rPr>
     <w:tblPr>
@@ -13857,6 +14419,7 @@
     </w:tcPr>
     <w:tblStylePr w:type="firstRow">
       <w:rPr>
+        <w:rFonts w:eastAsia="黑体"/>
         <w:b/>
         <w:bCs/>
         <w:color w:themeColor="background1" w:val="FFFFFF"/>
@@ -13871,6 +14434,7 @@
     </w:tblStylePr>
     <w:tblStylePr w:type="lastRow">
       <w:rPr>
+        <w:rFonts w:eastAsia="黑体"/>
         <w:b/>
         <w:bCs/>
         <w:color w:themeColor="accent6" w:themeShade="CC" w:val="F2730A"/>
@@ -13885,12 +14449,14 @@
     </w:tblStylePr>
     <w:tblStylePr w:type="firstCol">
       <w:rPr>
+        <w:rFonts w:eastAsia="黑体"/>
         <w:b/>
         <w:bCs/>
       </w:rPr>
     </w:tblStylePr>
     <w:tblStylePr w:type="lastCol">
       <w:rPr>
+        <w:rFonts w:eastAsia="黑体"/>
         <w:b/>
         <w:bCs/>
       </w:rPr>
@@ -13925,6 +14491,7 @@
       <w:spacing w:after="0" w:line="240" w:lineRule="auto"/>
     </w:pPr>
     <w:rPr>
+      <w:rFonts w:eastAsia="黑体"/>
       <w:color w:themeColor="text1" w:val="000000"/>
     </w:rPr>
     <w:tblPr>
@@ -13943,6 +14510,7 @@
     </w:tcPr>
     <w:tblStylePr w:type="firstRow">
       <w:rPr>
+        <w:rFonts w:eastAsia="黑体"/>
         <w:b/>
         <w:bCs/>
         <w:color w:themeColor="background1" w:val="FFFFFF"/>
@@ -13957,6 +14525,7 @@
     </w:tblStylePr>
     <w:tblStylePr w:type="lastRow">
       <w:rPr>
+        <w:rFonts w:eastAsia="黑体"/>
         <w:b/>
         <w:bCs/>
         <w:color w:themeColor="accent5" w:themeShade="CC" w:val="348DA5"/>
@@ -13971,12 +14540,14 @@
     </w:tblStylePr>
     <w:tblStylePr w:type="firstCol">
       <w:rPr>
+        <w:rFonts w:eastAsia="黑体"/>
         <w:b/>
         <w:bCs/>
       </w:rPr>
     </w:tblStylePr>
     <w:tblStylePr w:type="lastCol">
       <w:rPr>
+        <w:rFonts w:eastAsia="黑体"/>
         <w:b/>
         <w:bCs/>
       </w:rPr>
@@ -14011,6 +14582,7 @@
       <w:spacing w:after="0" w:line="240" w:lineRule="auto"/>
     </w:pPr>
     <w:rPr>
+      <w:rFonts w:eastAsia="黑体"/>
       <w:color w:themeColor="text1" w:val="000000"/>
     </w:rPr>
     <w:tblPr>
@@ -14032,6 +14604,7 @@
     </w:tcPr>
     <w:tblStylePr w:type="firstRow">
       <w:rPr>
+        <w:rFonts w:eastAsia="黑体"/>
         <w:b/>
         <w:bCs/>
       </w:rPr>
@@ -14042,6 +14615,7 @@
     </w:tblStylePr>
     <w:tblStylePr w:type="lastRow">
       <w:rPr>
+        <w:rFonts w:eastAsia="黑体"/>
         <w:b/>
         <w:bCs/>
         <w:color w:themeColor="text1" w:val="000000"/>
@@ -14053,6 +14627,7 @@
     </w:tblStylePr>
     <w:tblStylePr w:type="firstCol">
       <w:rPr>
+        <w:rFonts w:eastAsia="黑体"/>
         <w:color w:themeColor="background1" w:val="FFFFFF"/>
       </w:rPr>
       <w:tblPr/>
@@ -14062,6 +14637,7 @@
     </w:tblStylePr>
     <w:tblStylePr w:type="lastCol">
       <w:rPr>
+        <w:rFonts w:eastAsia="黑体"/>
         <w:color w:themeColor="background1" w:val="FFFFFF"/>
       </w:rPr>
       <w:tblPr/>
@@ -14091,6 +14667,7 @@
       <w:spacing w:after="0" w:line="240" w:lineRule="auto"/>
     </w:pPr>
     <w:rPr>
+      <w:rFonts w:eastAsia="黑体"/>
       <w:color w:themeColor="text1" w:val="000000"/>
     </w:rPr>
     <w:tblPr>
@@ -14112,6 +14689,7 @@
     </w:tcPr>
     <w:tblStylePr w:type="firstRow">
       <w:rPr>
+        <w:rFonts w:eastAsia="黑体"/>
         <w:b/>
         <w:bCs/>
       </w:rPr>
@@ -14122,6 +14700,7 @@
     </w:tblStylePr>
     <w:tblStylePr w:type="lastRow">
       <w:rPr>
+        <w:rFonts w:eastAsia="黑体"/>
         <w:b/>
         <w:bCs/>
         <w:color w:themeColor="text1" w:val="000000"/>
@@ -14133,6 +14712,7 @@
     </w:tblStylePr>
     <w:tblStylePr w:type="firstCol">
       <w:rPr>
+        <w:rFonts w:eastAsia="黑体"/>
         <w:color w:themeColor="background1" w:val="FFFFFF"/>
       </w:rPr>
       <w:tblPr/>
@@ -14142,6 +14722,7 @@
     </w:tblStylePr>
     <w:tblStylePr w:type="lastCol">
       <w:rPr>
+        <w:rFonts w:eastAsia="黑体"/>
         <w:color w:themeColor="background1" w:val="FFFFFF"/>
       </w:rPr>
       <w:tblPr/>
@@ -14171,6 +14752,7 @@
       <w:spacing w:after="0" w:line="240" w:lineRule="auto"/>
     </w:pPr>
     <w:rPr>
+      <w:rFonts w:eastAsia="黑体"/>
       <w:color w:themeColor="text1" w:val="000000"/>
     </w:rPr>
     <w:tblPr>
@@ -14192,6 +14774,7 @@
     </w:tcPr>
     <w:tblStylePr w:type="firstRow">
       <w:rPr>
+        <w:rFonts w:eastAsia="黑体"/>
         <w:b/>
         <w:bCs/>
       </w:rPr>
@@ -14202,6 +14785,7 @@
     </w:tblStylePr>
     <w:tblStylePr w:type="lastRow">
       <w:rPr>
+        <w:rFonts w:eastAsia="黑体"/>
         <w:b/>
         <w:bCs/>
         <w:color w:themeColor="text1" w:val="000000"/>
@@ -14213,6 +14797,7 @@
     </w:tblStylePr>
     <w:tblStylePr w:type="firstCol">
       <w:rPr>
+        <w:rFonts w:eastAsia="黑体"/>
         <w:color w:themeColor="background1" w:val="FFFFFF"/>
       </w:rPr>
       <w:tblPr/>
@@ -14222,6 +14807,7 @@
     </w:tblStylePr>
     <w:tblStylePr w:type="lastCol">
       <w:rPr>
+        <w:rFonts w:eastAsia="黑体"/>
         <w:color w:themeColor="background1" w:val="FFFFFF"/>
       </w:rPr>
       <w:tblPr/>
@@ -14251,6 +14837,7 @@
       <w:spacing w:after="0" w:line="240" w:lineRule="auto"/>
     </w:pPr>
     <w:rPr>
+      <w:rFonts w:eastAsia="黑体"/>
       <w:color w:themeColor="text1" w:val="000000"/>
     </w:rPr>
     <w:tblPr>
@@ -14272,6 +14859,7 @@
     </w:tcPr>
     <w:tblStylePr w:type="firstRow">
       <w:rPr>
+        <w:rFonts w:eastAsia="黑体"/>
         <w:b/>
         <w:bCs/>
       </w:rPr>
@@ -14282,6 +14870,7 @@
     </w:tblStylePr>
     <w:tblStylePr w:type="lastRow">
       <w:rPr>
+        <w:rFonts w:eastAsia="黑体"/>
         <w:b/>
         <w:bCs/>
         <w:color w:themeColor="text1" w:val="000000"/>
@@ -14293,6 +14882,7 @@
     </w:tblStylePr>
     <w:tblStylePr w:type="firstCol">
       <w:rPr>
+        <w:rFonts w:eastAsia="黑体"/>
         <w:color w:themeColor="background1" w:val="FFFFFF"/>
       </w:rPr>
       <w:tblPr/>
@@ -14302,6 +14892,7 @@
     </w:tblStylePr>
     <w:tblStylePr w:type="lastCol">
       <w:rPr>
+        <w:rFonts w:eastAsia="黑体"/>
         <w:color w:themeColor="background1" w:val="FFFFFF"/>
       </w:rPr>
       <w:tblPr/>
@@ -14331,6 +14922,7 @@
       <w:spacing w:after="0" w:line="240" w:lineRule="auto"/>
     </w:pPr>
     <w:rPr>
+      <w:rFonts w:eastAsia="黑体"/>
       <w:color w:themeColor="text1" w:val="000000"/>
     </w:rPr>
     <w:tblPr>
@@ -14352,6 +14944,7 @@
     </w:tcPr>
     <w:tblStylePr w:type="firstRow">
       <w:rPr>
+        <w:rFonts w:eastAsia="黑体"/>
         <w:b/>
         <w:bCs/>
       </w:rPr>
@@ -14362,6 +14955,7 @@
     </w:tblStylePr>
     <w:tblStylePr w:type="lastRow">
       <w:rPr>
+        <w:rFonts w:eastAsia="黑体"/>
         <w:b/>
         <w:bCs/>
         <w:color w:themeColor="text1" w:val="000000"/>
@@ -14373,6 +14967,7 @@
     </w:tblStylePr>
     <w:tblStylePr w:type="firstCol">
       <w:rPr>
+        <w:rFonts w:eastAsia="黑体"/>
         <w:color w:themeColor="background1" w:val="FFFFFF"/>
       </w:rPr>
       <w:tblPr/>
@@ -14382,6 +14977,7 @@
     </w:tblStylePr>
     <w:tblStylePr w:type="lastCol">
       <w:rPr>
+        <w:rFonts w:eastAsia="黑体"/>
         <w:color w:themeColor="background1" w:val="FFFFFF"/>
       </w:rPr>
       <w:tblPr/>
@@ -14411,6 +15007,7 @@
       <w:spacing w:after="0" w:line="240" w:lineRule="auto"/>
     </w:pPr>
     <w:rPr>
+      <w:rFonts w:eastAsia="黑体"/>
       <w:color w:themeColor="text1" w:val="000000"/>
     </w:rPr>
     <w:tblPr>
@@ -14432,6 +15029,7 @@
     </w:tcPr>
     <w:tblStylePr w:type="firstRow">
       <w:rPr>
+        <w:rFonts w:eastAsia="黑体"/>
         <w:b/>
         <w:bCs/>
       </w:rPr>
@@ -14442,6 +15040,7 @@
     </w:tblStylePr>
     <w:tblStylePr w:type="lastRow">
       <w:rPr>
+        <w:rFonts w:eastAsia="黑体"/>
         <w:b/>
         <w:bCs/>
         <w:color w:themeColor="text1" w:val="000000"/>
@@ -14453,6 +15052,7 @@
     </w:tblStylePr>
     <w:tblStylePr w:type="firstCol">
       <w:rPr>
+        <w:rFonts w:eastAsia="黑体"/>
         <w:color w:themeColor="background1" w:val="FFFFFF"/>
       </w:rPr>
       <w:tblPr/>
@@ -14462,6 +15062,7 @@
     </w:tblStylePr>
     <w:tblStylePr w:type="lastCol">
       <w:rPr>
+        <w:rFonts w:eastAsia="黑体"/>
         <w:color w:themeColor="background1" w:val="FFFFFF"/>
       </w:rPr>
       <w:tblPr/>
@@ -14491,6 +15092,7 @@
       <w:spacing w:after="0" w:line="240" w:lineRule="auto"/>
     </w:pPr>
     <w:rPr>
+      <w:rFonts w:eastAsia="黑体"/>
       <w:color w:themeColor="text1" w:val="000000"/>
     </w:rPr>
     <w:tblPr>
@@ -14512,6 +15114,7 @@
     </w:tcPr>
     <w:tblStylePr w:type="firstRow">
       <w:rPr>
+        <w:rFonts w:eastAsia="黑体"/>
         <w:b/>
         <w:bCs/>
       </w:rPr>
@@ -14522,6 +15125,7 @@
     </w:tblStylePr>
     <w:tblStylePr w:type="lastRow">
       <w:rPr>
+        <w:rFonts w:eastAsia="黑体"/>
         <w:b/>
         <w:bCs/>
         <w:color w:themeColor="text1" w:val="000000"/>
@@ -14533,6 +15137,7 @@
     </w:tblStylePr>
     <w:tblStylePr w:type="firstCol">
       <w:rPr>
+        <w:rFonts w:eastAsia="黑体"/>
         <w:color w:themeColor="background1" w:val="FFFFFF"/>
       </w:rPr>
       <w:tblPr/>
@@ -14542,6 +15147,7 @@
     </w:tblStylePr>
     <w:tblStylePr w:type="lastCol">
       <w:rPr>
+        <w:rFonts w:eastAsia="黑体"/>
         <w:color w:themeColor="background1" w:val="FFFFFF"/>
       </w:rPr>
       <w:tblPr/>
@@ -14574,6 +15180,7 @@
     <w:name w:val="KeywordTok"/>
     <w:basedOn w:val="VerbatimChar"/>
     <w:rPr>
+      <w:rFonts w:eastAsia="黑体"/>
       <w:b/>
       <w:color w:val="007020"/>
     </w:rPr>
@@ -14582,6 +15189,7 @@
     <w:name w:val="DataTypeTok"/>
     <w:basedOn w:val="VerbatimChar"/>
     <w:rPr>
+      <w:rFonts w:eastAsia="黑体"/>
       <w:color w:val="902000"/>
     </w:rPr>
   </w:style>
@@ -14589,6 +15197,7 @@
     <w:name w:val="DecValTok"/>
     <w:basedOn w:val="VerbatimChar"/>
     <w:rPr>
+      <w:rFonts w:eastAsia="黑体"/>
       <w:color w:val="40a070"/>
     </w:rPr>
   </w:style>
@@ -14596,6 +15205,7 @@
     <w:name w:val="BaseNTok"/>
     <w:basedOn w:val="VerbatimChar"/>
     <w:rPr>
+      <w:rFonts w:eastAsia="黑体"/>
       <w:color w:val="40a070"/>
     </w:rPr>
   </w:style>
@@ -14603,6 +15213,7 @@
     <w:name w:val="FloatTok"/>
     <w:basedOn w:val="VerbatimChar"/>
     <w:rPr>
+      <w:rFonts w:eastAsia="黑体"/>
       <w:color w:val="40a070"/>
     </w:rPr>
   </w:style>
@@ -14610,6 +15221,7 @@
     <w:name w:val="ConstantTok"/>
     <w:basedOn w:val="VerbatimChar"/>
     <w:rPr>
+      <w:rFonts w:eastAsia="黑体"/>
       <w:color w:val="880000"/>
     </w:rPr>
   </w:style>
@@ -14617,6 +15229,7 @@
     <w:name w:val="CharTok"/>
     <w:basedOn w:val="VerbatimChar"/>
     <w:rPr>
+      <w:rFonts w:eastAsia="黑体"/>
       <w:color w:val="4070a0"/>
     </w:rPr>
   </w:style>
@@ -14624,6 +15237,7 @@
     <w:name w:val="SpecialCharTok"/>
     <w:basedOn w:val="VerbatimChar"/>
     <w:rPr>
+      <w:rFonts w:eastAsia="黑体"/>
       <w:color w:val="4070a0"/>
     </w:rPr>
   </w:style>
@@ -14631,6 +15245,7 @@
     <w:name w:val="StringTok"/>
     <w:basedOn w:val="VerbatimChar"/>
     <w:rPr>
+      <w:rFonts w:eastAsia="黑体"/>
       <w:color w:val="4070a0"/>
     </w:rPr>
   </w:style>
@@ -14638,6 +15253,7 @@
     <w:name w:val="VerbatimStringTok"/>
     <w:basedOn w:val="VerbatimChar"/>
     <w:rPr>
+      <w:rFonts w:eastAsia="黑体"/>
       <w:color w:val="4070a0"/>
     </w:rPr>
   </w:style>
@@ -14645,6 +15261,7 @@
     <w:name w:val="SpecialStringTok"/>
     <w:basedOn w:val="VerbatimChar"/>
     <w:rPr>
+      <w:rFonts w:eastAsia="黑体"/>
       <w:color w:val="bb6688"/>
     </w:rPr>
   </w:style>
@@ -14652,6 +15269,7 @@
     <w:name w:val="ImportTok"/>
     <w:basedOn w:val="VerbatimChar"/>
     <w:rPr>
+      <w:rFonts w:eastAsia="黑体"/>
       <w:b/>
       <w:color w:val="008000"/>
     </w:rPr>
@@ -14660,6 +15278,7 @@
     <w:name w:val="CommentTok"/>
     <w:basedOn w:val="VerbatimChar"/>
     <w:rPr>
+      <w:rFonts w:eastAsia="黑体"/>
       <w:i/>
       <w:color w:val="60a0b0"/>
     </w:rPr>
@@ -14668,6 +15287,7 @@
     <w:name w:val="DocumentationTok"/>
     <w:basedOn w:val="VerbatimChar"/>
     <w:rPr>
+      <w:rFonts w:eastAsia="黑体"/>
       <w:i/>
       <w:color w:val="ba2121"/>
     </w:rPr>
@@ -14676,6 +15296,7 @@
     <w:name w:val="AnnotationTok"/>
     <w:basedOn w:val="VerbatimChar"/>
     <w:rPr>
+      <w:rFonts w:eastAsia="黑体"/>
       <w:b/>
       <w:i/>
       <w:color w:val="60a0b0"/>
@@ -14685,6 +15306,7 @@
     <w:name w:val="CommentVarTok"/>
     <w:basedOn w:val="VerbatimChar"/>
     <w:rPr>
+      <w:rFonts w:eastAsia="黑体"/>
       <w:b/>
       <w:i/>
       <w:color w:val="60a0b0"/>
@@ -14694,6 +15316,7 @@
     <w:name w:val="OtherTok"/>
     <w:basedOn w:val="VerbatimChar"/>
     <w:rPr>
+      <w:rFonts w:eastAsia="黑体"/>
       <w:color w:val="007020"/>
     </w:rPr>
   </w:style>
@@ -14701,6 +15324,7 @@
     <w:name w:val="FunctionTok"/>
     <w:basedOn w:val="VerbatimChar"/>
     <w:rPr>
+      <w:rFonts w:eastAsia="黑体"/>
       <w:color w:val="06287e"/>
     </w:rPr>
   </w:style>
@@ -14708,6 +15332,7 @@
     <w:name w:val="VariableTok"/>
     <w:basedOn w:val="VerbatimChar"/>
     <w:rPr>
+      <w:rFonts w:eastAsia="黑体"/>
       <w:color w:val="19177c"/>
     </w:rPr>
   </w:style>
@@ -14715,6 +15340,7 @@
     <w:name w:val="ControlFlowTok"/>
     <w:basedOn w:val="VerbatimChar"/>
     <w:rPr>
+      <w:rFonts w:eastAsia="黑体"/>
       <w:b/>
       <w:color w:val="007020"/>
     </w:rPr>
@@ -14723,6 +15349,7 @@
     <w:name w:val="OperatorTok"/>
     <w:basedOn w:val="VerbatimChar"/>
     <w:rPr>
+      <w:rFonts w:eastAsia="黑体"/>
       <w:color w:val="666666"/>
     </w:rPr>
   </w:style>
@@ -14730,18 +15357,22 @@
     <w:name w:val="BuiltInTok"/>
     <w:basedOn w:val="VerbatimChar"/>
     <w:rPr>
+      <w:rFonts w:eastAsia="黑体"/>
       <w:color w:val="008000"/>
     </w:rPr>
   </w:style>
   <w:style w:type="character" w:customStyle="1" w:styleId="ExtensionTok">
     <w:name w:val="ExtensionTok"/>
     <w:basedOn w:val="VerbatimChar"/>
-    <w:rPr/>
+    <w:rPr>
+      <w:rFonts w:eastAsia="黑体"/>
+    </w:rPr>
   </w:style>
   <w:style w:type="character" w:customStyle="1" w:styleId="PreprocessorTok">
     <w:name w:val="PreprocessorTok"/>
     <w:basedOn w:val="VerbatimChar"/>
     <w:rPr>
+      <w:rFonts w:eastAsia="黑体"/>
       <w:color w:val="bc7a00"/>
     </w:rPr>
   </w:style>
@@ -14749,18 +15380,22 @@
     <w:name w:val="AttributeTok"/>
     <w:basedOn w:val="VerbatimChar"/>
     <w:rPr>
+      <w:rFonts w:eastAsia="黑体"/>
       <w:color w:val="7d9029"/>
     </w:rPr>
   </w:style>
   <w:style w:type="character" w:customStyle="1" w:styleId="RegionMarkerTok">
     <w:name w:val="RegionMarkerTok"/>
     <w:basedOn w:val="VerbatimChar"/>
-    <w:rPr/>
+    <w:rPr>
+      <w:rFonts w:eastAsia="黑体"/>
+    </w:rPr>
   </w:style>
   <w:style w:type="character" w:customStyle="1" w:styleId="InformationTok">
     <w:name w:val="InformationTok"/>
     <w:basedOn w:val="VerbatimChar"/>
     <w:rPr>
+      <w:rFonts w:eastAsia="黑体"/>
       <w:b/>
       <w:i/>
       <w:color w:val="60a0b0"/>
@@ -14770,6 +15405,7 @@
     <w:name w:val="WarningTok"/>
     <w:basedOn w:val="VerbatimChar"/>
     <w:rPr>
+      <w:rFonts w:eastAsia="黑体"/>
       <w:b/>
       <w:i/>
       <w:color w:val="60a0b0"/>
@@ -14779,6 +15415,7 @@
     <w:name w:val="AlertTok"/>
     <w:basedOn w:val="VerbatimChar"/>
     <w:rPr>
+      <w:rFonts w:eastAsia="黑体"/>
       <w:b/>
       <w:color w:val="ff0000"/>
     </w:rPr>
@@ -14787,6 +15424,7 @@
     <w:name w:val="ErrorTok"/>
     <w:basedOn w:val="VerbatimChar"/>
     <w:rPr>
+      <w:rFonts w:eastAsia="黑体"/>
       <w:b/>
       <w:color w:val="ff0000"/>
     </w:rPr>
@@ -14794,7 +15432,9 @@
   <w:style w:type="character" w:customStyle="1" w:styleId="NormalTok">
     <w:name w:val="NormalTok"/>
     <w:basedOn w:val="VerbatimChar"/>
-    <w:rPr/>
+    <w:rPr>
+      <w:rFonts w:eastAsia="黑体"/>
+    </w:rPr>
   </w:style>
 </w:styles>
 </file>
@@ -14843,12 +15483,12 @@
     <a:fontScheme name="Office">
       <a:majorFont>
         <a:latin typeface="Calibri"/>
-        <a:ea typeface=""/>
+        <a:ea typeface="黑体"/>
         <a:cs typeface=""/>
         <a:font script="Jpan" typeface="ＭＳ ゴシック"/>
         <a:font script="Hang" typeface="맑은 고딕"/>
-        <a:font script="Hans" typeface="宋体"/>
-        <a:font script="Hant" typeface="新細明體"/>
+        <a:font script="Hans" typeface="黑体"/>
+        <a:font script="Hant" typeface="黑体"/>
         <a:font script="Arab" typeface="Times New Roman"/>
         <a:font script="Hebr" typeface="Times New Roman"/>
         <a:font script="Thai" typeface="Angsana New"/>
@@ -14878,12 +15518,12 @@
       </a:majorFont>
       <a:minorFont>
         <a:latin typeface="Cambria"/>
-        <a:ea typeface=""/>
+        <a:ea typeface="黑体"/>
         <a:cs typeface=""/>
         <a:font script="Jpan" typeface="ＭＳ 明朝"/>
         <a:font script="Hang" typeface="맑은 고딕"/>
-        <a:font script="Hans" typeface="宋体"/>
-        <a:font script="Hant" typeface="新細明體"/>
+        <a:font script="Hans" typeface="黑体"/>
+        <a:font script="Hant" typeface="黑体"/>
         <a:font script="Arab" typeface="Arial"/>
         <a:font script="Hebr" typeface="Arial"/>
         <a:font script="Thai" typeface="Cordia New"/>

--- a/11-变流电路/02-逆变电路/推挽逆变电路/推挽逆变电路.docx
+++ b/11-变流电路/02-逆变电路/推挽逆变电路/推挽逆变电路.docx
@@ -2412,7 +2412,7 @@
           <w:color w:val="555555"/>
           <w:sz w:val="21"/>
         </w:rPr>
-        <w:t>材料收集者：杜文杰，WX手机：19519196569，QQ:3478827729</w:t>
+        <w:t>材料收集者：杜文杰，微信/手机：19519196569，QQ:3478827729</w:t>
       </w:r>
     </w:p>
     <w:sectPr>
